--- a/docs/docs/solicitud_validacion_expertos.docx
+++ b/docs/docs/solicitud_validacion_expertos.docx
@@ -2,7 +2,7 @@
 <file path=word/document.xml><?xml version="1.0" encoding="utf-8"?>
 <w:document xmlns:w="http://schemas.openxmlformats.org/wordprocessingml/2006/main" xmlns:m="http://schemas.openxmlformats.org/officeDocument/2006/math" xmlns:r="http://schemas.openxmlformats.org/officeDocument/2006/relationships" xmlns:o="urn:schemas-microsoft-com:office:office" xmlns:v="urn:schemas-microsoft-com:vml" xmlns:w10="urn:schemas-microsoft-com:office:word" xmlns:a="http://schemas.openxmlformats.org/drawingml/2006/main" xmlns:pic="http://schemas.openxmlformats.org/drawingml/2006/picture" xmlns:wp="http://schemas.openxmlformats.org/drawingml/2006/wordprocessingDrawing">
   <w:body>
-    <w:bookmarkStart w:id="28" w:name="X65f67493c61caaa123f1f8d68ab7cc02703792a"/>
+    <w:bookmarkStart w:id="32" w:name="X65f67493c61caaa123f1f8d68ab7cc02703792a"/>
     <w:p>
       <w:pPr>
         <w:pStyle w:val="Heading1"/>
@@ -6519,13 +6519,13 @@
     </w:p>
     <w:bookmarkEnd w:id="21"/>
     <w:bookmarkEnd w:id="22"/>
-    <w:bookmarkStart w:id="25" w:name="qué-esperamos-de-esta-validación"/>
+    <w:bookmarkStart w:id="26" w:name="ter.-variables-adicionales-deseables"/>
     <w:p>
       <w:pPr>
         <w:pStyle w:val="Heading2"/>
       </w:pPr>
       <w:r>
-        <w:t xml:space="preserve">4. Qué esperamos de esta validación</w:t>
+        <w:t xml:space="preserve">3.ter. Variables adicionales deseables</w:t>
       </w:r>
     </w:p>
     <w:p>
@@ -6533,6 +6533,915 @@
         <w:pStyle w:val="FirstParagraph"/>
       </w:pPr>
       <w:r>
+        <w:t xml:space="preserve">Las 45 variables anteriores son las que el modelo</w:t>
+      </w:r>
+      <w:r>
+        <w:t xml:space="preserve"> </w:t>
+      </w:r>
+      <w:r>
+        <w:rPr>
+          <w:b/>
+          <w:bCs/>
+        </w:rPr>
+        <w:t xml:space="preserve">usa hoy</w:t>
+      </w:r>
+      <w:r>
+        <w:t xml:space="preserve"> </w:t>
+      </w:r>
+      <w:r>
+        <w:t xml:space="preserve">y constituyen el mínimo necesario para</w:t>
+      </w:r>
+      <w:r>
+        <w:t xml:space="preserve"> </w:t>
+      </w:r>
+      <w:r>
+        <w:t xml:space="preserve">contrastarlo. Las que siguen</w:t>
+      </w:r>
+      <w:r>
+        <w:t xml:space="preserve"> </w:t>
+      </w:r>
+      <w:r>
+        <w:rPr>
+          <w:b/>
+          <w:bCs/>
+        </w:rPr>
+        <w:t xml:space="preserve">no están en el modelo actual</w:t>
+      </w:r>
+      <w:r>
+        <w:t xml:space="preserve"> </w:t>
+      </w:r>
+      <w:r>
+        <w:t xml:space="preserve">y se solicitan porque la literatura</w:t>
+      </w:r>
+      <w:r>
+        <w:t xml:space="preserve"> </w:t>
+      </w:r>
+      <w:r>
+        <w:t xml:space="preserve">epidemiológica las identifica como determinantes de la desnutrición crónica que la ENDES no permite</w:t>
+      </w:r>
+      <w:r>
+        <w:t xml:space="preserve"> </w:t>
+      </w:r>
+      <w:r>
+        <w:t xml:space="preserve">cubrir con suficiente completitud.</w:t>
+      </w:r>
+    </w:p>
+    <w:p>
+      <w:pPr>
+        <w:pStyle w:val="BodyText"/>
+      </w:pPr>
+      <w:r>
+        <w:t xml:space="preserve">Su inclusión es</w:t>
+      </w:r>
+      <w:r>
+        <w:t xml:space="preserve"> </w:t>
+      </w:r>
+      <w:r>
+        <w:rPr>
+          <w:b/>
+          <w:bCs/>
+        </w:rPr>
+        <w:t xml:space="preserve">opcional</w:t>
+      </w:r>
+      <w:r>
+        <w:t xml:space="preserve">: el sistema funciona sin ellas. Pero cada dimensión que el conjunto de</w:t>
+      </w:r>
+      <w:r>
+        <w:t xml:space="preserve"> </w:t>
+      </w:r>
+      <w:r>
+        <w:t xml:space="preserve">datos externo pueda aportar abre la posibilidad de una versión mejorada del modelo, y su ausencia es</w:t>
+      </w:r>
+      <w:r>
+        <w:t xml:space="preserve"> </w:t>
+      </w:r>
+      <w:r>
+        <w:t xml:space="preserve">hoy una limitación declarada del estudio.</w:t>
+      </w:r>
+    </w:p>
+    <w:p>
+      <w:pPr>
+        <w:pStyle w:val="BodyText"/>
+      </w:pPr>
+      <w:r>
+        <w:t xml:space="preserve">El marco de referencia es el</w:t>
+      </w:r>
+      <w:r>
+        <w:t xml:space="preserve"> </w:t>
+      </w:r>
+      <w:r>
+        <w:rPr>
+          <w:b/>
+          <w:bCs/>
+        </w:rPr>
+        <w:t xml:space="preserve">modelo conceptual de UNICEF</w:t>
+      </w:r>
+      <w:r>
+        <w:t xml:space="preserve"> </w:t>
+      </w:r>
+      <w:r>
+        <w:t xml:space="preserve">sobre desnutrición infantil, que ordena</w:t>
+      </w:r>
+      <w:r>
+        <w:t xml:space="preserve"> </w:t>
+      </w:r>
+      <w:r>
+        <w:t xml:space="preserve">las causas en tres niveles. El modelo actual cubre bien los niveles básico y subyacente —pobreza,</w:t>
+      </w:r>
+      <w:r>
+        <w:t xml:space="preserve"> </w:t>
+      </w:r>
+      <w:r>
+        <w:t xml:space="preserve">educación, agua y saneamiento, vivienda— pero tiene un vacío en el</w:t>
+      </w:r>
+      <w:r>
+        <w:t xml:space="preserve"> </w:t>
+      </w:r>
+      <w:r>
+        <w:rPr>
+          <w:b/>
+          <w:bCs/>
+        </w:rPr>
+        <w:t xml:space="preserve">nivel inmediato</w:t>
+      </w:r>
+      <w:r>
+        <w:t xml:space="preserve">, que es</w:t>
+      </w:r>
+      <w:r>
+        <w:t xml:space="preserve"> </w:t>
+      </w:r>
+      <w:r>
+        <w:t xml:space="preserve">precisamente donde actúa la intervención nutricional.</w:t>
+      </w:r>
+    </w:p>
+    <w:bookmarkStart w:id="23" w:name="Xa28ccaee8b3810007f607d5dc6ef3df53e6a5a3"/>
+    <w:p>
+      <w:pPr>
+        <w:pStyle w:val="Heading3"/>
+      </w:pPr>
+      <w:r>
+        <w:t xml:space="preserve">Prioridad alta — nivel inmediato (el vacío principal)</w:t>
+      </w:r>
+    </w:p>
+    <w:tbl>
+      <w:tblPr>
+        <w:tblStyle w:val="Table"/>
+        <w:tblW w:type="pct" w:w="5000"/>
+        <w:tblLayout w:type="fixed"/>
+        <w:tblLook w:firstRow="1" w:lastRow="0" w:firstColumn="0" w:lastColumn="0" w:noHBand="0" w:noVBand="0" w:val="0020"/>
+      </w:tblPr>
+      <w:tblGrid>
+        <w:gridCol w:w="2640"/>
+        <w:gridCol w:w="2640"/>
+        <w:gridCol w:w="2640"/>
+      </w:tblGrid>
+      <w:tr>
+        <w:trPr>
+          <w:tblHeader w:val="on"/>
+        </w:trPr>
+        <w:tc>
+          <w:tcPr/>
+          <w:p>
+            <w:pPr>
+              <w:pStyle w:val="Compact"/>
+            </w:pPr>
+            <w:r>
+              <w:t xml:space="preserve">Dimensión</w:t>
+            </w:r>
+          </w:p>
+        </w:tc>
+        <w:tc>
+          <w:tcPr/>
+          <w:p>
+            <w:pPr>
+              <w:pStyle w:val="Compact"/>
+            </w:pPr>
+            <w:r>
+              <w:t xml:space="preserve">Campo sugerido</w:t>
+            </w:r>
+          </w:p>
+        </w:tc>
+        <w:tc>
+          <w:tcPr/>
+          <w:p>
+            <w:pPr>
+              <w:pStyle w:val="Compact"/>
+            </w:pPr>
+            <w:r>
+              <w:t xml:space="preserve">Por qué importa</w:t>
+            </w:r>
+          </w:p>
+        </w:tc>
+      </w:tr>
+      <w:tr>
+        <w:tc>
+          <w:tcPr/>
+          <w:p>
+            <w:pPr>
+              <w:pStyle w:val="Compact"/>
+            </w:pPr>
+            <w:r>
+              <w:t xml:space="preserve">Morbilidad reciente</w:t>
+            </w:r>
+          </w:p>
+        </w:tc>
+        <w:tc>
+          <w:tcPr/>
+          <w:p>
+            <w:pPr>
+              <w:pStyle w:val="Compact"/>
+            </w:pPr>
+            <w:r>
+              <w:t xml:space="preserve">Episodios de diarrea en las últimas 2 semanas (sí/no)</w:t>
+            </w:r>
+          </w:p>
+        </w:tc>
+        <w:tc>
+          <w:tcPr/>
+          <w:p>
+            <w:pPr>
+              <w:pStyle w:val="Compact"/>
+            </w:pPr>
+            <w:r>
+              <w:t xml:space="preserve">Vía infecciosa hacia la malabsorción de nutrientes</w:t>
+            </w:r>
+          </w:p>
+        </w:tc>
+      </w:tr>
+      <w:tr>
+        <w:tc>
+          <w:tcPr/>
+          <w:p>
+            <w:pPr>
+              <w:pStyle w:val="Compact"/>
+            </w:pPr>
+            <w:r>
+              <w:t xml:space="preserve">Morbilidad reciente</w:t>
+            </w:r>
+          </w:p>
+        </w:tc>
+        <w:tc>
+          <w:tcPr/>
+          <w:p>
+            <w:pPr>
+              <w:pStyle w:val="Compact"/>
+            </w:pPr>
+            <w:r>
+              <w:t xml:space="preserve">Infección respiratoria aguda en las últimas 2 semanas (sí/no)</w:t>
+            </w:r>
+          </w:p>
+        </w:tc>
+        <w:tc>
+          <w:tcPr/>
+          <w:p>
+            <w:pPr>
+              <w:pStyle w:val="Compact"/>
+            </w:pPr>
+            <w:r>
+              <w:t xml:space="preserve">Impacto directo sobre el estado nutricional</w:t>
+            </w:r>
+          </w:p>
+        </w:tc>
+      </w:tr>
+      <w:tr>
+        <w:tc>
+          <w:tcPr/>
+          <w:p>
+            <w:pPr>
+              <w:pStyle w:val="Compact"/>
+            </w:pPr>
+            <w:r>
+              <w:t xml:space="preserve">Ingesta</w:t>
+            </w:r>
+          </w:p>
+        </w:tc>
+        <w:tc>
+          <w:tcPr/>
+          <w:p>
+            <w:pPr>
+              <w:pStyle w:val="Compact"/>
+            </w:pPr>
+            <w:r>
+              <w:t xml:space="preserve">Diversidad dietética mínima (número de grupos de alimentos en 24 h)</w:t>
+            </w:r>
+          </w:p>
+        </w:tc>
+        <w:tc>
+          <w:tcPr/>
+          <w:p>
+            <w:pPr>
+              <w:pStyle w:val="Compact"/>
+            </w:pPr>
+            <w:r>
+              <w:t xml:space="preserve">Indicador OMS de calidad de la alimentación</w:t>
+            </w:r>
+          </w:p>
+        </w:tc>
+      </w:tr>
+      <w:tr>
+        <w:tc>
+          <w:tcPr/>
+          <w:p>
+            <w:pPr>
+              <w:pStyle w:val="Compact"/>
+            </w:pPr>
+            <w:r>
+              <w:t xml:space="preserve">Ingesta</w:t>
+            </w:r>
+          </w:p>
+        </w:tc>
+        <w:tc>
+          <w:tcPr/>
+          <w:p>
+            <w:pPr>
+              <w:pStyle w:val="Compact"/>
+            </w:pPr>
+            <w:r>
+              <w:t xml:space="preserve">Frecuencia mínima de comidas según edad</w:t>
+            </w:r>
+          </w:p>
+        </w:tc>
+        <w:tc>
+          <w:tcPr/>
+          <w:p>
+            <w:pPr>
+              <w:pStyle w:val="Compact"/>
+            </w:pPr>
+            <w:r>
+              <w:t xml:space="preserve">Complemento del anterior</w:t>
+            </w:r>
+          </w:p>
+        </w:tc>
+      </w:tr>
+      <w:tr>
+        <w:tc>
+          <w:tcPr/>
+          <w:p>
+            <w:pPr>
+              <w:pStyle w:val="Compact"/>
+            </w:pPr>
+            <w:r>
+              <w:t xml:space="preserve">Suplementación</w:t>
+            </w:r>
+          </w:p>
+        </w:tc>
+        <w:tc>
+          <w:tcPr/>
+          <w:p>
+            <w:pPr>
+              <w:pStyle w:val="Compact"/>
+            </w:pPr>
+            <w:r>
+              <w:t xml:space="preserve">Recibe micronutrientes o hierro (sí/no, frecuencia)</w:t>
+            </w:r>
+          </w:p>
+        </w:tc>
+        <w:tc>
+          <w:tcPr/>
+          <w:p>
+            <w:pPr>
+              <w:pStyle w:val="Compact"/>
+            </w:pPr>
+            <w:r>
+              <w:t xml:space="preserve">Intervención directa y modificable</w:t>
+            </w:r>
+          </w:p>
+        </w:tc>
+      </w:tr>
+    </w:tbl>
+    <w:bookmarkEnd w:id="23"/>
+    <w:bookmarkStart w:id="24" w:name="Xea480f4cdf50012eed58a23ba12f3601238dacf"/>
+    <w:p>
+      <w:pPr>
+        <w:pStyle w:val="Heading3"/>
+      </w:pPr>
+      <w:r>
+        <w:t xml:space="preserve">Prioridad media — estado nutricional materno y servicios</w:t>
+      </w:r>
+    </w:p>
+    <w:tbl>
+      <w:tblPr>
+        <w:tblStyle w:val="Table"/>
+        <w:tblW w:type="pct" w:w="5000"/>
+        <w:tblLayout w:type="fixed"/>
+        <w:tblLook w:firstRow="1" w:lastRow="0" w:firstColumn="0" w:lastColumn="0" w:noHBand="0" w:noVBand="0" w:val="0020"/>
+      </w:tblPr>
+      <w:tblGrid>
+        <w:gridCol w:w="2640"/>
+        <w:gridCol w:w="2640"/>
+        <w:gridCol w:w="2640"/>
+      </w:tblGrid>
+      <w:tr>
+        <w:trPr>
+          <w:tblHeader w:val="on"/>
+        </w:trPr>
+        <w:tc>
+          <w:tcPr/>
+          <w:p>
+            <w:pPr>
+              <w:pStyle w:val="Compact"/>
+            </w:pPr>
+            <w:r>
+              <w:t xml:space="preserve">Dimensión</w:t>
+            </w:r>
+          </w:p>
+        </w:tc>
+        <w:tc>
+          <w:tcPr/>
+          <w:p>
+            <w:pPr>
+              <w:pStyle w:val="Compact"/>
+            </w:pPr>
+            <w:r>
+              <w:t xml:space="preserve">Campo sugerido</w:t>
+            </w:r>
+          </w:p>
+        </w:tc>
+        <w:tc>
+          <w:tcPr/>
+          <w:p>
+            <w:pPr>
+              <w:pStyle w:val="Compact"/>
+            </w:pPr>
+            <w:r>
+              <w:t xml:space="preserve">Por qué importa</w:t>
+            </w:r>
+          </w:p>
+        </w:tc>
+      </w:tr>
+      <w:tr>
+        <w:tc>
+          <w:tcPr/>
+          <w:p>
+            <w:pPr>
+              <w:pStyle w:val="Compact"/>
+            </w:pPr>
+            <w:r>
+              <w:t xml:space="preserve">Antropometría materna</w:t>
+            </w:r>
+          </w:p>
+        </w:tc>
+        <w:tc>
+          <w:tcPr/>
+          <w:p>
+            <w:pPr>
+              <w:pStyle w:val="Compact"/>
+            </w:pPr>
+            <w:r>
+              <w:t xml:space="preserve">Talla de la madre (cm)</w:t>
+            </w:r>
+          </w:p>
+        </w:tc>
+        <w:tc>
+          <w:tcPr/>
+          <w:p>
+            <w:pPr>
+              <w:pStyle w:val="Compact"/>
+            </w:pPr>
+            <w:r>
+              <w:t xml:space="preserve">Predictor consistente de retraso del crecimiento intergeneracional</w:t>
+            </w:r>
+          </w:p>
+        </w:tc>
+      </w:tr>
+      <w:tr>
+        <w:tc>
+          <w:tcPr/>
+          <w:p>
+            <w:pPr>
+              <w:pStyle w:val="Compact"/>
+            </w:pPr>
+            <w:r>
+              <w:t xml:space="preserve">Antropometría materna</w:t>
+            </w:r>
+          </w:p>
+        </w:tc>
+        <w:tc>
+          <w:tcPr/>
+          <w:p>
+            <w:pPr>
+              <w:pStyle w:val="Compact"/>
+            </w:pPr>
+            <w:r>
+              <w:t xml:space="preserve">Peso / IMC de la madre</w:t>
+            </w:r>
+          </w:p>
+        </w:tc>
+        <w:tc>
+          <w:tcPr/>
+          <w:p>
+            <w:pPr>
+              <w:pStyle w:val="Compact"/>
+            </w:pPr>
+            <w:r>
+              <w:t xml:space="preserve">Estado nutricional del hogar</w:t>
+            </w:r>
+          </w:p>
+        </w:tc>
+      </w:tr>
+      <w:tr>
+        <w:tc>
+          <w:tcPr/>
+          <w:p>
+            <w:pPr>
+              <w:pStyle w:val="Compact"/>
+            </w:pPr>
+            <w:r>
+              <w:t xml:space="preserve">Servicios de salud</w:t>
+            </w:r>
+          </w:p>
+        </w:tc>
+        <w:tc>
+          <w:tcPr/>
+          <w:p>
+            <w:pPr>
+              <w:pStyle w:val="Compact"/>
+            </w:pPr>
+            <w:r>
+              <w:t xml:space="preserve">Controles CRED al día (sí/no, número)</w:t>
+            </w:r>
+          </w:p>
+        </w:tc>
+        <w:tc>
+          <w:tcPr/>
+          <w:p>
+            <w:pPr>
+              <w:pStyle w:val="Compact"/>
+            </w:pPr>
+            <w:r>
+              <w:t xml:space="preserve">Seguimiento del crecimiento en el sistema peruano</w:t>
+            </w:r>
+          </w:p>
+        </w:tc>
+      </w:tr>
+      <w:tr>
+        <w:tc>
+          <w:tcPr/>
+          <w:p>
+            <w:pPr>
+              <w:pStyle w:val="Compact"/>
+            </w:pPr>
+            <w:r>
+              <w:t xml:space="preserve">Servicios de salud</w:t>
+            </w:r>
+          </w:p>
+        </w:tc>
+        <w:tc>
+          <w:tcPr/>
+          <w:p>
+            <w:pPr>
+              <w:pStyle w:val="Compact"/>
+            </w:pPr>
+            <w:r>
+              <w:t xml:space="preserve">Esquema de vacunación completo para la edad (sí/no)</w:t>
+            </w:r>
+          </w:p>
+        </w:tc>
+        <w:tc>
+          <w:tcPr/>
+          <w:p>
+            <w:pPr>
+              <w:pStyle w:val="Compact"/>
+            </w:pPr>
+            <w:r>
+              <w:rPr>
+                <w:i/>
+                <w:iCs/>
+              </w:rPr>
+              <w:t xml:space="preserve">Proxy</w:t>
+            </w:r>
+            <w:r>
+              <w:t xml:space="preserve"> </w:t>
+            </w:r>
+            <w:r>
+              <w:t xml:space="preserve">de acceso efectivo a servicios</w:t>
+            </w:r>
+          </w:p>
+        </w:tc>
+      </w:tr>
+    </w:tbl>
+    <w:bookmarkEnd w:id="24"/>
+    <w:bookmarkStart w:id="25" w:name="prioridad-media-contexto-social"/>
+    <w:p>
+      <w:pPr>
+        <w:pStyle w:val="Heading3"/>
+      </w:pPr>
+      <w:r>
+        <w:t xml:space="preserve">Prioridad media — contexto social</w:t>
+      </w:r>
+    </w:p>
+    <w:tbl>
+      <w:tblPr>
+        <w:tblStyle w:val="Table"/>
+        <w:tblW w:type="pct" w:w="5000"/>
+        <w:tblLayout w:type="fixed"/>
+        <w:tblLook w:firstRow="1" w:lastRow="0" w:firstColumn="0" w:lastColumn="0" w:noHBand="0" w:noVBand="0" w:val="0020"/>
+      </w:tblPr>
+      <w:tblGrid>
+        <w:gridCol w:w="2640"/>
+        <w:gridCol w:w="2640"/>
+        <w:gridCol w:w="2640"/>
+      </w:tblGrid>
+      <w:tr>
+        <w:trPr>
+          <w:tblHeader w:val="on"/>
+        </w:trPr>
+        <w:tc>
+          <w:tcPr/>
+          <w:p>
+            <w:pPr>
+              <w:pStyle w:val="Compact"/>
+            </w:pPr>
+            <w:r>
+              <w:t xml:space="preserve">Dimensión</w:t>
+            </w:r>
+          </w:p>
+        </w:tc>
+        <w:tc>
+          <w:tcPr/>
+          <w:p>
+            <w:pPr>
+              <w:pStyle w:val="Compact"/>
+            </w:pPr>
+            <w:r>
+              <w:t xml:space="preserve">Campo sugerido</w:t>
+            </w:r>
+          </w:p>
+        </w:tc>
+        <w:tc>
+          <w:tcPr/>
+          <w:p>
+            <w:pPr>
+              <w:pStyle w:val="Compact"/>
+            </w:pPr>
+            <w:r>
+              <w:t xml:space="preserve">Por qué importa</w:t>
+            </w:r>
+          </w:p>
+        </w:tc>
+      </w:tr>
+      <w:tr>
+        <w:tc>
+          <w:tcPr/>
+          <w:p>
+            <w:pPr>
+              <w:pStyle w:val="Compact"/>
+            </w:pPr>
+            <w:r>
+              <w:t xml:space="preserve">Etnicidad</w:t>
+            </w:r>
+          </w:p>
+        </w:tc>
+        <w:tc>
+          <w:tcPr/>
+          <w:p>
+            <w:pPr>
+              <w:pStyle w:val="Compact"/>
+            </w:pPr>
+            <w:r>
+              <w:t xml:space="preserve">Lengua materna de la madre</w:t>
+            </w:r>
+          </w:p>
+        </w:tc>
+        <w:tc>
+          <w:tcPr/>
+          <w:p>
+            <w:pPr>
+              <w:pStyle w:val="Compact"/>
+            </w:pPr>
+            <w:r>
+              <w:t xml:space="preserve">Marcador de exclusión estructural especialmente relevante en el Perú</w:t>
+            </w:r>
+          </w:p>
+        </w:tc>
+      </w:tr>
+      <w:tr>
+        <w:tc>
+          <w:tcPr/>
+          <w:p>
+            <w:pPr>
+              <w:pStyle w:val="Compact"/>
+            </w:pPr>
+            <w:r>
+              <w:t xml:space="preserve">Seguridad alimentaria</w:t>
+            </w:r>
+          </w:p>
+        </w:tc>
+        <w:tc>
+          <w:tcPr/>
+          <w:p>
+            <w:pPr>
+              <w:pStyle w:val="Compact"/>
+            </w:pPr>
+            <w:r>
+              <w:t xml:space="preserve">Escala de inseguridad alimentaria del hogar (ELCSA o similar)</w:t>
+            </w:r>
+          </w:p>
+        </w:tc>
+        <w:tc>
+          <w:tcPr/>
+          <w:p>
+            <w:pPr>
+              <w:pStyle w:val="Compact"/>
+            </w:pPr>
+            <w:r>
+              <w:t xml:space="preserve">Acceso efectivo a alimentos, no solo capacidad económica</w:t>
+            </w:r>
+          </w:p>
+        </w:tc>
+      </w:tr>
+      <w:tr>
+        <w:tc>
+          <w:tcPr/>
+          <w:p>
+            <w:pPr>
+              <w:pStyle w:val="Compact"/>
+            </w:pPr>
+            <w:r>
+              <w:t xml:space="preserve">Cuidado</w:t>
+            </w:r>
+          </w:p>
+        </w:tc>
+        <w:tc>
+          <w:tcPr/>
+          <w:p>
+            <w:pPr>
+              <w:pStyle w:val="Compact"/>
+            </w:pPr>
+            <w:r>
+              <w:t xml:space="preserve">Situación laboral de la madre / cuidador principal</w:t>
+            </w:r>
+          </w:p>
+        </w:tc>
+        <w:tc>
+          <w:tcPr/>
+          <w:p>
+            <w:pPr>
+              <w:pStyle w:val="Compact"/>
+            </w:pPr>
+            <w:r>
+              <w:t xml:space="preserve">Tiempo disponible para prácticas de cuidado</w:t>
+            </w:r>
+          </w:p>
+        </w:tc>
+      </w:tr>
+      <w:tr>
+        <w:tc>
+          <w:tcPr/>
+          <w:p>
+            <w:pPr>
+              <w:pStyle w:val="Compact"/>
+            </w:pPr>
+            <w:r>
+              <w:t xml:space="preserve">Programas sociales</w:t>
+            </w:r>
+          </w:p>
+        </w:tc>
+        <w:tc>
+          <w:tcPr/>
+          <w:p>
+            <w:pPr>
+              <w:pStyle w:val="Compact"/>
+            </w:pPr>
+            <w:r>
+              <w:t xml:space="preserve">Beneficiario de Juntos, Cuna Más, Qali Warma (sí/no)</w:t>
+            </w:r>
+          </w:p>
+        </w:tc>
+        <w:tc>
+          <w:tcPr/>
+          <w:p>
+            <w:pPr>
+              <w:pStyle w:val="Compact"/>
+            </w:pPr>
+            <w:r>
+              <w:t xml:space="preserve">Permite evaluar cobertura frente a necesidad</w:t>
+            </w:r>
+          </w:p>
+        </w:tc>
+      </w:tr>
+    </w:tbl>
+    <w:p>
+      <w:pPr>
+        <w:pStyle w:val="BlockText"/>
+      </w:pPr>
+      <w:r>
+        <w:rPr>
+          <w:b/>
+          <w:bCs/>
+        </w:rPr>
+        <w:t xml:space="preserve">Sobre el formato.</w:t>
+      </w:r>
+      <w:r>
+        <w:t xml:space="preserve"> </w:t>
+      </w:r>
+      <w:r>
+        <w:t xml:space="preserve">Estas variables no requieren la codificación estricta de la sección 3.bis, ya</w:t>
+      </w:r>
+      <w:r>
+        <w:t xml:space="preserve"> </w:t>
+      </w:r>
+      <w:r>
+        <w:t xml:space="preserve">que aún no forman parte del modelo. Basta con entregarlas tal como estén registradas, acompañadas de</w:t>
+      </w:r>
+      <w:r>
+        <w:t xml:space="preserve"> </w:t>
+      </w:r>
+      <w:r>
+        <w:t xml:space="preserve">su diccionario de valores. El equipo se encarga de homologarlas.</w:t>
+      </w:r>
+    </w:p>
+    <w:p>
+      <w:pPr>
+        <w:pStyle w:val="BlockText"/>
+      </w:pPr>
+      <w:r>
+        <w:rPr>
+          <w:b/>
+          <w:bCs/>
+        </w:rPr>
+        <w:t xml:space="preserve">Una aclaración necesaria.</w:t>
+      </w:r>
+      <w:r>
+        <w:t xml:space="preserve"> </w:t>
+      </w:r>
+      <w:r>
+        <w:t xml:space="preserve">Las variables de morbilidad reciente (diarrea, IRA) son causas</w:t>
+      </w:r>
+      <w:r>
+        <w:t xml:space="preserve"> </w:t>
+      </w:r>
+      <w:r>
+        <w:t xml:space="preserve">inmediatas, pero también son</w:t>
+      </w:r>
+      <w:r>
+        <w:t xml:space="preserve"> </w:t>
+      </w:r>
+      <w:r>
+        <w:rPr>
+          <w:i/>
+          <w:iCs/>
+        </w:rPr>
+        <w:t xml:space="preserve">concurrentes</w:t>
+      </w:r>
+      <w:r>
+        <w:t xml:space="preserve"> </w:t>
+      </w:r>
+      <w:r>
+        <w:t xml:space="preserve">con el desenlace: si un agente de salud ya sabe que el</w:t>
+      </w:r>
+      <w:r>
+        <w:t xml:space="preserve"> </w:t>
+      </w:r>
+      <w:r>
+        <w:t xml:space="preserve">niño tuvo diarrea, es porque hubo contacto previo con el sistema. Por eso se solicitan para</w:t>
+      </w:r>
+      <w:r>
+        <w:t xml:space="preserve"> </w:t>
+      </w:r>
+      <w:r>
+        <w:rPr>
+          <w:b/>
+          <w:bCs/>
+        </w:rPr>
+        <w:t xml:space="preserve">análisis explicativo</w:t>
+      </w:r>
+      <w:r>
+        <w:t xml:space="preserve"> </w:t>
+      </w:r>
+      <w:r>
+        <w:t xml:space="preserve">y para una eventual versión del modelo orientada a seguimiento, no</w:t>
+      </w:r>
+      <w:r>
+        <w:t xml:space="preserve"> </w:t>
+      </w:r>
+      <w:r>
+        <w:t xml:space="preserve">necesariamente para el triaje anticipado, cuyo valor reside justamente en operar sin visita previa.</w:t>
+      </w:r>
+    </w:p>
+    <w:p>
+      <w:r>
+        <w:pict>
+          <v:rect style="width:0;height:1.5pt" o:hralign="center" o:hrstd="t" o:hr="t"/>
+        </w:pict>
+      </w:r>
+    </w:p>
+    <w:bookmarkEnd w:id="25"/>
+    <w:bookmarkEnd w:id="26"/>
+    <w:bookmarkStart w:id="29" w:name="qué-esperamos-de-esta-validación"/>
+    <w:p>
+      <w:pPr>
+        <w:pStyle w:val="Heading2"/>
+      </w:pPr>
+      <w:r>
+        <w:t xml:space="preserve">4. Qué esperamos de esta validación</w:t>
+      </w:r>
+    </w:p>
+    <w:p>
+      <w:pPr>
+        <w:pStyle w:val="FirstParagraph"/>
+      </w:pPr>
+      <w:r>
         <w:t xml:space="preserve">Solicitamos la participación de</w:t>
       </w:r>
       <w:r>
@@ -6574,7 +7483,7 @@
         <w:t xml:space="preserve">dos procesos complementarios:</w:t>
       </w:r>
     </w:p>
-    <w:bookmarkStart w:id="23" w:name="pertinencia"/>
+    <w:bookmarkStart w:id="27" w:name="pertinencia"/>
     <w:p>
       <w:pPr>
         <w:pStyle w:val="Heading3"/>
@@ -6649,8 +7558,8 @@
         <w:t xml:space="preserve">demostración y registra la sesión.</w:t>
       </w:r>
     </w:p>
-    <w:bookmarkEnd w:id="23"/>
-    <w:bookmarkStart w:id="24" w:name="replicabilidad"/>
+    <w:bookmarkEnd w:id="27"/>
+    <w:bookmarkStart w:id="28" w:name="replicabilidad"/>
     <w:p>
       <w:pPr>
         <w:pStyle w:val="Heading3"/>
@@ -6738,9 +7647,9 @@
         </w:pict>
       </w:r>
     </w:p>
-    <w:bookmarkEnd w:id="24"/>
-    <w:bookmarkEnd w:id="25"/>
-    <w:bookmarkStart w:id="26" w:name="consideraciones-éticas"/>
+    <w:bookmarkEnd w:id="28"/>
+    <w:bookmarkEnd w:id="29"/>
+    <w:bookmarkStart w:id="30" w:name="consideraciones-éticas"/>
     <w:p>
       <w:pPr>
         <w:pStyle w:val="Heading2"/>
@@ -6812,8 +7721,8 @@
         </w:pict>
       </w:r>
     </w:p>
-    <w:bookmarkEnd w:id="26"/>
-    <w:bookmarkStart w:id="27" w:name="X391304481d104eba4e8178b9fcdf0d8c3b107bd"/>
+    <w:bookmarkEnd w:id="30"/>
+    <w:bookmarkStart w:id="31" w:name="X391304481d104eba4e8178b9fcdf0d8c3b107bd"/>
     <w:p>
       <w:pPr>
         <w:pStyle w:val="Heading2"/>
@@ -6861,8 +7770,8 @@
         <w:t xml:space="preserve">Contacto: equipo de investigación — EP Ingeniería de Sistemas, Universidad Peruana Unión.</w:t>
       </w:r>
     </w:p>
-    <w:bookmarkEnd w:id="27"/>
-    <w:bookmarkEnd w:id="28"/>
+    <w:bookmarkEnd w:id="31"/>
+    <w:bookmarkEnd w:id="32"/>
     <w:sectPr>
       <w:footnotePr>
         <w:numRestart w:val="eachSect"/>

--- a/docs/docs/solicitud_validacion_expertos.docx
+++ b/docs/docs/solicitud_validacion_expertos.docx
@@ -4743,18 +4743,18 @@
               <w:pStyle w:val="Compact"/>
             </w:pPr>
             <w:r>
-              <w:t xml:space="preserve">0, 7, 15, 30, 994, 995</w:t>
-            </w:r>
-          </w:p>
-        </w:tc>
-        <w:tc>
-          <w:tcPr/>
-          <w:p>
-            <w:pPr>
-              <w:pStyle w:val="Compact"/>
-            </w:pPr>
-            <w:r>
-              <w:t xml:space="preserve">prueba de yodo en sal</w:t>
+              <w:t xml:space="preserve">0, 7, 15, 30</w:t>
+            </w:r>
+          </w:p>
+        </w:tc>
+        <w:tc>
+          <w:tcPr/>
+          <w:p>
+            <w:pPr>
+              <w:pStyle w:val="Compact"/>
+            </w:pPr>
+            <w:r>
+              <w:t xml:space="preserve">yodo en sal (ppm por colorimetría)</w:t>
             </w:r>
           </w:p>
         </w:tc>
@@ -6408,21 +6408,6 @@
           <w:bCs/>
         </w:rPr>
         <w:t xml:space="preserve">Códigos especiales en campos numéricos.</w:t>
-      </w:r>
-      <w:r>
-        <w:t xml:space="preserve"> </w:t>
-      </w:r>
-      <w:r>
-        <w:rPr>
-          <w:rStyle w:val="VerbatimChar"/>
-        </w:rPr>
-        <w:t xml:space="preserve">HV234</w:t>
-      </w:r>
-      <w:r>
-        <w:t xml:space="preserve"> </w:t>
-      </w:r>
-      <w:r>
-        <w:t xml:space="preserve">(994, 995),</w:t>
       </w:r>
       <w:r>
         <w:t xml:space="preserve"> </w:t>

--- a/docs/docs/solicitud_validacion_expertos.docx
+++ b/docs/docs/solicitud_validacion_expertos.docx
@@ -2480,10 +2480,10 @@
           <w:i/>
           <w:iCs/>
         </w:rPr>
-        <w:t xml:space="preserve">Categórica</w:t>
-      </w:r>
-      <w:r>
-        <w:t xml:space="preserve">: texto, exactamente uno de los valores listados (sensible a mayúsculas y tildes).</w:t>
+        <w:t xml:space="preserve">Categórica nominal</w:t>
+      </w:r>
+      <w:r>
+        <w:t xml:space="preserve">: texto, exactamente uno de los valores listados. No hay orden entre ellos.</w:t>
       </w:r>
       <w:r>
         <w:t xml:space="preserve"> </w:t>
@@ -2499,10 +2499,75 @@
           <w:i/>
           <w:iCs/>
         </w:rPr>
-        <w:t xml:space="preserve">Código</w:t>
-      </w:r>
-      <w:r>
-        <w:t xml:space="preserve">: número entero que representa una categoría,</w:t>
+        <w:t xml:space="preserve">Categórica ordinal</w:t>
+      </w:r>
+      <w:r>
+        <w:t xml:space="preserve">: texto, con orden implícito (de mayor a menor, según se lista).</w:t>
+      </w:r>
+      <w:r>
+        <w:t xml:space="preserve"> </w:t>
+      </w:r>
+      <w:r>
+        <w:t xml:space="preserve">-</w:t>
+      </w:r>
+      <w:r>
+        <w:t xml:space="preserve"> </w:t>
+      </w:r>
+      <w:r>
+        <w:rPr>
+          <w:i/>
+          <w:iCs/>
+        </w:rPr>
+        <w:t xml:space="preserve">Binaria</w:t>
+      </w:r>
+      <w:r>
+        <w:t xml:space="preserve">: texto,</w:t>
+      </w:r>
+      <w:r>
+        <w:t xml:space="preserve"> </w:t>
+      </w:r>
+      <w:r>
+        <w:rPr>
+          <w:rStyle w:val="VerbatimChar"/>
+        </w:rPr>
+        <w:t xml:space="preserve">Sí</w:t>
+      </w:r>
+      <w:r>
+        <w:t xml:space="preserve"> </w:t>
+      </w:r>
+      <w:r>
+        <w:t xml:space="preserve">o</w:t>
+      </w:r>
+      <w:r>
+        <w:t xml:space="preserve"> </w:t>
+      </w:r>
+      <w:r>
+        <w:rPr>
+          <w:rStyle w:val="VerbatimChar"/>
+        </w:rPr>
+        <w:t xml:space="preserve">No</w:t>
+      </w:r>
+      <w:r>
+        <w:t xml:space="preserve">.</w:t>
+      </w:r>
+      <w:r>
+        <w:t xml:space="preserve"> </w:t>
+      </w:r>
+      <w:r>
+        <w:t xml:space="preserve">-</w:t>
+      </w:r>
+      <w:r>
+        <w:t xml:space="preserve"> </w:t>
+      </w:r>
+      <w:r>
+        <w:rPr>
+          <w:i/>
+          <w:iCs/>
+        </w:rPr>
+        <w:t xml:space="preserve">Numérica</w:t>
+      </w:r>
+      <w:r>
+        <w:t xml:space="preserve">: magnitud real, en la unidad indicada. Aquí el número</w:t>
       </w:r>
       <w:r>
         <w:t xml:space="preserve"> </w:t>
@@ -2512,29 +2577,13 @@
           <w:b/>
           <w:bCs/>
         </w:rPr>
-        <w:t xml:space="preserve">no una cantidad</w:t>
-      </w:r>
-      <w:r>
-        <w:t xml:space="preserve">.</w:t>
-      </w:r>
-      <w:r>
-        <w:t xml:space="preserve"> </w:t>
-      </w:r>
-      <w:r>
-        <w:t xml:space="preserve">-</w:t>
-      </w:r>
-      <w:r>
-        <w:t xml:space="preserve"> </w:t>
-      </w:r>
-      <w:r>
-        <w:rPr>
-          <w:i/>
-          <w:iCs/>
-        </w:rPr>
-        <w:t xml:space="preserve">Numérica</w:t>
-      </w:r>
-      <w:r>
-        <w:t xml:space="preserve">: magnitud continua o discreta, en la unidad indicada.</w:t>
+        <w:t xml:space="preserve">sí</w:t>
+      </w:r>
+      <w:r>
+        <w:t xml:space="preserve"> </w:t>
+      </w:r>
+      <w:r>
+        <w:t xml:space="preserve">representa una cantidad.</w:t>
       </w:r>
       <w:r>
         <w:t xml:space="preserve"> </w:t>
@@ -2569,6 +2618,87 @@
       </w:r>
       <w:r>
         <w:t xml:space="preserve">valores faltantes de forma nativa y cada variable tolera el porcentaje de vacíos que se indica.</w:t>
+      </w:r>
+    </w:p>
+    <w:p>
+      <w:pPr>
+        <w:pStyle w:val="BodyText"/>
+      </w:pPr>
+      <w:r>
+        <w:t xml:space="preserve">Las categorías se entregan</w:t>
+      </w:r>
+      <w:r>
+        <w:t xml:space="preserve"> </w:t>
+      </w:r>
+      <w:r>
+        <w:rPr>
+          <w:b/>
+          <w:bCs/>
+        </w:rPr>
+        <w:t xml:space="preserve">en texto, no en código numérico</w:t>
+      </w:r>
+      <w:r>
+        <w:t xml:space="preserve">. El</w:t>
+      </w:r>
+      <w:r>
+        <w:t xml:space="preserve"> </w:t>
+      </w:r>
+      <w:r>
+        <w:rPr>
+          <w:rStyle w:val="VerbatimChar"/>
+        </w:rPr>
+        <w:t xml:space="preserve">1</w:t>
+      </w:r>
+      <w:r>
+        <w:t xml:space="preserve"> </w:t>
+      </w:r>
+      <w:r>
+        <w:t xml:space="preserve">de una variable nominal no es</w:t>
+      </w:r>
+      <w:r>
+        <w:t xml:space="preserve"> </w:t>
+      </w:r>
+      <w:r>
+        <w:t xml:space="preserve">una cantidad sino una etiqueta arbitraria, y su significado cambia entre ediciones de la encuesta: es</w:t>
+      </w:r>
+      <w:r>
+        <w:t xml:space="preserve"> </w:t>
+      </w:r>
+      <w:r>
+        <w:t xml:space="preserve">preferible escribir</w:t>
+      </w:r>
+      <w:r>
+        <w:t xml:space="preserve"> </w:t>
+      </w:r>
+      <w:r>
+        <w:rPr>
+          <w:rStyle w:val="VerbatimChar"/>
+        </w:rPr>
+        <w:t xml:space="preserve">Electricidad</w:t>
+      </w:r>
+      <w:r>
+        <w:t xml:space="preserve"> </w:t>
+      </w:r>
+      <w:r>
+        <w:t xml:space="preserve">antes que</w:t>
+      </w:r>
+      <w:r>
+        <w:t xml:space="preserve"> </w:t>
+      </w:r>
+      <w:r>
+        <w:rPr>
+          <w:rStyle w:val="VerbatimChar"/>
+        </w:rPr>
+        <w:t xml:space="preserve">1</w:t>
+      </w:r>
+      <w:r>
+        <w:t xml:space="preserve">. Si el sistema de origen almacena códigos, basta con</w:t>
+      </w:r>
+      <w:r>
+        <w:t xml:space="preserve"> </w:t>
+      </w:r>
+      <w:r>
+        <w:t xml:space="preserve">adjuntar su diccionario de valores.</w:t>
       </w:r>
     </w:p>
     <w:bookmarkStart w:id="17" w:name="niño"/>
@@ -2578,353 +2708,6 @@
       </w:pPr>
       <w:r>
         <w:t xml:space="preserve">Niño</w:t>
-      </w:r>
-    </w:p>
-    <w:tbl>
-      <w:tblPr>
-        <w:tblStyle w:val="Table"/>
-        <w:tblW w:type="auto" w:w="0"/>
-        <w:tblLook w:firstRow="1" w:lastRow="0" w:firstColumn="0" w:lastColumn="0" w:noHBand="0" w:noVBand="0" w:val="0020"/>
-      </w:tblPr>
-      <w:tblGrid>
-        <w:gridCol w:w="1584"/>
-        <w:gridCol w:w="1584"/>
-        <w:gridCol w:w="1584"/>
-        <w:gridCol w:w="1584"/>
-        <w:gridCol w:w="1584"/>
-      </w:tblGrid>
-      <w:tr>
-        <w:trPr>
-          <w:tblHeader w:val="on"/>
-        </w:trPr>
-        <w:tc>
-          <w:tcPr/>
-          <w:p>
-            <w:pPr>
-              <w:pStyle w:val="Compact"/>
-            </w:pPr>
-            <w:r>
-              <w:t xml:space="preserve">Código</w:t>
-            </w:r>
-          </w:p>
-        </w:tc>
-        <w:tc>
-          <w:tcPr/>
-          <w:p>
-            <w:pPr>
-              <w:pStyle w:val="Compact"/>
-            </w:pPr>
-            <w:r>
-              <w:t xml:space="preserve">Tipo</w:t>
-            </w:r>
-          </w:p>
-        </w:tc>
-        <w:tc>
-          <w:tcPr/>
-          <w:p>
-            <w:pPr>
-              <w:pStyle w:val="Compact"/>
-            </w:pPr>
-            <w:r>
-              <w:t xml:space="preserve">Valores admitidos</w:t>
-            </w:r>
-          </w:p>
-        </w:tc>
-        <w:tc>
-          <w:tcPr/>
-          <w:p>
-            <w:pPr>
-              <w:pStyle w:val="Compact"/>
-            </w:pPr>
-            <w:r>
-              <w:t xml:space="preserve">Unidad</w:t>
-            </w:r>
-          </w:p>
-        </w:tc>
-        <w:tc>
-          <w:tcPr/>
-          <w:p>
-            <w:pPr>
-              <w:pStyle w:val="Compact"/>
-              <w:jc w:val="right"/>
-            </w:pPr>
-            <w:r>
-              <w:t xml:space="preserve">% nulos tolerado</w:t>
-            </w:r>
-          </w:p>
-        </w:tc>
-      </w:tr>
-      <w:tr>
-        <w:tc>
-          <w:tcPr/>
-          <w:p>
-            <w:pPr>
-              <w:pStyle w:val="Compact"/>
-            </w:pPr>
-            <w:r>
-              <w:rPr>
-                <w:rStyle w:val="VerbatimChar"/>
-              </w:rPr>
-              <w:t xml:space="preserve">HC1</w:t>
-            </w:r>
-          </w:p>
-        </w:tc>
-        <w:tc>
-          <w:tcPr/>
-          <w:p>
-            <w:pPr>
-              <w:pStyle w:val="Compact"/>
-            </w:pPr>
-            <w:r>
-              <w:t xml:space="preserve">Numérica</w:t>
-            </w:r>
-          </w:p>
-        </w:tc>
-        <w:tc>
-          <w:tcPr/>
-          <w:p>
-            <w:pPr>
-              <w:pStyle w:val="Compact"/>
-            </w:pPr>
-            <w:r>
-              <w:t xml:space="preserve">0 – 59</w:t>
-            </w:r>
-          </w:p>
-        </w:tc>
-        <w:tc>
-          <w:tcPr/>
-          <w:p>
-            <w:pPr>
-              <w:pStyle w:val="Compact"/>
-            </w:pPr>
-            <w:r>
-              <w:t xml:space="preserve">meses</w:t>
-            </w:r>
-          </w:p>
-        </w:tc>
-        <w:tc>
-          <w:tcPr/>
-          <w:p>
-            <w:pPr>
-              <w:pStyle w:val="Compact"/>
-              <w:jc w:val="right"/>
-            </w:pPr>
-            <w:r>
-              <w:t xml:space="preserve">0.0</w:t>
-            </w:r>
-          </w:p>
-        </w:tc>
-      </w:tr>
-      <w:tr>
-        <w:tc>
-          <w:tcPr/>
-          <w:p>
-            <w:pPr>
-              <w:pStyle w:val="Compact"/>
-            </w:pPr>
-            <w:r>
-              <w:rPr>
-                <w:rStyle w:val="VerbatimChar"/>
-              </w:rPr>
-              <w:t xml:space="preserve">HC27</w:t>
-            </w:r>
-          </w:p>
-        </w:tc>
-        <w:tc>
-          <w:tcPr/>
-          <w:p>
-            <w:pPr>
-              <w:pStyle w:val="Compact"/>
-            </w:pPr>
-            <w:r>
-              <w:t xml:space="preserve">Categórica</w:t>
-            </w:r>
-          </w:p>
-        </w:tc>
-        <w:tc>
-          <w:tcPr/>
-          <w:p>
-            <w:pPr>
-              <w:pStyle w:val="Compact"/>
-            </w:pPr>
-            <w:r>
-              <w:rPr>
-                <w:rStyle w:val="VerbatimChar"/>
-              </w:rPr>
-              <w:t xml:space="preserve">Hombre</w:t>
-            </w:r>
-            <w:r>
-              <w:t xml:space="preserve"> </w:t>
-            </w:r>
-            <w:r>
-              <w:t xml:space="preserve">/</w:t>
-            </w:r>
-            <w:r>
-              <w:t xml:space="preserve"> </w:t>
-            </w:r>
-            <w:r>
-              <w:rPr>
-                <w:rStyle w:val="VerbatimChar"/>
-              </w:rPr>
-              <w:t xml:space="preserve">Mujer</w:t>
-            </w:r>
-          </w:p>
-        </w:tc>
-        <w:tc>
-          <w:tcPr/>
-          <w:p>
-            <w:pPr>
-              <w:pStyle w:val="Compact"/>
-            </w:pPr>
-            <w:r>
-              <w:t xml:space="preserve">—</w:t>
-            </w:r>
-          </w:p>
-        </w:tc>
-        <w:tc>
-          <w:tcPr/>
-          <w:p>
-            <w:pPr>
-              <w:pStyle w:val="Compact"/>
-              <w:jc w:val="right"/>
-            </w:pPr>
-            <w:r>
-              <w:t xml:space="preserve">0.0</w:t>
-            </w:r>
-          </w:p>
-        </w:tc>
-      </w:tr>
-      <w:tr>
-        <w:tc>
-          <w:tcPr/>
-          <w:p>
-            <w:pPr>
-              <w:pStyle w:val="Compact"/>
-            </w:pPr>
-            <w:r>
-              <w:rPr>
-                <w:rStyle w:val="VerbatimChar"/>
-              </w:rPr>
-              <w:t xml:space="preserve">HC56</w:t>
-            </w:r>
-          </w:p>
-        </w:tc>
-        <w:tc>
-          <w:tcPr/>
-          <w:p>
-            <w:pPr>
-              <w:pStyle w:val="Compact"/>
-            </w:pPr>
-            <w:r>
-              <w:t xml:space="preserve">Numérica</w:t>
-            </w:r>
-          </w:p>
-        </w:tc>
-        <w:tc>
-          <w:tcPr/>
-          <w:p>
-            <w:pPr>
-              <w:pStyle w:val="Compact"/>
-            </w:pPr>
-            <w:r>
-              <w:t xml:space="preserve">4 – 20 (hemoglobina ajustada)</w:t>
-            </w:r>
-          </w:p>
-        </w:tc>
-        <w:tc>
-          <w:tcPr/>
-          <w:p>
-            <w:pPr>
-              <w:pStyle w:val="Compact"/>
-            </w:pPr>
-            <w:r>
-              <w:t xml:space="preserve">g/dL</w:t>
-            </w:r>
-          </w:p>
-        </w:tc>
-        <w:tc>
-          <w:tcPr/>
-          <w:p>
-            <w:pPr>
-              <w:pStyle w:val="Compact"/>
-              <w:jc w:val="right"/>
-            </w:pPr>
-            <w:r>
-              <w:t xml:space="preserve">9.6</w:t>
-            </w:r>
-          </w:p>
-        </w:tc>
-      </w:tr>
-      <w:tr>
-        <w:tc>
-          <w:tcPr/>
-          <w:p>
-            <w:pPr>
-              <w:pStyle w:val="Compact"/>
-            </w:pPr>
-            <w:r>
-              <w:rPr>
-                <w:rStyle w:val="VerbatimChar"/>
-              </w:rPr>
-              <w:t xml:space="preserve">HC63</w:t>
-            </w:r>
-          </w:p>
-        </w:tc>
-        <w:tc>
-          <w:tcPr/>
-          <w:p>
-            <w:pPr>
-              <w:pStyle w:val="Compact"/>
-            </w:pPr>
-            <w:r>
-              <w:t xml:space="preserve">Numérica</w:t>
-            </w:r>
-          </w:p>
-        </w:tc>
-        <w:tc>
-          <w:tcPr/>
-          <w:p>
-            <w:pPr>
-              <w:pStyle w:val="Compact"/>
-            </w:pPr>
-            <w:r>
-              <w:t xml:space="preserve">7 – 388</w:t>
-            </w:r>
-          </w:p>
-        </w:tc>
-        <w:tc>
-          <w:tcPr/>
-          <w:p>
-            <w:pPr>
-              <w:pStyle w:val="Compact"/>
-            </w:pPr>
-            <w:r>
-              <w:t xml:space="preserve">meses desde el parto anterior</w:t>
-            </w:r>
-          </w:p>
-        </w:tc>
-        <w:tc>
-          <w:tcPr/>
-          <w:p>
-            <w:pPr>
-              <w:pStyle w:val="Compact"/>
-              <w:jc w:val="right"/>
-            </w:pPr>
-            <w:r>
-              <w:t xml:space="preserve">36.3</w:t>
-            </w:r>
-          </w:p>
-        </w:tc>
-      </w:tr>
-    </w:tbl>
-    <w:bookmarkEnd w:id="17"/>
-    <w:bookmarkStart w:id="18" w:name="salud-materna-embarazo-y-lactancia"/>
-    <w:p>
-      <w:pPr>
-        <w:pStyle w:val="Heading3"/>
-      </w:pPr>
-      <w:r>
-        <w:t xml:space="preserve">Salud materna, embarazo y lactancia</w:t>
       </w:r>
     </w:p>
     <w:tbl>
@@ -3013,40 +2796,40 @@
               <w:rPr>
                 <w:rStyle w:val="VerbatimChar"/>
               </w:rPr>
-              <w:t xml:space="preserve">M13</w:t>
-            </w:r>
-          </w:p>
-        </w:tc>
-        <w:tc>
-          <w:tcPr/>
-          <w:p>
-            <w:pPr>
-              <w:pStyle w:val="Compact"/>
-            </w:pPr>
-            <w:r>
-              <w:t xml:space="preserve">Código</w:t>
-            </w:r>
-          </w:p>
-        </w:tc>
-        <w:tc>
-          <w:tcPr/>
-          <w:p>
-            <w:pPr>
-              <w:pStyle w:val="Compact"/>
-            </w:pPr>
-            <w:r>
-              <w:t xml:space="preserve">0 – 9</w:t>
-            </w:r>
-          </w:p>
-        </w:tc>
-        <w:tc>
-          <w:tcPr/>
-          <w:p>
-            <w:pPr>
-              <w:pStyle w:val="Compact"/>
-            </w:pPr>
-            <w:r>
-              <w:t xml:space="preserve">mes de gestación del 1.er control</w:t>
+              <w:t xml:space="preserve">HC1</w:t>
+            </w:r>
+          </w:p>
+        </w:tc>
+        <w:tc>
+          <w:tcPr/>
+          <w:p>
+            <w:pPr>
+              <w:pStyle w:val="Compact"/>
+            </w:pPr>
+            <w:r>
+              <w:t xml:space="preserve">Numérica</w:t>
+            </w:r>
+          </w:p>
+        </w:tc>
+        <w:tc>
+          <w:tcPr/>
+          <w:p>
+            <w:pPr>
+              <w:pStyle w:val="Compact"/>
+            </w:pPr>
+            <w:r>
+              <w:t xml:space="preserve">0 – 59</w:t>
+            </w:r>
+          </w:p>
+        </w:tc>
+        <w:tc>
+          <w:tcPr/>
+          <w:p>
+            <w:pPr>
+              <w:pStyle w:val="Compact"/>
+            </w:pPr>
+            <w:r>
+              <w:t xml:space="preserve">meses</w:t>
             </w:r>
           </w:p>
         </w:tc>
@@ -3058,23 +2841,102 @@
               <w:jc w:val="right"/>
             </w:pPr>
             <w:r>
-              <w:t xml:space="preserve">19.7</w:t>
-            </w:r>
-          </w:p>
-        </w:tc>
-      </w:tr>
-      <w:tr>
-        <w:tc>
-          <w:tcPr/>
-          <w:p>
-            <w:pPr>
-              <w:pStyle w:val="Compact"/>
-            </w:pPr>
-            <w:r>
-              <w:rPr>
-                <w:rStyle w:val="VerbatimChar"/>
-              </w:rPr>
-              <w:t xml:space="preserve">M14</w:t>
+              <w:t xml:space="preserve">0.0</w:t>
+            </w:r>
+          </w:p>
+        </w:tc>
+      </w:tr>
+      <w:tr>
+        <w:tc>
+          <w:tcPr/>
+          <w:p>
+            <w:pPr>
+              <w:pStyle w:val="Compact"/>
+            </w:pPr>
+            <w:r>
+              <w:rPr>
+                <w:rStyle w:val="VerbatimChar"/>
+              </w:rPr>
+              <w:t xml:space="preserve">HC27</w:t>
+            </w:r>
+          </w:p>
+        </w:tc>
+        <w:tc>
+          <w:tcPr/>
+          <w:p>
+            <w:pPr>
+              <w:pStyle w:val="Compact"/>
+            </w:pPr>
+            <w:r>
+              <w:t xml:space="preserve">Categórica nominal</w:t>
+            </w:r>
+          </w:p>
+        </w:tc>
+        <w:tc>
+          <w:tcPr/>
+          <w:p>
+            <w:pPr>
+              <w:pStyle w:val="Compact"/>
+            </w:pPr>
+            <w:r>
+              <w:rPr>
+                <w:rStyle w:val="VerbatimChar"/>
+              </w:rPr>
+              <w:t xml:space="preserve">Hombre</w:t>
+            </w:r>
+            <w:r>
+              <w:t xml:space="preserve"> </w:t>
+            </w:r>
+            <w:r>
+              <w:t xml:space="preserve">/</w:t>
+            </w:r>
+            <w:r>
+              <w:t xml:space="preserve"> </w:t>
+            </w:r>
+            <w:r>
+              <w:rPr>
+                <w:rStyle w:val="VerbatimChar"/>
+              </w:rPr>
+              <w:t xml:space="preserve">Mujer</w:t>
+            </w:r>
+          </w:p>
+        </w:tc>
+        <w:tc>
+          <w:tcPr/>
+          <w:p>
+            <w:pPr>
+              <w:pStyle w:val="Compact"/>
+            </w:pPr>
+            <w:r>
+              <w:t xml:space="preserve">sexo del niño</w:t>
+            </w:r>
+          </w:p>
+        </w:tc>
+        <w:tc>
+          <w:tcPr/>
+          <w:p>
+            <w:pPr>
+              <w:pStyle w:val="Compact"/>
+              <w:jc w:val="right"/>
+            </w:pPr>
+            <w:r>
+              <w:t xml:space="preserve">0.0</w:t>
+            </w:r>
+          </w:p>
+        </w:tc>
+      </w:tr>
+      <w:tr>
+        <w:tc>
+          <w:tcPr/>
+          <w:p>
+            <w:pPr>
+              <w:pStyle w:val="Compact"/>
+            </w:pPr>
+            <w:r>
+              <w:rPr>
+                <w:rStyle w:val="VerbatimChar"/>
+              </w:rPr>
+              <w:t xml:space="preserve">HC56</w:t>
             </w:r>
           </w:p>
         </w:tc>
@@ -3096,18 +2958,18 @@
               <w:pStyle w:val="Compact"/>
             </w:pPr>
             <w:r>
-              <w:t xml:space="preserve">0 – 20</w:t>
-            </w:r>
-          </w:p>
-        </w:tc>
-        <w:tc>
-          <w:tcPr/>
-          <w:p>
-            <w:pPr>
-              <w:pStyle w:val="Compact"/>
-            </w:pPr>
-            <w:r>
-              <w:t xml:space="preserve">número de visitas</w:t>
+              <w:t xml:space="preserve">4 – 20 (hemoglobina ajustada)</w:t>
+            </w:r>
+          </w:p>
+        </w:tc>
+        <w:tc>
+          <w:tcPr/>
+          <w:p>
+            <w:pPr>
+              <w:pStyle w:val="Compact"/>
+            </w:pPr>
+            <w:r>
+              <w:t xml:space="preserve">g/dL</w:t>
             </w:r>
           </w:p>
         </w:tc>
@@ -3119,74 +2981,56 @@
               <w:jc w:val="right"/>
             </w:pPr>
             <w:r>
-              <w:t xml:space="preserve">18.6</w:t>
-            </w:r>
-          </w:p>
-        </w:tc>
-      </w:tr>
-      <w:tr>
-        <w:tc>
-          <w:tcPr/>
-          <w:p>
-            <w:pPr>
-              <w:pStyle w:val="Compact"/>
-            </w:pPr>
-            <w:r>
-              <w:rPr>
-                <w:rStyle w:val="VerbatimChar"/>
-              </w:rPr>
-              <w:t xml:space="preserve">m15</w:t>
-            </w:r>
-          </w:p>
-        </w:tc>
-        <w:tc>
-          <w:tcPr/>
-          <w:p>
-            <w:pPr>
-              <w:pStyle w:val="Compact"/>
-            </w:pPr>
-            <w:r>
-              <w:t xml:space="preserve">Categórica</w:t>
-            </w:r>
-          </w:p>
-        </w:tc>
-        <w:tc>
-          <w:tcPr/>
-          <w:p>
-            <w:pPr>
-              <w:pStyle w:val="Compact"/>
-            </w:pPr>
-            <w:r>
-              <w:rPr>
-                <w:rStyle w:val="VerbatimChar"/>
-              </w:rPr>
-              <w:t xml:space="preserve">Institucional</w:t>
-            </w:r>
-            <w:r>
-              <w:t xml:space="preserve"> </w:t>
-            </w:r>
-            <w:r>
-              <w:t xml:space="preserve">/</w:t>
-            </w:r>
-            <w:r>
-              <w:t xml:space="preserve"> </w:t>
-            </w:r>
-            <w:r>
-              <w:rPr>
-                <w:rStyle w:val="VerbatimChar"/>
-              </w:rPr>
-              <w:t xml:space="preserve">Domiciliario</w:t>
-            </w:r>
-          </w:p>
-        </w:tc>
-        <w:tc>
-          <w:tcPr/>
-          <w:p>
-            <w:pPr>
-              <w:pStyle w:val="Compact"/>
-            </w:pPr>
-            <w:r>
-              <w:t xml:space="preserve">—</w:t>
+              <w:t xml:space="preserve">9.6</w:t>
+            </w:r>
+          </w:p>
+        </w:tc>
+      </w:tr>
+      <w:tr>
+        <w:tc>
+          <w:tcPr/>
+          <w:p>
+            <w:pPr>
+              <w:pStyle w:val="Compact"/>
+            </w:pPr>
+            <w:r>
+              <w:rPr>
+                <w:rStyle w:val="VerbatimChar"/>
+              </w:rPr>
+              <w:t xml:space="preserve">HC63</w:t>
+            </w:r>
+          </w:p>
+        </w:tc>
+        <w:tc>
+          <w:tcPr/>
+          <w:p>
+            <w:pPr>
+              <w:pStyle w:val="Compact"/>
+            </w:pPr>
+            <w:r>
+              <w:t xml:space="preserve">Numérica</w:t>
+            </w:r>
+          </w:p>
+        </w:tc>
+        <w:tc>
+          <w:tcPr/>
+          <w:p>
+            <w:pPr>
+              <w:pStyle w:val="Compact"/>
+            </w:pPr>
+            <w:r>
+              <w:t xml:space="preserve">7 – 388</w:t>
+            </w:r>
+          </w:p>
+        </w:tc>
+        <w:tc>
+          <w:tcPr/>
+          <w:p>
+            <w:pPr>
+              <w:pStyle w:val="Compact"/>
+            </w:pPr>
+            <w:r>
+              <w:t xml:space="preserve">meses desde el parto anterior</w:t>
             </w:r>
           </w:p>
         </w:tc>
@@ -3198,726 +3042,20 @@
               <w:jc w:val="right"/>
             </w:pPr>
             <w:r>
-              <w:t xml:space="preserve">6.6</w:t>
-            </w:r>
-          </w:p>
-        </w:tc>
-      </w:tr>
-      <w:tr>
-        <w:tc>
-          <w:tcPr/>
-          <w:p>
-            <w:pPr>
-              <w:pStyle w:val="Compact"/>
-            </w:pPr>
-            <w:r>
-              <w:rPr>
-                <w:rStyle w:val="VerbatimChar"/>
-              </w:rPr>
-              <w:t xml:space="preserve">M17</w:t>
-            </w:r>
-          </w:p>
-        </w:tc>
-        <w:tc>
-          <w:tcPr/>
-          <w:p>
-            <w:pPr>
-              <w:pStyle w:val="Compact"/>
-            </w:pPr>
-            <w:r>
-              <w:t xml:space="preserve">Código</w:t>
-            </w:r>
-          </w:p>
-        </w:tc>
-        <w:tc>
-          <w:tcPr/>
-          <w:p>
-            <w:pPr>
-              <w:pStyle w:val="Compact"/>
-            </w:pPr>
-            <w:r>
-              <w:rPr>
-                <w:rStyle w:val="VerbatimChar"/>
-              </w:rPr>
-              <w:t xml:space="preserve">1</w:t>
-            </w:r>
-            <w:r>
-              <w:t xml:space="preserve"> </w:t>
-            </w:r>
-            <w:r>
-              <w:t xml:space="preserve">= cesárea,</w:t>
-            </w:r>
-            <w:r>
-              <w:t xml:space="preserve"> </w:t>
-            </w:r>
-            <w:r>
-              <w:rPr>
-                <w:rStyle w:val="VerbatimChar"/>
-              </w:rPr>
-              <w:t xml:space="preserve">0</w:t>
-            </w:r>
-            <w:r>
-              <w:t xml:space="preserve"> </w:t>
-            </w:r>
-            <w:r>
-              <w:t xml:space="preserve">= no</w:t>
-            </w:r>
-          </w:p>
-        </w:tc>
-        <w:tc>
-          <w:tcPr/>
-          <w:p>
-            <w:pPr>
-              <w:pStyle w:val="Compact"/>
-            </w:pPr>
-            <w:r>
-              <w:t xml:space="preserve">—</w:t>
-            </w:r>
-          </w:p>
-        </w:tc>
-        <w:tc>
-          <w:tcPr/>
-          <w:p>
-            <w:pPr>
-              <w:pStyle w:val="Compact"/>
-              <w:jc w:val="right"/>
-            </w:pPr>
-            <w:r>
-              <w:t xml:space="preserve">5.8</w:t>
-            </w:r>
-          </w:p>
-        </w:tc>
-      </w:tr>
-      <w:tr>
-        <w:tc>
-          <w:tcPr/>
-          <w:p>
-            <w:pPr>
-              <w:pStyle w:val="Compact"/>
-            </w:pPr>
-            <w:r>
-              <w:rPr>
-                <w:rStyle w:val="VerbatimChar"/>
-              </w:rPr>
-              <w:t xml:space="preserve">M18</w:t>
-            </w:r>
-          </w:p>
-        </w:tc>
-        <w:tc>
-          <w:tcPr/>
-          <w:p>
-            <w:pPr>
-              <w:pStyle w:val="Compact"/>
-            </w:pPr>
-            <w:r>
-              <w:t xml:space="preserve">Código</w:t>
-            </w:r>
-          </w:p>
-        </w:tc>
-        <w:tc>
-          <w:tcPr/>
-          <w:p>
-            <w:pPr>
-              <w:pStyle w:val="Compact"/>
-            </w:pPr>
-            <w:r>
-              <w:t xml:space="preserve">1 = muy grande … 5 = muy pequeño</w:t>
-            </w:r>
-          </w:p>
-        </w:tc>
-        <w:tc>
-          <w:tcPr/>
-          <w:p>
-            <w:pPr>
-              <w:pStyle w:val="Compact"/>
-            </w:pPr>
-            <w:r>
-              <w:t xml:space="preserve">—</w:t>
-            </w:r>
-          </w:p>
-        </w:tc>
-        <w:tc>
-          <w:tcPr/>
-          <w:p>
-            <w:pPr>
-              <w:pStyle w:val="Compact"/>
-              <w:jc w:val="right"/>
-            </w:pPr>
-            <w:r>
-              <w:t xml:space="preserve">5.8</w:t>
-            </w:r>
-          </w:p>
-        </w:tc>
-      </w:tr>
-      <w:tr>
-        <w:tc>
-          <w:tcPr/>
-          <w:p>
-            <w:pPr>
-              <w:pStyle w:val="Compact"/>
-            </w:pPr>
-            <w:r>
-              <w:rPr>
-                <w:rStyle w:val="VerbatimChar"/>
-              </w:rPr>
-              <w:t xml:space="preserve">m19</w:t>
-            </w:r>
-          </w:p>
-        </w:tc>
-        <w:tc>
-          <w:tcPr/>
-          <w:p>
-            <w:pPr>
-              <w:pStyle w:val="Compact"/>
-            </w:pPr>
-            <w:r>
-              <w:t xml:space="preserve">Numérica</w:t>
-            </w:r>
-          </w:p>
-        </w:tc>
-        <w:tc>
-          <w:tcPr/>
-          <w:p>
-            <w:pPr>
-              <w:pStyle w:val="Compact"/>
-            </w:pPr>
-            <w:r>
-              <w:t xml:space="preserve">0.5 – 6.0</w:t>
-            </w:r>
-          </w:p>
-        </w:tc>
-        <w:tc>
-          <w:tcPr/>
-          <w:p>
-            <w:pPr>
-              <w:pStyle w:val="Compact"/>
-            </w:pPr>
-            <w:r>
-              <w:t xml:space="preserve">kilogramos (decimal)</w:t>
-            </w:r>
-          </w:p>
-        </w:tc>
-        <w:tc>
-          <w:tcPr/>
-          <w:p>
-            <w:pPr>
-              <w:pStyle w:val="Compact"/>
-              <w:jc w:val="right"/>
-            </w:pPr>
-            <w:r>
-              <w:t xml:space="preserve">10.6</w:t>
-            </w:r>
-          </w:p>
-        </w:tc>
-      </w:tr>
-      <w:tr>
-        <w:tc>
-          <w:tcPr/>
-          <w:p>
-            <w:pPr>
-              <w:pStyle w:val="Compact"/>
-            </w:pPr>
-            <w:r>
-              <w:rPr>
-                <w:rStyle w:val="VerbatimChar"/>
-              </w:rPr>
-              <w:t xml:space="preserve">M4</w:t>
-            </w:r>
-          </w:p>
-        </w:tc>
-        <w:tc>
-          <w:tcPr/>
-          <w:p>
-            <w:pPr>
-              <w:pStyle w:val="Compact"/>
-            </w:pPr>
-            <w:r>
-              <w:t xml:space="preserve">Numérica</w:t>
-            </w:r>
-          </w:p>
-        </w:tc>
-        <w:tc>
-          <w:tcPr/>
-          <w:p>
-            <w:pPr>
-              <w:pStyle w:val="Compact"/>
-            </w:pPr>
-            <w:r>
-              <w:t xml:space="preserve">0 – 59</w:t>
-            </w:r>
-          </w:p>
-        </w:tc>
-        <w:tc>
-          <w:tcPr/>
-          <w:p>
-            <w:pPr>
-              <w:pStyle w:val="Compact"/>
-            </w:pPr>
-            <w:r>
-              <w:t xml:space="preserve">meses de lactancia</w:t>
-            </w:r>
-          </w:p>
-        </w:tc>
-        <w:tc>
-          <w:tcPr/>
-          <w:p>
-            <w:pPr>
-              <w:pStyle w:val="Compact"/>
-              <w:jc w:val="right"/>
-            </w:pPr>
-            <w:r>
-              <w:t xml:space="preserve">5.8</w:t>
-            </w:r>
-          </w:p>
-        </w:tc>
-      </w:tr>
-      <w:tr>
-        <w:tc>
-          <w:tcPr/>
-          <w:p>
-            <w:pPr>
-              <w:pStyle w:val="Compact"/>
-            </w:pPr>
-            <w:r>
-              <w:rPr>
-                <w:rStyle w:val="VerbatimChar"/>
-              </w:rPr>
-              <w:t xml:space="preserve">m34</w:t>
-            </w:r>
-          </w:p>
-        </w:tc>
-        <w:tc>
-          <w:tcPr/>
-          <w:p>
-            <w:pPr>
-              <w:pStyle w:val="Compact"/>
-            </w:pPr>
-            <w:r>
-              <w:t xml:space="preserve">Numérica</w:t>
-            </w:r>
-          </w:p>
-        </w:tc>
-        <w:tc>
-          <w:tcPr/>
-          <w:p>
-            <w:pPr>
-              <w:pStyle w:val="Compact"/>
-            </w:pPr>
-            <w:r>
-              <w:t xml:space="preserve">0 – 2352</w:t>
-            </w:r>
-          </w:p>
-        </w:tc>
-        <w:tc>
-          <w:tcPr/>
-          <w:p>
-            <w:pPr>
-              <w:pStyle w:val="Compact"/>
-            </w:pPr>
-            <w:r>
-              <w:t xml:space="preserve">horas hasta iniciar lactancia</w:t>
-            </w:r>
-          </w:p>
-        </w:tc>
-        <w:tc>
-          <w:tcPr/>
-          <w:p>
-            <w:pPr>
-              <w:pStyle w:val="Compact"/>
-              <w:jc w:val="right"/>
-            </w:pPr>
-            <w:r>
-              <w:t xml:space="preserve">6.2</w:t>
-            </w:r>
-          </w:p>
-        </w:tc>
-      </w:tr>
-      <w:tr>
-        <w:tc>
-          <w:tcPr/>
-          <w:p>
-            <w:pPr>
-              <w:pStyle w:val="Compact"/>
-            </w:pPr>
-            <w:r>
-              <w:rPr>
-                <w:rStyle w:val="VerbatimChar"/>
-              </w:rPr>
-              <w:t xml:space="preserve">M46</w:t>
-            </w:r>
-          </w:p>
-        </w:tc>
-        <w:tc>
-          <w:tcPr/>
-          <w:p>
-            <w:pPr>
-              <w:pStyle w:val="Compact"/>
-            </w:pPr>
-            <w:r>
-              <w:t xml:space="preserve">Numérica</w:t>
-            </w:r>
-          </w:p>
-        </w:tc>
-        <w:tc>
-          <w:tcPr/>
-          <w:p>
-            <w:pPr>
-              <w:pStyle w:val="Compact"/>
-            </w:pPr>
-            <w:r>
-              <w:t xml:space="preserve">0 – 364</w:t>
-            </w:r>
-          </w:p>
-        </w:tc>
-        <w:tc>
-          <w:tcPr/>
-          <w:p>
-            <w:pPr>
-              <w:pStyle w:val="Compact"/>
-            </w:pPr>
-            <w:r>
-              <w:t xml:space="preserve">días que tomó hierro</w:t>
-            </w:r>
-          </w:p>
-        </w:tc>
-        <w:tc>
-          <w:tcPr/>
-          <w:p>
-            <w:pPr>
-              <w:pStyle w:val="Compact"/>
-              <w:jc w:val="right"/>
-            </w:pPr>
-            <w:r>
-              <w:t xml:space="preserve">18.7</w:t>
-            </w:r>
-          </w:p>
-        </w:tc>
-      </w:tr>
-      <w:tr>
-        <w:tc>
-          <w:tcPr/>
-          <w:p>
-            <w:pPr>
-              <w:pStyle w:val="Compact"/>
-            </w:pPr>
-            <w:r>
-              <w:rPr>
-                <w:rStyle w:val="VerbatimChar"/>
-              </w:rPr>
-              <w:t xml:space="preserve">M54</w:t>
-            </w:r>
-          </w:p>
-        </w:tc>
-        <w:tc>
-          <w:tcPr/>
-          <w:p>
-            <w:pPr>
-              <w:pStyle w:val="Compact"/>
-            </w:pPr>
-            <w:r>
-              <w:t xml:space="preserve">Código</w:t>
-            </w:r>
-          </w:p>
-        </w:tc>
-        <w:tc>
-          <w:tcPr/>
-          <w:p>
-            <w:pPr>
-              <w:pStyle w:val="Compact"/>
-            </w:pPr>
-            <w:r>
-              <w:rPr>
-                <w:rStyle w:val="VerbatimChar"/>
-              </w:rPr>
-              <w:t xml:space="preserve">1</w:t>
-            </w:r>
-            <w:r>
-              <w:t xml:space="preserve"> </w:t>
-            </w:r>
-            <w:r>
-              <w:t xml:space="preserve">= sí,</w:t>
-            </w:r>
-            <w:r>
-              <w:t xml:space="preserve"> </w:t>
-            </w:r>
-            <w:r>
-              <w:rPr>
-                <w:rStyle w:val="VerbatimChar"/>
-              </w:rPr>
-              <w:t xml:space="preserve">0</w:t>
-            </w:r>
-            <w:r>
-              <w:t xml:space="preserve"> </w:t>
-            </w:r>
-            <w:r>
-              <w:t xml:space="preserve">= no</w:t>
-            </w:r>
-          </w:p>
-        </w:tc>
-        <w:tc>
-          <w:tcPr/>
-          <w:p>
-            <w:pPr>
-              <w:pStyle w:val="Compact"/>
-            </w:pPr>
-            <w:r>
-              <w:t xml:space="preserve">vitamina A post parto</w:t>
-            </w:r>
-          </w:p>
-        </w:tc>
-        <w:tc>
-          <w:tcPr/>
-          <w:p>
-            <w:pPr>
-              <w:pStyle w:val="Compact"/>
-              <w:jc w:val="right"/>
-            </w:pPr>
-            <w:r>
-              <w:t xml:space="preserve">19.7</w:t>
-            </w:r>
-          </w:p>
-        </w:tc>
-      </w:tr>
-      <w:tr>
-        <w:tc>
-          <w:tcPr/>
-          <w:p>
-            <w:pPr>
-              <w:pStyle w:val="Compact"/>
-            </w:pPr>
-            <w:r>
-              <w:rPr>
-                <w:rStyle w:val="VerbatimChar"/>
-              </w:rPr>
-              <w:t xml:space="preserve">M55G</w:t>
-            </w:r>
-          </w:p>
-        </w:tc>
-        <w:tc>
-          <w:tcPr/>
-          <w:p>
-            <w:pPr>
-              <w:pStyle w:val="Compact"/>
-            </w:pPr>
-            <w:r>
-              <w:t xml:space="preserve">Código</w:t>
-            </w:r>
-          </w:p>
-        </w:tc>
-        <w:tc>
-          <w:tcPr/>
-          <w:p>
-            <w:pPr>
-              <w:pStyle w:val="Compact"/>
-            </w:pPr>
-            <w:r>
-              <w:rPr>
-                <w:rStyle w:val="VerbatimChar"/>
-              </w:rPr>
-              <w:t xml:space="preserve">1</w:t>
-            </w:r>
-            <w:r>
-              <w:t xml:space="preserve"> </w:t>
-            </w:r>
-            <w:r>
-              <w:t xml:space="preserve">= sí,</w:t>
-            </w:r>
-            <w:r>
-              <w:t xml:space="preserve"> </w:t>
-            </w:r>
-            <w:r>
-              <w:rPr>
-                <w:rStyle w:val="VerbatimChar"/>
-              </w:rPr>
-              <w:t xml:space="preserve">0</w:t>
-            </w:r>
-            <w:r>
-              <w:t xml:space="preserve"> </w:t>
-            </w:r>
-            <w:r>
-              <w:t xml:space="preserve">= no</w:t>
-            </w:r>
-          </w:p>
-        </w:tc>
-        <w:tc>
-          <w:tcPr/>
-          <w:p>
-            <w:pPr>
-              <w:pStyle w:val="Compact"/>
-            </w:pPr>
-            <w:r>
-              <w:t xml:space="preserve">fórmula en los 3 primeros días</w:t>
-            </w:r>
-          </w:p>
-        </w:tc>
-        <w:tc>
-          <w:tcPr/>
-          <w:p>
-            <w:pPr>
-              <w:pStyle w:val="Compact"/>
-              <w:jc w:val="right"/>
-            </w:pPr>
-            <w:r>
-              <w:t xml:space="preserve">6.8</w:t>
-            </w:r>
-          </w:p>
-        </w:tc>
-      </w:tr>
-      <w:tr>
-        <w:tc>
-          <w:tcPr/>
-          <w:p>
-            <w:pPr>
-              <w:pStyle w:val="Compact"/>
-            </w:pPr>
-            <w:r>
-              <w:rPr>
-                <w:rStyle w:val="VerbatimChar"/>
-              </w:rPr>
-              <w:t xml:space="preserve">M60</w:t>
-            </w:r>
-          </w:p>
-        </w:tc>
-        <w:tc>
-          <w:tcPr/>
-          <w:p>
-            <w:pPr>
-              <w:pStyle w:val="Compact"/>
-            </w:pPr>
-            <w:r>
-              <w:t xml:space="preserve">Código</w:t>
-            </w:r>
-          </w:p>
-        </w:tc>
-        <w:tc>
-          <w:tcPr/>
-          <w:p>
-            <w:pPr>
-              <w:pStyle w:val="Compact"/>
-            </w:pPr>
-            <w:r>
-              <w:rPr>
-                <w:rStyle w:val="VerbatimChar"/>
-              </w:rPr>
-              <w:t xml:space="preserve">1</w:t>
-            </w:r>
-            <w:r>
-              <w:t xml:space="preserve"> </w:t>
-            </w:r>
-            <w:r>
-              <w:t xml:space="preserve">= sí,</w:t>
-            </w:r>
-            <w:r>
-              <w:t xml:space="preserve"> </w:t>
-            </w:r>
-            <w:r>
-              <w:rPr>
-                <w:rStyle w:val="VerbatimChar"/>
-              </w:rPr>
-              <w:t xml:space="preserve">0</w:t>
-            </w:r>
-            <w:r>
-              <w:t xml:space="preserve"> </w:t>
-            </w:r>
-            <w:r>
-              <w:t xml:space="preserve">= no</w:t>
-            </w:r>
-          </w:p>
-        </w:tc>
-        <w:tc>
-          <w:tcPr/>
-          <w:p>
-            <w:pPr>
-              <w:pStyle w:val="Compact"/>
-            </w:pPr>
-            <w:r>
-              <w:t xml:space="preserve">antiparasitarios en el embarazo</w:t>
-            </w:r>
-          </w:p>
-        </w:tc>
-        <w:tc>
-          <w:tcPr/>
-          <w:p>
-            <w:pPr>
-              <w:pStyle w:val="Compact"/>
-              <w:jc w:val="right"/>
-            </w:pPr>
-            <w:r>
-              <w:t xml:space="preserve">19.9</w:t>
-            </w:r>
-          </w:p>
-        </w:tc>
-      </w:tr>
-      <w:tr>
-        <w:tc>
-          <w:tcPr/>
-          <w:p>
-            <w:pPr>
-              <w:pStyle w:val="Compact"/>
-            </w:pPr>
-            <w:r>
-              <w:rPr>
-                <w:rStyle w:val="VerbatimChar"/>
-              </w:rPr>
-              <w:t xml:space="preserve">HC62</w:t>
-            </w:r>
-          </w:p>
-        </w:tc>
-        <w:tc>
-          <w:tcPr/>
-          <w:p>
-            <w:pPr>
-              <w:pStyle w:val="Compact"/>
-            </w:pPr>
-            <w:r>
-              <w:t xml:space="preserve">Código</w:t>
-            </w:r>
-          </w:p>
-        </w:tc>
-        <w:tc>
-          <w:tcPr/>
-          <w:p>
-            <w:pPr>
-              <w:pStyle w:val="Compact"/>
-            </w:pPr>
-            <w:r>
-              <w:t xml:space="preserve">0 – 9</w:t>
-            </w:r>
-          </w:p>
-        </w:tc>
-        <w:tc>
-          <w:tcPr/>
-          <w:p>
-            <w:pPr>
-              <w:pStyle w:val="Compact"/>
-            </w:pPr>
-            <w:r>
-              <w:t xml:space="preserve">año más alto de educación materna</w:t>
-            </w:r>
-          </w:p>
-        </w:tc>
-        <w:tc>
-          <w:tcPr/>
-          <w:p>
-            <w:pPr>
-              <w:pStyle w:val="Compact"/>
-              <w:jc w:val="right"/>
-            </w:pPr>
-            <w:r>
-              <w:t xml:space="preserve">4.8</w:t>
+              <w:t xml:space="preserve">36.3</w:t>
             </w:r>
           </w:p>
         </w:tc>
       </w:tr>
     </w:tbl>
-    <w:bookmarkEnd w:id="18"/>
-    <w:bookmarkStart w:id="19" w:name="hogar-y-nivel-socioeconómico"/>
+    <w:bookmarkEnd w:id="17"/>
+    <w:bookmarkStart w:id="18" w:name="salud-materna-embarazo-y-lactancia"/>
     <w:p>
       <w:pPr>
         <w:pStyle w:val="Heading3"/>
       </w:pPr>
       <w:r>
-        <w:t xml:space="preserve">Hogar y nivel socioeconómico</w:t>
+        <w:t xml:space="preserve">Salud materna, embarazo y lactancia</w:t>
       </w:r>
     </w:p>
     <w:tbl>
@@ -4006,7 +3144,7 @@
               <w:rPr>
                 <w:rStyle w:val="VerbatimChar"/>
               </w:rPr>
-              <w:t xml:space="preserve">HV271</w:t>
+              <w:t xml:space="preserve">M13</w:t>
             </w:r>
           </w:p>
         </w:tc>
@@ -4028,18 +3166,18 @@
               <w:pStyle w:val="Compact"/>
             </w:pPr>
             <w:r>
-              <w:t xml:space="preserve">−215987 a 205316</w:t>
-            </w:r>
-          </w:p>
-        </w:tc>
-        <w:tc>
-          <w:tcPr/>
-          <w:p>
-            <w:pPr>
-              <w:pStyle w:val="Compact"/>
-            </w:pPr>
-            <w:r>
-              <w:t xml:space="preserve">índice de riqueza (escala INEI ×10⁵)</w:t>
+              <w:t xml:space="preserve">0 – 9</w:t>
+            </w:r>
+          </w:p>
+        </w:tc>
+        <w:tc>
+          <w:tcPr/>
+          <w:p>
+            <w:pPr>
+              <w:pStyle w:val="Compact"/>
+            </w:pPr>
+            <w:r>
+              <w:t xml:space="preserve">mes de gestación del 1.er control</w:t>
             </w:r>
           </w:p>
         </w:tc>
@@ -4051,23 +3189,23 @@
               <w:jc w:val="right"/>
             </w:pPr>
             <w:r>
-              <w:t xml:space="preserve">0.8</w:t>
-            </w:r>
-          </w:p>
-        </w:tc>
-      </w:tr>
-      <w:tr>
-        <w:tc>
-          <w:tcPr/>
-          <w:p>
-            <w:pPr>
-              <w:pStyle w:val="Compact"/>
-            </w:pPr>
-            <w:r>
-              <w:rPr>
-                <w:rStyle w:val="VerbatimChar"/>
-              </w:rPr>
-              <w:t xml:space="preserve">HV012</w:t>
+              <w:t xml:space="preserve">19.7</w:t>
+            </w:r>
+          </w:p>
+        </w:tc>
+      </w:tr>
+      <w:tr>
+        <w:tc>
+          <w:tcPr/>
+          <w:p>
+            <w:pPr>
+              <w:pStyle w:val="Compact"/>
+            </w:pPr>
+            <w:r>
+              <w:rPr>
+                <w:rStyle w:val="VerbatimChar"/>
+              </w:rPr>
+              <w:t xml:space="preserve">M14</w:t>
             </w:r>
           </w:p>
         </w:tc>
@@ -4089,18 +3227,18 @@
               <w:pStyle w:val="Compact"/>
             </w:pPr>
             <w:r>
-              <w:t xml:space="preserve">0 – 25</w:t>
-            </w:r>
-          </w:p>
-        </w:tc>
-        <w:tc>
-          <w:tcPr/>
-          <w:p>
-            <w:pPr>
-              <w:pStyle w:val="Compact"/>
-            </w:pPr>
-            <w:r>
-              <w:t xml:space="preserve">personas</w:t>
+              <w:t xml:space="preserve">0 – 20</w:t>
+            </w:r>
+          </w:p>
+        </w:tc>
+        <w:tc>
+          <w:tcPr/>
+          <w:p>
+            <w:pPr>
+              <w:pStyle w:val="Compact"/>
+            </w:pPr>
+            <w:r>
+              <w:t xml:space="preserve">número de visitas</w:t>
             </w:r>
           </w:p>
         </w:tc>
@@ -4112,56 +3250,74 @@
               <w:jc w:val="right"/>
             </w:pPr>
             <w:r>
-              <w:t xml:space="preserve">0.0</w:t>
-            </w:r>
-          </w:p>
-        </w:tc>
-      </w:tr>
-      <w:tr>
-        <w:tc>
-          <w:tcPr/>
-          <w:p>
-            <w:pPr>
-              <w:pStyle w:val="Compact"/>
-            </w:pPr>
-            <w:r>
-              <w:rPr>
-                <w:rStyle w:val="VerbatimChar"/>
-              </w:rPr>
-              <w:t xml:space="preserve">HV014</w:t>
-            </w:r>
-          </w:p>
-        </w:tc>
-        <w:tc>
-          <w:tcPr/>
-          <w:p>
-            <w:pPr>
-              <w:pStyle w:val="Compact"/>
-            </w:pPr>
-            <w:r>
-              <w:t xml:space="preserve">Código</w:t>
-            </w:r>
-          </w:p>
-        </w:tc>
-        <w:tc>
-          <w:tcPr/>
-          <w:p>
-            <w:pPr>
-              <w:pStyle w:val="Compact"/>
-            </w:pPr>
-            <w:r>
-              <w:t xml:space="preserve">0 – 10</w:t>
-            </w:r>
-          </w:p>
-        </w:tc>
-        <w:tc>
-          <w:tcPr/>
-          <w:p>
-            <w:pPr>
-              <w:pStyle w:val="Compact"/>
-            </w:pPr>
-            <w:r>
-              <w:t xml:space="preserve">niños menores de 5 años</w:t>
+              <w:t xml:space="preserve">18.6</w:t>
+            </w:r>
+          </w:p>
+        </w:tc>
+      </w:tr>
+      <w:tr>
+        <w:tc>
+          <w:tcPr/>
+          <w:p>
+            <w:pPr>
+              <w:pStyle w:val="Compact"/>
+            </w:pPr>
+            <w:r>
+              <w:rPr>
+                <w:rStyle w:val="VerbatimChar"/>
+              </w:rPr>
+              <w:t xml:space="preserve">m15</w:t>
+            </w:r>
+          </w:p>
+        </w:tc>
+        <w:tc>
+          <w:tcPr/>
+          <w:p>
+            <w:pPr>
+              <w:pStyle w:val="Compact"/>
+            </w:pPr>
+            <w:r>
+              <w:t xml:space="preserve">Categórica nominal</w:t>
+            </w:r>
+          </w:p>
+        </w:tc>
+        <w:tc>
+          <w:tcPr/>
+          <w:p>
+            <w:pPr>
+              <w:pStyle w:val="Compact"/>
+            </w:pPr>
+            <w:r>
+              <w:rPr>
+                <w:rStyle w:val="VerbatimChar"/>
+              </w:rPr>
+              <w:t xml:space="preserve">Institucional</w:t>
+            </w:r>
+            <w:r>
+              <w:t xml:space="preserve"> </w:t>
+            </w:r>
+            <w:r>
+              <w:t xml:space="preserve">/</w:t>
+            </w:r>
+            <w:r>
+              <w:t xml:space="preserve"> </w:t>
+            </w:r>
+            <w:r>
+              <w:rPr>
+                <w:rStyle w:val="VerbatimChar"/>
+              </w:rPr>
+              <w:t xml:space="preserve">Domiciliario</w:t>
+            </w:r>
+          </w:p>
+        </w:tc>
+        <w:tc>
+          <w:tcPr/>
+          <w:p>
+            <w:pPr>
+              <w:pStyle w:val="Compact"/>
+            </w:pPr>
+            <w:r>
+              <w:t xml:space="preserve">lugar del parto</w:t>
             </w:r>
           </w:p>
         </w:tc>
@@ -4173,48 +3329,48 @@
               <w:jc w:val="right"/>
             </w:pPr>
             <w:r>
-              <w:t xml:space="preserve">0.0</w:t>
-            </w:r>
-          </w:p>
-        </w:tc>
-      </w:tr>
-      <w:tr>
-        <w:tc>
-          <w:tcPr/>
-          <w:p>
-            <w:pPr>
-              <w:pStyle w:val="Compact"/>
-            </w:pPr>
-            <w:r>
-              <w:rPr>
-                <w:rStyle w:val="VerbatimChar"/>
-              </w:rPr>
-              <w:t xml:space="preserve">HV219</w:t>
-            </w:r>
-          </w:p>
-        </w:tc>
-        <w:tc>
-          <w:tcPr/>
-          <w:p>
-            <w:pPr>
-              <w:pStyle w:val="Compact"/>
-            </w:pPr>
-            <w:r>
-              <w:t xml:space="preserve">Categórica</w:t>
-            </w:r>
-          </w:p>
-        </w:tc>
-        <w:tc>
-          <w:tcPr/>
-          <w:p>
-            <w:pPr>
-              <w:pStyle w:val="Compact"/>
-            </w:pPr>
-            <w:r>
-              <w:rPr>
-                <w:rStyle w:val="VerbatimChar"/>
-              </w:rPr>
-              <w:t xml:space="preserve">Masculino</w:t>
+              <w:t xml:space="preserve">6.6</w:t>
+            </w:r>
+          </w:p>
+        </w:tc>
+      </w:tr>
+      <w:tr>
+        <w:tc>
+          <w:tcPr/>
+          <w:p>
+            <w:pPr>
+              <w:pStyle w:val="Compact"/>
+            </w:pPr>
+            <w:r>
+              <w:rPr>
+                <w:rStyle w:val="VerbatimChar"/>
+              </w:rPr>
+              <w:t xml:space="preserve">M17</w:t>
+            </w:r>
+          </w:p>
+        </w:tc>
+        <w:tc>
+          <w:tcPr/>
+          <w:p>
+            <w:pPr>
+              <w:pStyle w:val="Compact"/>
+            </w:pPr>
+            <w:r>
+              <w:t xml:space="preserve">Binaria</w:t>
+            </w:r>
+          </w:p>
+        </w:tc>
+        <w:tc>
+          <w:tcPr/>
+          <w:p>
+            <w:pPr>
+              <w:pStyle w:val="Compact"/>
+            </w:pPr>
+            <w:r>
+              <w:rPr>
+                <w:rStyle w:val="VerbatimChar"/>
+              </w:rPr>
+              <w:t xml:space="preserve">Sí</w:t>
             </w:r>
             <w:r>
               <w:t xml:space="preserve"> </w:t>
@@ -4229,18 +3385,18 @@
               <w:rPr>
                 <w:rStyle w:val="VerbatimChar"/>
               </w:rPr>
-              <w:t xml:space="preserve">Femenino</w:t>
-            </w:r>
-          </w:p>
-        </w:tc>
-        <w:tc>
-          <w:tcPr/>
-          <w:p>
-            <w:pPr>
-              <w:pStyle w:val="Compact"/>
-            </w:pPr>
-            <w:r>
-              <w:t xml:space="preserve">sexo del jefe del hogar</w:t>
+              <w:t xml:space="preserve">No</w:t>
+            </w:r>
+          </w:p>
+        </w:tc>
+        <w:tc>
+          <w:tcPr/>
+          <w:p>
+            <w:pPr>
+              <w:pStyle w:val="Compact"/>
+            </w:pPr>
+            <w:r>
+              <w:t xml:space="preserve">¿el parto fue por cesárea?</w:t>
             </w:r>
           </w:p>
         </w:tc>
@@ -4252,23 +3408,147 @@
               <w:jc w:val="right"/>
             </w:pPr>
             <w:r>
-              <w:t xml:space="preserve">0.0</w:t>
-            </w:r>
-          </w:p>
-        </w:tc>
-      </w:tr>
-      <w:tr>
-        <w:tc>
-          <w:tcPr/>
-          <w:p>
-            <w:pPr>
-              <w:pStyle w:val="Compact"/>
-            </w:pPr>
-            <w:r>
-              <w:rPr>
-                <w:rStyle w:val="VerbatimChar"/>
-              </w:rPr>
-              <w:t xml:space="preserve">HV220</w:t>
+              <w:t xml:space="preserve">5.8</w:t>
+            </w:r>
+          </w:p>
+        </w:tc>
+      </w:tr>
+      <w:tr>
+        <w:tc>
+          <w:tcPr/>
+          <w:p>
+            <w:pPr>
+              <w:pStyle w:val="Compact"/>
+            </w:pPr>
+            <w:r>
+              <w:rPr>
+                <w:rStyle w:val="VerbatimChar"/>
+              </w:rPr>
+              <w:t xml:space="preserve">M18</w:t>
+            </w:r>
+          </w:p>
+        </w:tc>
+        <w:tc>
+          <w:tcPr/>
+          <w:p>
+            <w:pPr>
+              <w:pStyle w:val="Compact"/>
+            </w:pPr>
+            <w:r>
+              <w:t xml:space="preserve">Categórica ordinal</w:t>
+            </w:r>
+          </w:p>
+        </w:tc>
+        <w:tc>
+          <w:tcPr/>
+          <w:p>
+            <w:pPr>
+              <w:pStyle w:val="Compact"/>
+            </w:pPr>
+            <w:r>
+              <w:rPr>
+                <w:rStyle w:val="VerbatimChar"/>
+              </w:rPr>
+              <w:t xml:space="preserve">Muy grande</w:t>
+            </w:r>
+            <w:r>
+              <w:t xml:space="preserve"> </w:t>
+            </w:r>
+            <w:r>
+              <w:t xml:space="preserve">/</w:t>
+            </w:r>
+            <w:r>
+              <w:t xml:space="preserve"> </w:t>
+            </w:r>
+            <w:r>
+              <w:rPr>
+                <w:rStyle w:val="VerbatimChar"/>
+              </w:rPr>
+              <w:t xml:space="preserve">Grande</w:t>
+            </w:r>
+            <w:r>
+              <w:t xml:space="preserve"> </w:t>
+            </w:r>
+            <w:r>
+              <w:t xml:space="preserve">/</w:t>
+            </w:r>
+            <w:r>
+              <w:t xml:space="preserve"> </w:t>
+            </w:r>
+            <w:r>
+              <w:rPr>
+                <w:rStyle w:val="VerbatimChar"/>
+              </w:rPr>
+              <w:t xml:space="preserve">Mediano (normal)</w:t>
+            </w:r>
+            <w:r>
+              <w:t xml:space="preserve"> </w:t>
+            </w:r>
+            <w:r>
+              <w:t xml:space="preserve">/</w:t>
+            </w:r>
+            <w:r>
+              <w:t xml:space="preserve"> </w:t>
+            </w:r>
+            <w:r>
+              <w:rPr>
+                <w:rStyle w:val="VerbatimChar"/>
+              </w:rPr>
+              <w:t xml:space="preserve">Pequeño</w:t>
+            </w:r>
+            <w:r>
+              <w:t xml:space="preserve"> </w:t>
+            </w:r>
+            <w:r>
+              <w:t xml:space="preserve">/</w:t>
+            </w:r>
+            <w:r>
+              <w:t xml:space="preserve"> </w:t>
+            </w:r>
+            <w:r>
+              <w:rPr>
+                <w:rStyle w:val="VerbatimChar"/>
+              </w:rPr>
+              <w:t xml:space="preserve">Muy pequeño</w:t>
+            </w:r>
+          </w:p>
+        </w:tc>
+        <w:tc>
+          <w:tcPr/>
+          <w:p>
+            <w:pPr>
+              <w:pStyle w:val="Compact"/>
+            </w:pPr>
+            <w:r>
+              <w:t xml:space="preserve">tamaño percibido al nacer</w:t>
+            </w:r>
+          </w:p>
+        </w:tc>
+        <w:tc>
+          <w:tcPr/>
+          <w:p>
+            <w:pPr>
+              <w:pStyle w:val="Compact"/>
+              <w:jc w:val="right"/>
+            </w:pPr>
+            <w:r>
+              <w:t xml:space="preserve">5.8</w:t>
+            </w:r>
+          </w:p>
+        </w:tc>
+      </w:tr>
+      <w:tr>
+        <w:tc>
+          <w:tcPr/>
+          <w:p>
+            <w:pPr>
+              <w:pStyle w:val="Compact"/>
+            </w:pPr>
+            <w:r>
+              <w:rPr>
+                <w:rStyle w:val="VerbatimChar"/>
+              </w:rPr>
+              <w:t xml:space="preserve">m19</w:t>
             </w:r>
           </w:p>
         </w:tc>
@@ -4290,18 +3570,18 @@
               <w:pStyle w:val="Compact"/>
             </w:pPr>
             <w:r>
-              <w:t xml:space="preserve">12 – 97</w:t>
-            </w:r>
-          </w:p>
-        </w:tc>
-        <w:tc>
-          <w:tcPr/>
-          <w:p>
-            <w:pPr>
-              <w:pStyle w:val="Compact"/>
-            </w:pPr>
-            <w:r>
-              <w:t xml:space="preserve">años</w:t>
+              <w:t xml:space="preserve">0.5 – 6.0</w:t>
+            </w:r>
+          </w:p>
+        </w:tc>
+        <w:tc>
+          <w:tcPr/>
+          <w:p>
+            <w:pPr>
+              <w:pStyle w:val="Compact"/>
+            </w:pPr>
+            <w:r>
+              <w:t xml:space="preserve">kilogramos (decimal)</w:t>
             </w:r>
           </w:p>
         </w:tc>
@@ -4313,34 +3593,217 @@
               <w:jc w:val="right"/>
             </w:pPr>
             <w:r>
-              <w:t xml:space="preserve">0.0</w:t>
-            </w:r>
-          </w:p>
-        </w:tc>
-      </w:tr>
-      <w:tr>
-        <w:tc>
-          <w:tcPr/>
-          <w:p>
-            <w:pPr>
-              <w:pStyle w:val="Compact"/>
-            </w:pPr>
-            <w:r>
-              <w:rPr>
-                <w:rStyle w:val="VerbatimChar"/>
-              </w:rPr>
-              <w:t xml:space="preserve">HV102</w:t>
-            </w:r>
-          </w:p>
-        </w:tc>
-        <w:tc>
-          <w:tcPr/>
-          <w:p>
-            <w:pPr>
-              <w:pStyle w:val="Compact"/>
-            </w:pPr>
-            <w:r>
-              <w:t xml:space="preserve">Categórica</w:t>
+              <w:t xml:space="preserve">10.6</w:t>
+            </w:r>
+          </w:p>
+        </w:tc>
+      </w:tr>
+      <w:tr>
+        <w:tc>
+          <w:tcPr/>
+          <w:p>
+            <w:pPr>
+              <w:pStyle w:val="Compact"/>
+            </w:pPr>
+            <w:r>
+              <w:rPr>
+                <w:rStyle w:val="VerbatimChar"/>
+              </w:rPr>
+              <w:t xml:space="preserve">M4</w:t>
+            </w:r>
+          </w:p>
+        </w:tc>
+        <w:tc>
+          <w:tcPr/>
+          <w:p>
+            <w:pPr>
+              <w:pStyle w:val="Compact"/>
+            </w:pPr>
+            <w:r>
+              <w:t xml:space="preserve">Numérica</w:t>
+            </w:r>
+          </w:p>
+        </w:tc>
+        <w:tc>
+          <w:tcPr/>
+          <w:p>
+            <w:pPr>
+              <w:pStyle w:val="Compact"/>
+            </w:pPr>
+            <w:r>
+              <w:t xml:space="preserve">0 – 59</w:t>
+            </w:r>
+          </w:p>
+        </w:tc>
+        <w:tc>
+          <w:tcPr/>
+          <w:p>
+            <w:pPr>
+              <w:pStyle w:val="Compact"/>
+            </w:pPr>
+            <w:r>
+              <w:t xml:space="preserve">meses de lactancia</w:t>
+            </w:r>
+          </w:p>
+        </w:tc>
+        <w:tc>
+          <w:tcPr/>
+          <w:p>
+            <w:pPr>
+              <w:pStyle w:val="Compact"/>
+              <w:jc w:val="right"/>
+            </w:pPr>
+            <w:r>
+              <w:t xml:space="preserve">5.8</w:t>
+            </w:r>
+          </w:p>
+        </w:tc>
+      </w:tr>
+      <w:tr>
+        <w:tc>
+          <w:tcPr/>
+          <w:p>
+            <w:pPr>
+              <w:pStyle w:val="Compact"/>
+            </w:pPr>
+            <w:r>
+              <w:rPr>
+                <w:rStyle w:val="VerbatimChar"/>
+              </w:rPr>
+              <w:t xml:space="preserve">m34</w:t>
+            </w:r>
+          </w:p>
+        </w:tc>
+        <w:tc>
+          <w:tcPr/>
+          <w:p>
+            <w:pPr>
+              <w:pStyle w:val="Compact"/>
+            </w:pPr>
+            <w:r>
+              <w:t xml:space="preserve">Numérica</w:t>
+            </w:r>
+          </w:p>
+        </w:tc>
+        <w:tc>
+          <w:tcPr/>
+          <w:p>
+            <w:pPr>
+              <w:pStyle w:val="Compact"/>
+            </w:pPr>
+            <w:r>
+              <w:t xml:space="preserve">0 – 2352</w:t>
+            </w:r>
+          </w:p>
+        </w:tc>
+        <w:tc>
+          <w:tcPr/>
+          <w:p>
+            <w:pPr>
+              <w:pStyle w:val="Compact"/>
+            </w:pPr>
+            <w:r>
+              <w:t xml:space="preserve">horas hasta iniciar lactancia</w:t>
+            </w:r>
+          </w:p>
+        </w:tc>
+        <w:tc>
+          <w:tcPr/>
+          <w:p>
+            <w:pPr>
+              <w:pStyle w:val="Compact"/>
+              <w:jc w:val="right"/>
+            </w:pPr>
+            <w:r>
+              <w:t xml:space="preserve">6.2</w:t>
+            </w:r>
+          </w:p>
+        </w:tc>
+      </w:tr>
+      <w:tr>
+        <w:tc>
+          <w:tcPr/>
+          <w:p>
+            <w:pPr>
+              <w:pStyle w:val="Compact"/>
+            </w:pPr>
+            <w:r>
+              <w:rPr>
+                <w:rStyle w:val="VerbatimChar"/>
+              </w:rPr>
+              <w:t xml:space="preserve">M46</w:t>
+            </w:r>
+          </w:p>
+        </w:tc>
+        <w:tc>
+          <w:tcPr/>
+          <w:p>
+            <w:pPr>
+              <w:pStyle w:val="Compact"/>
+            </w:pPr>
+            <w:r>
+              <w:t xml:space="preserve">Numérica</w:t>
+            </w:r>
+          </w:p>
+        </w:tc>
+        <w:tc>
+          <w:tcPr/>
+          <w:p>
+            <w:pPr>
+              <w:pStyle w:val="Compact"/>
+            </w:pPr>
+            <w:r>
+              <w:t xml:space="preserve">0 – 364</w:t>
+            </w:r>
+          </w:p>
+        </w:tc>
+        <w:tc>
+          <w:tcPr/>
+          <w:p>
+            <w:pPr>
+              <w:pStyle w:val="Compact"/>
+            </w:pPr>
+            <w:r>
+              <w:t xml:space="preserve">días que tomó hierro</w:t>
+            </w:r>
+          </w:p>
+        </w:tc>
+        <w:tc>
+          <w:tcPr/>
+          <w:p>
+            <w:pPr>
+              <w:pStyle w:val="Compact"/>
+              <w:jc w:val="right"/>
+            </w:pPr>
+            <w:r>
+              <w:t xml:space="preserve">18.7</w:t>
+            </w:r>
+          </w:p>
+        </w:tc>
+      </w:tr>
+      <w:tr>
+        <w:tc>
+          <w:tcPr/>
+          <w:p>
+            <w:pPr>
+              <w:pStyle w:val="Compact"/>
+            </w:pPr>
+            <w:r>
+              <w:rPr>
+                <w:rStyle w:val="VerbatimChar"/>
+              </w:rPr>
+              <w:t xml:space="preserve">M54</w:t>
+            </w:r>
+          </w:p>
+        </w:tc>
+        <w:tc>
+          <w:tcPr/>
+          <w:p>
+            <w:pPr>
+              <w:pStyle w:val="Compact"/>
+            </w:pPr>
+            <w:r>
+              <w:t xml:space="preserve">Binaria</w:t>
             </w:r>
           </w:p>
         </w:tc>
@@ -4380,11 +3843,7 @@
               <w:pStyle w:val="Compact"/>
             </w:pPr>
             <w:r>
-              <w:rPr>
-                <w:b/>
-                <w:bCs/>
-              </w:rPr>
-              <w:t xml:space="preserve">con tilde</w:t>
+              <w:t xml:space="preserve">vitamina A en los 2 meses post parto</w:t>
             </w:r>
           </w:p>
         </w:tc>
@@ -4396,48 +3855,48 @@
               <w:jc w:val="right"/>
             </w:pPr>
             <w:r>
-              <w:t xml:space="preserve">2.4</w:t>
-            </w:r>
-          </w:p>
-        </w:tc>
-      </w:tr>
-      <w:tr>
-        <w:tc>
-          <w:tcPr/>
-          <w:p>
-            <w:pPr>
-              <w:pStyle w:val="Compact"/>
-            </w:pPr>
-            <w:r>
-              <w:rPr>
-                <w:rStyle w:val="VerbatimChar"/>
-              </w:rPr>
-              <w:t xml:space="preserve">HV025</w:t>
-            </w:r>
-          </w:p>
-        </w:tc>
-        <w:tc>
-          <w:tcPr/>
-          <w:p>
-            <w:pPr>
-              <w:pStyle w:val="Compact"/>
-            </w:pPr>
-            <w:r>
-              <w:t xml:space="preserve">Categórica</w:t>
-            </w:r>
-          </w:p>
-        </w:tc>
-        <w:tc>
-          <w:tcPr/>
-          <w:p>
-            <w:pPr>
-              <w:pStyle w:val="Compact"/>
-            </w:pPr>
-            <w:r>
-              <w:rPr>
-                <w:rStyle w:val="VerbatimChar"/>
-              </w:rPr>
-              <w:t xml:space="preserve">Urbano</w:t>
+              <w:t xml:space="preserve">19.7</w:t>
+            </w:r>
+          </w:p>
+        </w:tc>
+      </w:tr>
+      <w:tr>
+        <w:tc>
+          <w:tcPr/>
+          <w:p>
+            <w:pPr>
+              <w:pStyle w:val="Compact"/>
+            </w:pPr>
+            <w:r>
+              <w:rPr>
+                <w:rStyle w:val="VerbatimChar"/>
+              </w:rPr>
+              <w:t xml:space="preserve">M55G</w:t>
+            </w:r>
+          </w:p>
+        </w:tc>
+        <w:tc>
+          <w:tcPr/>
+          <w:p>
+            <w:pPr>
+              <w:pStyle w:val="Compact"/>
+            </w:pPr>
+            <w:r>
+              <w:t xml:space="preserve">Binaria</w:t>
+            </w:r>
+          </w:p>
+        </w:tc>
+        <w:tc>
+          <w:tcPr/>
+          <w:p>
+            <w:pPr>
+              <w:pStyle w:val="Compact"/>
+            </w:pPr>
+            <w:r>
+              <w:rPr>
+                <w:rStyle w:val="VerbatimChar"/>
+              </w:rPr>
+              <w:t xml:space="preserve">Sí</w:t>
             </w:r>
             <w:r>
               <w:t xml:space="preserve"> </w:t>
@@ -4452,18 +3911,18 @@
               <w:rPr>
                 <w:rStyle w:val="VerbatimChar"/>
               </w:rPr>
-              <w:t xml:space="preserve">Rural</w:t>
-            </w:r>
-          </w:p>
-        </w:tc>
-        <w:tc>
-          <w:tcPr/>
-          <w:p>
-            <w:pPr>
-              <w:pStyle w:val="Compact"/>
-            </w:pPr>
-            <w:r>
-              <w:t xml:space="preserve">—</w:t>
+              <w:t xml:space="preserve">No</w:t>
+            </w:r>
+          </w:p>
+        </w:tc>
+        <w:tc>
+          <w:tcPr/>
+          <w:p>
+            <w:pPr>
+              <w:pStyle w:val="Compact"/>
+            </w:pPr>
+            <w:r>
+              <w:t xml:space="preserve">fórmula en los 3 primeros días</w:t>
             </w:r>
           </w:p>
         </w:tc>
@@ -4475,20 +3934,160 @@
               <w:jc w:val="right"/>
             </w:pPr>
             <w:r>
-              <w:t xml:space="preserve">0.0</w:t>
+              <w:t xml:space="preserve">6.8</w:t>
+            </w:r>
+          </w:p>
+        </w:tc>
+      </w:tr>
+      <w:tr>
+        <w:tc>
+          <w:tcPr/>
+          <w:p>
+            <w:pPr>
+              <w:pStyle w:val="Compact"/>
+            </w:pPr>
+            <w:r>
+              <w:rPr>
+                <w:rStyle w:val="VerbatimChar"/>
+              </w:rPr>
+              <w:t xml:space="preserve">M60</w:t>
+            </w:r>
+          </w:p>
+        </w:tc>
+        <w:tc>
+          <w:tcPr/>
+          <w:p>
+            <w:pPr>
+              <w:pStyle w:val="Compact"/>
+            </w:pPr>
+            <w:r>
+              <w:t xml:space="preserve">Binaria</w:t>
+            </w:r>
+          </w:p>
+        </w:tc>
+        <w:tc>
+          <w:tcPr/>
+          <w:p>
+            <w:pPr>
+              <w:pStyle w:val="Compact"/>
+            </w:pPr>
+            <w:r>
+              <w:rPr>
+                <w:rStyle w:val="VerbatimChar"/>
+              </w:rPr>
+              <w:t xml:space="preserve">Sí</w:t>
+            </w:r>
+            <w:r>
+              <w:t xml:space="preserve"> </w:t>
+            </w:r>
+            <w:r>
+              <w:t xml:space="preserve">/</w:t>
+            </w:r>
+            <w:r>
+              <w:t xml:space="preserve"> </w:t>
+            </w:r>
+            <w:r>
+              <w:rPr>
+                <w:rStyle w:val="VerbatimChar"/>
+              </w:rPr>
+              <w:t xml:space="preserve">No</w:t>
+            </w:r>
+          </w:p>
+        </w:tc>
+        <w:tc>
+          <w:tcPr/>
+          <w:p>
+            <w:pPr>
+              <w:pStyle w:val="Compact"/>
+            </w:pPr>
+            <w:r>
+              <w:t xml:space="preserve">antiparasitarios durante el embarazo</w:t>
+            </w:r>
+          </w:p>
+        </w:tc>
+        <w:tc>
+          <w:tcPr/>
+          <w:p>
+            <w:pPr>
+              <w:pStyle w:val="Compact"/>
+              <w:jc w:val="right"/>
+            </w:pPr>
+            <w:r>
+              <w:t xml:space="preserve">19.9</w:t>
+            </w:r>
+          </w:p>
+        </w:tc>
+      </w:tr>
+      <w:tr>
+        <w:tc>
+          <w:tcPr/>
+          <w:p>
+            <w:pPr>
+              <w:pStyle w:val="Compact"/>
+            </w:pPr>
+            <w:r>
+              <w:rPr>
+                <w:rStyle w:val="VerbatimChar"/>
+              </w:rPr>
+              <w:t xml:space="preserve">HC62</w:t>
+            </w:r>
+          </w:p>
+        </w:tc>
+        <w:tc>
+          <w:tcPr/>
+          <w:p>
+            <w:pPr>
+              <w:pStyle w:val="Compact"/>
+            </w:pPr>
+            <w:r>
+              <w:t xml:space="preserve">Numérica</w:t>
+            </w:r>
+          </w:p>
+        </w:tc>
+        <w:tc>
+          <w:tcPr/>
+          <w:p>
+            <w:pPr>
+              <w:pStyle w:val="Compact"/>
+            </w:pPr>
+            <w:r>
+              <w:t xml:space="preserve">0 – 9</w:t>
+            </w:r>
+          </w:p>
+        </w:tc>
+        <w:tc>
+          <w:tcPr/>
+          <w:p>
+            <w:pPr>
+              <w:pStyle w:val="Compact"/>
+            </w:pPr>
+            <w:r>
+              <w:t xml:space="preserve">años de educación aprobados por la madre</w:t>
+            </w:r>
+          </w:p>
+        </w:tc>
+        <w:tc>
+          <w:tcPr/>
+          <w:p>
+            <w:pPr>
+              <w:pStyle w:val="Compact"/>
+              <w:jc w:val="right"/>
+            </w:pPr>
+            <w:r>
+              <w:t xml:space="preserve">4.8</w:t>
             </w:r>
           </w:p>
         </w:tc>
       </w:tr>
     </w:tbl>
-    <w:bookmarkEnd w:id="19"/>
-    <w:bookmarkStart w:id="20" w:name="agua-saneamiento-e-higiene-wash"/>
+    <w:bookmarkEnd w:id="18"/>
+    <w:bookmarkStart w:id="19" w:name="hogar-y-nivel-socioeconómico"/>
     <w:p>
       <w:pPr>
         <w:pStyle w:val="Heading3"/>
       </w:pPr>
       <w:r>
-        <w:t xml:space="preserve">Agua, saneamiento e higiene (WASH)</w:t>
+        <w:t xml:space="preserve">Hogar y nivel socioeconómico</w:t>
       </w:r>
     </w:p>
     <w:tbl>
@@ -4577,6 +4176,573 @@
               <w:rPr>
                 <w:rStyle w:val="VerbatimChar"/>
               </w:rPr>
+              <w:t xml:space="preserve">HV271</w:t>
+            </w:r>
+          </w:p>
+        </w:tc>
+        <w:tc>
+          <w:tcPr/>
+          <w:p>
+            <w:pPr>
+              <w:pStyle w:val="Compact"/>
+            </w:pPr>
+            <w:r>
+              <w:t xml:space="preserve">Numérica</w:t>
+            </w:r>
+          </w:p>
+        </w:tc>
+        <w:tc>
+          <w:tcPr/>
+          <w:p>
+            <w:pPr>
+              <w:pStyle w:val="Compact"/>
+            </w:pPr>
+            <w:r>
+              <w:t xml:space="preserve">−215987 a 205316</w:t>
+            </w:r>
+          </w:p>
+        </w:tc>
+        <w:tc>
+          <w:tcPr/>
+          <w:p>
+            <w:pPr>
+              <w:pStyle w:val="Compact"/>
+            </w:pPr>
+            <w:r>
+              <w:t xml:space="preserve">índice de riqueza (escala INEI ×10⁵)</w:t>
+            </w:r>
+          </w:p>
+        </w:tc>
+        <w:tc>
+          <w:tcPr/>
+          <w:p>
+            <w:pPr>
+              <w:pStyle w:val="Compact"/>
+              <w:jc w:val="right"/>
+            </w:pPr>
+            <w:r>
+              <w:t xml:space="preserve">0.8</w:t>
+            </w:r>
+          </w:p>
+        </w:tc>
+      </w:tr>
+      <w:tr>
+        <w:tc>
+          <w:tcPr/>
+          <w:p>
+            <w:pPr>
+              <w:pStyle w:val="Compact"/>
+            </w:pPr>
+            <w:r>
+              <w:rPr>
+                <w:rStyle w:val="VerbatimChar"/>
+              </w:rPr>
+              <w:t xml:space="preserve">HV012</w:t>
+            </w:r>
+          </w:p>
+        </w:tc>
+        <w:tc>
+          <w:tcPr/>
+          <w:p>
+            <w:pPr>
+              <w:pStyle w:val="Compact"/>
+            </w:pPr>
+            <w:r>
+              <w:t xml:space="preserve">Numérica</w:t>
+            </w:r>
+          </w:p>
+        </w:tc>
+        <w:tc>
+          <w:tcPr/>
+          <w:p>
+            <w:pPr>
+              <w:pStyle w:val="Compact"/>
+            </w:pPr>
+            <w:r>
+              <w:t xml:space="preserve">0 – 25</w:t>
+            </w:r>
+          </w:p>
+        </w:tc>
+        <w:tc>
+          <w:tcPr/>
+          <w:p>
+            <w:pPr>
+              <w:pStyle w:val="Compact"/>
+            </w:pPr>
+            <w:r>
+              <w:t xml:space="preserve">personas</w:t>
+            </w:r>
+          </w:p>
+        </w:tc>
+        <w:tc>
+          <w:tcPr/>
+          <w:p>
+            <w:pPr>
+              <w:pStyle w:val="Compact"/>
+              <w:jc w:val="right"/>
+            </w:pPr>
+            <w:r>
+              <w:t xml:space="preserve">0.0</w:t>
+            </w:r>
+          </w:p>
+        </w:tc>
+      </w:tr>
+      <w:tr>
+        <w:tc>
+          <w:tcPr/>
+          <w:p>
+            <w:pPr>
+              <w:pStyle w:val="Compact"/>
+            </w:pPr>
+            <w:r>
+              <w:rPr>
+                <w:rStyle w:val="VerbatimChar"/>
+              </w:rPr>
+              <w:t xml:space="preserve">HV014</w:t>
+            </w:r>
+          </w:p>
+        </w:tc>
+        <w:tc>
+          <w:tcPr/>
+          <w:p>
+            <w:pPr>
+              <w:pStyle w:val="Compact"/>
+            </w:pPr>
+            <w:r>
+              <w:t xml:space="preserve">Numérica</w:t>
+            </w:r>
+          </w:p>
+        </w:tc>
+        <w:tc>
+          <w:tcPr/>
+          <w:p>
+            <w:pPr>
+              <w:pStyle w:val="Compact"/>
+            </w:pPr>
+            <w:r>
+              <w:t xml:space="preserve">0 – 10</w:t>
+            </w:r>
+          </w:p>
+        </w:tc>
+        <w:tc>
+          <w:tcPr/>
+          <w:p>
+            <w:pPr>
+              <w:pStyle w:val="Compact"/>
+            </w:pPr>
+            <w:r>
+              <w:t xml:space="preserve">niños menores de 5 años en el hogar</w:t>
+            </w:r>
+          </w:p>
+        </w:tc>
+        <w:tc>
+          <w:tcPr/>
+          <w:p>
+            <w:pPr>
+              <w:pStyle w:val="Compact"/>
+              <w:jc w:val="right"/>
+            </w:pPr>
+            <w:r>
+              <w:t xml:space="preserve">0.0</w:t>
+            </w:r>
+          </w:p>
+        </w:tc>
+      </w:tr>
+      <w:tr>
+        <w:tc>
+          <w:tcPr/>
+          <w:p>
+            <w:pPr>
+              <w:pStyle w:val="Compact"/>
+            </w:pPr>
+            <w:r>
+              <w:rPr>
+                <w:rStyle w:val="VerbatimChar"/>
+              </w:rPr>
+              <w:t xml:space="preserve">HV219</w:t>
+            </w:r>
+          </w:p>
+        </w:tc>
+        <w:tc>
+          <w:tcPr/>
+          <w:p>
+            <w:pPr>
+              <w:pStyle w:val="Compact"/>
+            </w:pPr>
+            <w:r>
+              <w:t xml:space="preserve">Categórica nominal</w:t>
+            </w:r>
+          </w:p>
+        </w:tc>
+        <w:tc>
+          <w:tcPr/>
+          <w:p>
+            <w:pPr>
+              <w:pStyle w:val="Compact"/>
+            </w:pPr>
+            <w:r>
+              <w:rPr>
+                <w:rStyle w:val="VerbatimChar"/>
+              </w:rPr>
+              <w:t xml:space="preserve">Masculino</w:t>
+            </w:r>
+            <w:r>
+              <w:t xml:space="preserve"> </w:t>
+            </w:r>
+            <w:r>
+              <w:t xml:space="preserve">/</w:t>
+            </w:r>
+            <w:r>
+              <w:t xml:space="preserve"> </w:t>
+            </w:r>
+            <w:r>
+              <w:rPr>
+                <w:rStyle w:val="VerbatimChar"/>
+              </w:rPr>
+              <w:t xml:space="preserve">Femenino</w:t>
+            </w:r>
+          </w:p>
+        </w:tc>
+        <w:tc>
+          <w:tcPr/>
+          <w:p>
+            <w:pPr>
+              <w:pStyle w:val="Compact"/>
+            </w:pPr>
+            <w:r>
+              <w:t xml:space="preserve">sexo del jefe del hogar</w:t>
+            </w:r>
+          </w:p>
+        </w:tc>
+        <w:tc>
+          <w:tcPr/>
+          <w:p>
+            <w:pPr>
+              <w:pStyle w:val="Compact"/>
+              <w:jc w:val="right"/>
+            </w:pPr>
+            <w:r>
+              <w:t xml:space="preserve">0.0</w:t>
+            </w:r>
+          </w:p>
+        </w:tc>
+      </w:tr>
+      <w:tr>
+        <w:tc>
+          <w:tcPr/>
+          <w:p>
+            <w:pPr>
+              <w:pStyle w:val="Compact"/>
+            </w:pPr>
+            <w:r>
+              <w:rPr>
+                <w:rStyle w:val="VerbatimChar"/>
+              </w:rPr>
+              <w:t xml:space="preserve">HV220</w:t>
+            </w:r>
+          </w:p>
+        </w:tc>
+        <w:tc>
+          <w:tcPr/>
+          <w:p>
+            <w:pPr>
+              <w:pStyle w:val="Compact"/>
+            </w:pPr>
+            <w:r>
+              <w:t xml:space="preserve">Numérica</w:t>
+            </w:r>
+          </w:p>
+        </w:tc>
+        <w:tc>
+          <w:tcPr/>
+          <w:p>
+            <w:pPr>
+              <w:pStyle w:val="Compact"/>
+            </w:pPr>
+            <w:r>
+              <w:t xml:space="preserve">12 – 97</w:t>
+            </w:r>
+          </w:p>
+        </w:tc>
+        <w:tc>
+          <w:tcPr/>
+          <w:p>
+            <w:pPr>
+              <w:pStyle w:val="Compact"/>
+            </w:pPr>
+            <w:r>
+              <w:t xml:space="preserve">años</w:t>
+            </w:r>
+          </w:p>
+        </w:tc>
+        <w:tc>
+          <w:tcPr/>
+          <w:p>
+            <w:pPr>
+              <w:pStyle w:val="Compact"/>
+              <w:jc w:val="right"/>
+            </w:pPr>
+            <w:r>
+              <w:t xml:space="preserve">0.0</w:t>
+            </w:r>
+          </w:p>
+        </w:tc>
+      </w:tr>
+      <w:tr>
+        <w:tc>
+          <w:tcPr/>
+          <w:p>
+            <w:pPr>
+              <w:pStyle w:val="Compact"/>
+            </w:pPr>
+            <w:r>
+              <w:rPr>
+                <w:rStyle w:val="VerbatimChar"/>
+              </w:rPr>
+              <w:t xml:space="preserve">HV102</w:t>
+            </w:r>
+          </w:p>
+        </w:tc>
+        <w:tc>
+          <w:tcPr/>
+          <w:p>
+            <w:pPr>
+              <w:pStyle w:val="Compact"/>
+            </w:pPr>
+            <w:r>
+              <w:t xml:space="preserve">Binaria</w:t>
+            </w:r>
+          </w:p>
+        </w:tc>
+        <w:tc>
+          <w:tcPr/>
+          <w:p>
+            <w:pPr>
+              <w:pStyle w:val="Compact"/>
+            </w:pPr>
+            <w:r>
+              <w:rPr>
+                <w:rStyle w:val="VerbatimChar"/>
+              </w:rPr>
+              <w:t xml:space="preserve">Sí</w:t>
+            </w:r>
+            <w:r>
+              <w:t xml:space="preserve"> </w:t>
+            </w:r>
+            <w:r>
+              <w:t xml:space="preserve">/</w:t>
+            </w:r>
+            <w:r>
+              <w:t xml:space="preserve"> </w:t>
+            </w:r>
+            <w:r>
+              <w:rPr>
+                <w:rStyle w:val="VerbatimChar"/>
+              </w:rPr>
+              <w:t xml:space="preserve">No</w:t>
+            </w:r>
+          </w:p>
+        </w:tc>
+        <w:tc>
+          <w:tcPr/>
+          <w:p>
+            <w:pPr>
+              <w:pStyle w:val="Compact"/>
+            </w:pPr>
+            <w:r>
+              <w:t xml:space="preserve">residente habitual del hogar</w:t>
+            </w:r>
+          </w:p>
+        </w:tc>
+        <w:tc>
+          <w:tcPr/>
+          <w:p>
+            <w:pPr>
+              <w:pStyle w:val="Compact"/>
+              <w:jc w:val="right"/>
+            </w:pPr>
+            <w:r>
+              <w:t xml:space="preserve">2.4</w:t>
+            </w:r>
+          </w:p>
+        </w:tc>
+      </w:tr>
+      <w:tr>
+        <w:tc>
+          <w:tcPr/>
+          <w:p>
+            <w:pPr>
+              <w:pStyle w:val="Compact"/>
+            </w:pPr>
+            <w:r>
+              <w:rPr>
+                <w:rStyle w:val="VerbatimChar"/>
+              </w:rPr>
+              <w:t xml:space="preserve">HV025</w:t>
+            </w:r>
+          </w:p>
+        </w:tc>
+        <w:tc>
+          <w:tcPr/>
+          <w:p>
+            <w:pPr>
+              <w:pStyle w:val="Compact"/>
+            </w:pPr>
+            <w:r>
+              <w:t xml:space="preserve">Categórica nominal</w:t>
+            </w:r>
+          </w:p>
+        </w:tc>
+        <w:tc>
+          <w:tcPr/>
+          <w:p>
+            <w:pPr>
+              <w:pStyle w:val="Compact"/>
+            </w:pPr>
+            <w:r>
+              <w:rPr>
+                <w:rStyle w:val="VerbatimChar"/>
+              </w:rPr>
+              <w:t xml:space="preserve">Urbano</w:t>
+            </w:r>
+            <w:r>
+              <w:t xml:space="preserve"> </w:t>
+            </w:r>
+            <w:r>
+              <w:t xml:space="preserve">/</w:t>
+            </w:r>
+            <w:r>
+              <w:t xml:space="preserve"> </w:t>
+            </w:r>
+            <w:r>
+              <w:rPr>
+                <w:rStyle w:val="VerbatimChar"/>
+              </w:rPr>
+              <w:t xml:space="preserve">Rural</w:t>
+            </w:r>
+          </w:p>
+        </w:tc>
+        <w:tc>
+          <w:tcPr/>
+          <w:p>
+            <w:pPr>
+              <w:pStyle w:val="Compact"/>
+            </w:pPr>
+            <w:r>
+              <w:t xml:space="preserve">área de residencia</w:t>
+            </w:r>
+          </w:p>
+        </w:tc>
+        <w:tc>
+          <w:tcPr/>
+          <w:p>
+            <w:pPr>
+              <w:pStyle w:val="Compact"/>
+              <w:jc w:val="right"/>
+            </w:pPr>
+            <w:r>
+              <w:t xml:space="preserve">0.0</w:t>
+            </w:r>
+          </w:p>
+        </w:tc>
+      </w:tr>
+    </w:tbl>
+    <w:bookmarkEnd w:id="19"/>
+    <w:bookmarkStart w:id="20" w:name="agua-saneamiento-e-higiene-wash"/>
+    <w:p>
+      <w:pPr>
+        <w:pStyle w:val="Heading3"/>
+      </w:pPr>
+      <w:r>
+        <w:t xml:space="preserve">Agua, saneamiento e higiene (WASH)</w:t>
+      </w:r>
+    </w:p>
+    <w:tbl>
+      <w:tblPr>
+        <w:tblStyle w:val="Table"/>
+        <w:tblW w:type="pct" w:w="5000"/>
+        <w:tblLayout w:type="fixed"/>
+        <w:tblLook w:firstRow="1" w:lastRow="0" w:firstColumn="0" w:lastColumn="0" w:noHBand="0" w:noVBand="0" w:val="0020"/>
+      </w:tblPr>
+      <w:tblGrid>
+        <w:gridCol w:w="1485"/>
+        <w:gridCol w:w="1485"/>
+        <w:gridCol w:w="1485"/>
+        <w:gridCol w:w="1485"/>
+        <w:gridCol w:w="1980"/>
+      </w:tblGrid>
+      <w:tr>
+        <w:trPr>
+          <w:tblHeader w:val="on"/>
+        </w:trPr>
+        <w:tc>
+          <w:tcPr/>
+          <w:p>
+            <w:pPr>
+              <w:pStyle w:val="Compact"/>
+            </w:pPr>
+            <w:r>
+              <w:t xml:space="preserve">Código</w:t>
+            </w:r>
+          </w:p>
+        </w:tc>
+        <w:tc>
+          <w:tcPr/>
+          <w:p>
+            <w:pPr>
+              <w:pStyle w:val="Compact"/>
+            </w:pPr>
+            <w:r>
+              <w:t xml:space="preserve">Tipo</w:t>
+            </w:r>
+          </w:p>
+        </w:tc>
+        <w:tc>
+          <w:tcPr/>
+          <w:p>
+            <w:pPr>
+              <w:pStyle w:val="Compact"/>
+            </w:pPr>
+            <w:r>
+              <w:t xml:space="preserve">Valores admitidos</w:t>
+            </w:r>
+          </w:p>
+        </w:tc>
+        <w:tc>
+          <w:tcPr/>
+          <w:p>
+            <w:pPr>
+              <w:pStyle w:val="Compact"/>
+            </w:pPr>
+            <w:r>
+              <w:t xml:space="preserve">Unidad</w:t>
+            </w:r>
+          </w:p>
+        </w:tc>
+        <w:tc>
+          <w:tcPr/>
+          <w:p>
+            <w:pPr>
+              <w:pStyle w:val="Compact"/>
+              <w:jc w:val="right"/>
+            </w:pPr>
+            <w:r>
+              <w:t xml:space="preserve">% nulos tolerado</w:t>
+            </w:r>
+          </w:p>
+        </w:tc>
+      </w:tr>
+      <w:tr>
+        <w:tc>
+          <w:tcPr/>
+          <w:p>
+            <w:pPr>
+              <w:pStyle w:val="Compact"/>
+            </w:pPr>
+            <w:r>
+              <w:rPr>
+                <w:rStyle w:val="VerbatimChar"/>
+              </w:rPr>
               <w:t xml:space="preserve">HV204</w:t>
             </w:r>
           </w:p>
@@ -4649,21 +4815,21 @@
               <w:pStyle w:val="Compact"/>
             </w:pPr>
             <w:r>
-              <w:t xml:space="preserve">Categórica</w:t>
-            </w:r>
-          </w:p>
-        </w:tc>
-        <w:tc>
-          <w:tcPr/>
-          <w:p>
-            <w:pPr>
-              <w:pStyle w:val="Compact"/>
-            </w:pPr>
-            <w:r>
-              <w:rPr>
-                <w:rStyle w:val="VerbatimChar"/>
-              </w:rPr>
-              <w:t xml:space="preserve">Si</w:t>
+              <w:t xml:space="preserve">Binaria</w:t>
+            </w:r>
+          </w:p>
+        </w:tc>
+        <w:tc>
+          <w:tcPr/>
+          <w:p>
+            <w:pPr>
+              <w:pStyle w:val="Compact"/>
+            </w:pPr>
+            <w:r>
+              <w:rPr>
+                <w:rStyle w:val="VerbatimChar"/>
+              </w:rPr>
+              <w:t xml:space="preserve">Sí</w:t>
             </w:r>
             <w:r>
               <w:t xml:space="preserve"> </w:t>
@@ -4689,11 +4855,7 @@
               <w:pStyle w:val="Compact"/>
             </w:pPr>
             <w:r>
-              <w:rPr>
-                <w:b/>
-                <w:bCs/>
-              </w:rPr>
-              <w:t xml:space="preserve">sin tilde</w:t>
+              <w:t xml:space="preserve">¿comparte servicio higiénico?</w:t>
             </w:r>
           </w:p>
         </w:tc>
@@ -4732,7 +4894,7 @@
               <w:pStyle w:val="Compact"/>
             </w:pPr>
             <w:r>
-              <w:t xml:space="preserve">Código</w:t>
+              <w:t xml:space="preserve">Numérica</w:t>
             </w:r>
           </w:p>
         </w:tc>
@@ -4793,21 +4955,21 @@
               <w:pStyle w:val="Compact"/>
             </w:pPr>
             <w:r>
-              <w:t xml:space="preserve">Categórica</w:t>
-            </w:r>
-          </w:p>
-        </w:tc>
-        <w:tc>
-          <w:tcPr/>
-          <w:p>
-            <w:pPr>
-              <w:pStyle w:val="Compact"/>
-            </w:pPr>
-            <w:r>
-              <w:rPr>
-                <w:rStyle w:val="VerbatimChar"/>
-              </w:rPr>
-              <w:t xml:space="preserve">Si</w:t>
+              <w:t xml:space="preserve">Binaria</w:t>
+            </w:r>
+          </w:p>
+        </w:tc>
+        <w:tc>
+          <w:tcPr/>
+          <w:p>
+            <w:pPr>
+              <w:pStyle w:val="Compact"/>
+            </w:pPr>
+            <w:r>
+              <w:rPr>
+                <w:rStyle w:val="VerbatimChar"/>
+              </w:rPr>
+              <w:t xml:space="preserve">Sí</w:t>
             </w:r>
             <w:r>
               <w:t xml:space="preserve"> </w:t>
@@ -4833,11 +4995,7 @@
               <w:pStyle w:val="Compact"/>
             </w:pPr>
             <w:r>
-              <w:rPr>
-                <w:b/>
-                <w:bCs/>
-              </w:rPr>
-              <w:t xml:space="preserve">sin tilde</w:t>
+              <w:t xml:space="preserve">¿trata el agua?</w:t>
             </w:r>
           </w:p>
         </w:tc>
@@ -4876,21 +5034,21 @@
               <w:pStyle w:val="Compact"/>
             </w:pPr>
             <w:r>
-              <w:t xml:space="preserve">Categórica</w:t>
-            </w:r>
-          </w:p>
-        </w:tc>
-        <w:tc>
-          <w:tcPr/>
-          <w:p>
-            <w:pPr>
-              <w:pStyle w:val="Compact"/>
-            </w:pPr>
-            <w:r>
-              <w:rPr>
-                <w:rStyle w:val="VerbatimChar"/>
-              </w:rPr>
-              <w:t xml:space="preserve">Si</w:t>
+              <w:t xml:space="preserve">Binaria</w:t>
+            </w:r>
+          </w:p>
+        </w:tc>
+        <w:tc>
+          <w:tcPr/>
+          <w:p>
+            <w:pPr>
+              <w:pStyle w:val="Compact"/>
+            </w:pPr>
+            <w:r>
+              <w:rPr>
+                <w:rStyle w:val="VerbatimChar"/>
+              </w:rPr>
+              <w:t xml:space="preserve">Sí</w:t>
             </w:r>
             <w:r>
               <w:t xml:space="preserve"> </w:t>
@@ -4916,11 +5074,7 @@
               <w:pStyle w:val="Compact"/>
             </w:pPr>
             <w:r>
-              <w:rPr>
-                <w:b/>
-                <w:bCs/>
-              </w:rPr>
-              <w:t xml:space="preserve">sin tilde</w:t>
+              <w:t xml:space="preserve">¿hierve el agua?</w:t>
             </w:r>
           </w:p>
         </w:tc>
@@ -4959,21 +5113,21 @@
               <w:pStyle w:val="Compact"/>
             </w:pPr>
             <w:r>
-              <w:t xml:space="preserve">Categórica</w:t>
-            </w:r>
-          </w:p>
-        </w:tc>
-        <w:tc>
-          <w:tcPr/>
-          <w:p>
-            <w:pPr>
-              <w:pStyle w:val="Compact"/>
-            </w:pPr>
-            <w:r>
-              <w:rPr>
-                <w:rStyle w:val="VerbatimChar"/>
-              </w:rPr>
-              <w:t xml:space="preserve">Si</w:t>
+              <w:t xml:space="preserve">Binaria</w:t>
+            </w:r>
+          </w:p>
+        </w:tc>
+        <w:tc>
+          <w:tcPr/>
+          <w:p>
+            <w:pPr>
+              <w:pStyle w:val="Compact"/>
+            </w:pPr>
+            <w:r>
+              <w:rPr>
+                <w:rStyle w:val="VerbatimChar"/>
+              </w:rPr>
+              <w:t xml:space="preserve">Sí</w:t>
             </w:r>
             <w:r>
               <w:t xml:space="preserve"> </w:t>
@@ -4999,11 +5153,7 @@
               <w:pStyle w:val="Compact"/>
             </w:pPr>
             <w:r>
-              <w:rPr>
-                <w:b/>
-                <w:bCs/>
-              </w:rPr>
-              <w:t xml:space="preserve">sin tilde</w:t>
+              <w:t xml:space="preserve">¿consume agua embotellada?</w:t>
             </w:r>
           </w:p>
         </w:tc>
@@ -5042,7 +5192,7 @@
               <w:pStyle w:val="Compact"/>
             </w:pPr>
             <w:r>
-              <w:t xml:space="preserve">Categórica</w:t>
+              <w:t xml:space="preserve">Binaria</w:t>
             </w:r>
           </w:p>
         </w:tc>
@@ -5082,11 +5232,7 @@
               <w:pStyle w:val="Compact"/>
             </w:pPr>
             <w:r>
-              <w:rPr>
-                <w:b/>
-                <w:bCs/>
-              </w:rPr>
-              <w:t xml:space="preserve">con tilde</w:t>
+              <w:t xml:space="preserve">¿dispone de agua todo el día?</w:t>
             </w:r>
           </w:p>
         </w:tc>
@@ -5125,7 +5271,7 @@
               <w:pStyle w:val="Compact"/>
             </w:pPr>
             <w:r>
-              <w:t xml:space="preserve">Categórica</w:t>
+              <w:t xml:space="preserve">Binaria</w:t>
             </w:r>
           </w:p>
         </w:tc>
@@ -5165,11 +5311,7 @@
               <w:pStyle w:val="Compact"/>
             </w:pPr>
             <w:r>
-              <w:rPr>
-                <w:b/>
-                <w:bCs/>
-              </w:rPr>
-              <w:t xml:space="preserve">con tilde</w:t>
+              <w:t xml:space="preserve">¿conserva agua?</w:t>
             </w:r>
           </w:p>
         </w:tc>
@@ -5208,29 +5350,92 @@
               <w:pStyle w:val="Compact"/>
             </w:pPr>
             <w:r>
-              <w:t xml:space="preserve">Código</w:t>
-            </w:r>
-          </w:p>
-        </w:tc>
-        <w:tc>
-          <w:tcPr/>
-          <w:p>
-            <w:pPr>
-              <w:pStyle w:val="Compact"/>
-            </w:pPr>
-            <w:r>
-              <w:t xml:space="preserve">0 – 8, 96, 98</w:t>
-            </w:r>
-          </w:p>
-        </w:tc>
-        <w:tc>
-          <w:tcPr/>
-          <w:p>
-            <w:pPr>
-              <w:pStyle w:val="Compact"/>
-            </w:pPr>
-            <w:r>
-              <w:t xml:space="preserve">tipo de recipiente</w:t>
+              <w:t xml:space="preserve">Categórica nominal</w:t>
+            </w:r>
+          </w:p>
+        </w:tc>
+        <w:tc>
+          <w:tcPr/>
+          <w:p>
+            <w:pPr>
+              <w:pStyle w:val="Compact"/>
+            </w:pPr>
+            <w:r>
+              <w:rPr>
+                <w:rStyle w:val="VerbatimChar"/>
+              </w:rPr>
+              <w:t xml:space="preserve">Olla, tetera</w:t>
+            </w:r>
+            <w:r>
+              <w:t xml:space="preserve"> </w:t>
+            </w:r>
+            <w:r>
+              <w:t xml:space="preserve">/</w:t>
+            </w:r>
+            <w:r>
+              <w:t xml:space="preserve"> </w:t>
+            </w:r>
+            <w:r>
+              <w:rPr>
+                <w:rStyle w:val="VerbatimChar"/>
+              </w:rPr>
+              <w:t xml:space="preserve">Balde</w:t>
+            </w:r>
+            <w:r>
+              <w:t xml:space="preserve"> </w:t>
+            </w:r>
+            <w:r>
+              <w:t xml:space="preserve">/</w:t>
+            </w:r>
+            <w:r>
+              <w:t xml:space="preserve"> </w:t>
+            </w:r>
+            <w:r>
+              <w:rPr>
+                <w:rStyle w:val="VerbatimChar"/>
+              </w:rPr>
+              <w:t xml:space="preserve">Jarra</w:t>
+            </w:r>
+            <w:r>
+              <w:t xml:space="preserve"> </w:t>
+            </w:r>
+            <w:r>
+              <w:t xml:space="preserve">/</w:t>
+            </w:r>
+            <w:r>
+              <w:t xml:space="preserve"> </w:t>
+            </w:r>
+            <w:r>
+              <w:rPr>
+                <w:rStyle w:val="VerbatimChar"/>
+              </w:rPr>
+              <w:t xml:space="preserve">Bidón</w:t>
+            </w:r>
+            <w:r>
+              <w:t xml:space="preserve"> </w:t>
+            </w:r>
+            <w:r>
+              <w:t xml:space="preserve">/</w:t>
+            </w:r>
+            <w:r>
+              <w:t xml:space="preserve"> </w:t>
+            </w:r>
+            <w:r>
+              <w:rPr>
+                <w:rStyle w:val="VerbatimChar"/>
+              </w:rPr>
+              <w:t xml:space="preserve">Otro</w:t>
+            </w:r>
+          </w:p>
+        </w:tc>
+        <w:tc>
+          <w:tcPr/>
+          <w:p>
+            <w:pPr>
+              <w:pStyle w:val="Compact"/>
+            </w:pPr>
+            <w:r>
+              <w:t xml:space="preserve">recipiente donde conserva el agua</w:t>
             </w:r>
           </w:p>
         </w:tc>
@@ -5269,29 +5474,47 @@
               <w:pStyle w:val="Compact"/>
             </w:pPr>
             <w:r>
-              <w:t xml:space="preserve">Código</w:t>
-            </w:r>
-          </w:p>
-        </w:tc>
-        <w:tc>
-          <w:tcPr/>
-          <w:p>
-            <w:pPr>
-              <w:pStyle w:val="Compact"/>
-            </w:pPr>
-            <w:r>
-              <w:t xml:space="preserve">0 – 8</w:t>
-            </w:r>
-          </w:p>
-        </w:tc>
-        <w:tc>
-          <w:tcPr/>
-          <w:p>
-            <w:pPr>
-              <w:pStyle w:val="Compact"/>
-            </w:pPr>
-            <w:r>
-              <w:t xml:space="preserve">lo usa con tapa</w:t>
+              <w:t xml:space="preserve">Binaria</w:t>
+            </w:r>
+          </w:p>
+        </w:tc>
+        <w:tc>
+          <w:tcPr/>
+          <w:p>
+            <w:pPr>
+              <w:pStyle w:val="Compact"/>
+            </w:pPr>
+            <w:r>
+              <w:rPr>
+                <w:rStyle w:val="VerbatimChar"/>
+              </w:rPr>
+              <w:t xml:space="preserve">Sí</w:t>
+            </w:r>
+            <w:r>
+              <w:t xml:space="preserve"> </w:t>
+            </w:r>
+            <w:r>
+              <w:t xml:space="preserve">/</w:t>
+            </w:r>
+            <w:r>
+              <w:t xml:space="preserve"> </w:t>
+            </w:r>
+            <w:r>
+              <w:rPr>
+                <w:rStyle w:val="VerbatimChar"/>
+              </w:rPr>
+              <w:t xml:space="preserve">No</w:t>
+            </w:r>
+          </w:p>
+        </w:tc>
+        <w:tc>
+          <w:tcPr/>
+          <w:p>
+            <w:pPr>
+              <w:pStyle w:val="Compact"/>
+            </w:pPr>
+            <w:r>
+              <w:t xml:space="preserve">¿usa el recipiente con tapa?</w:t>
             </w:r>
           </w:p>
         </w:tc>
@@ -5322,15 +5545,16 @@
     <w:tbl>
       <w:tblPr>
         <w:tblStyle w:val="Table"/>
-        <w:tblW w:type="auto" w:w="0"/>
+        <w:tblW w:type="pct" w:w="5000"/>
+        <w:tblLayout w:type="fixed"/>
         <w:tblLook w:firstRow="1" w:lastRow="0" w:firstColumn="0" w:lastColumn="0" w:noHBand="0" w:noVBand="0" w:val="0020"/>
       </w:tblPr>
       <w:tblGrid>
-        <w:gridCol w:w="1584"/>
-        <w:gridCol w:w="1584"/>
-        <w:gridCol w:w="1584"/>
-        <w:gridCol w:w="1584"/>
-        <w:gridCol w:w="1584"/>
+        <w:gridCol w:w="1485"/>
+        <w:gridCol w:w="1485"/>
+        <w:gridCol w:w="1485"/>
+        <w:gridCol w:w="1485"/>
+        <w:gridCol w:w="1980"/>
       </w:tblGrid>
       <w:tr>
         <w:trPr>
@@ -5537,29 +5761,62 @@
               <w:pStyle w:val="Compact"/>
             </w:pPr>
             <w:r>
-              <w:t xml:space="preserve">Código</w:t>
-            </w:r>
-          </w:p>
-        </w:tc>
-        <w:tc>
-          <w:tcPr/>
-          <w:p>
-            <w:pPr>
-              <w:pStyle w:val="Compact"/>
-            </w:pPr>
-            <w:r>
-              <w:t xml:space="preserve">0, 1, 2</w:t>
-            </w:r>
-          </w:p>
-        </w:tc>
-        <w:tc>
-          <w:tcPr/>
-          <w:p>
-            <w:pPr>
-              <w:pStyle w:val="Compact"/>
-            </w:pPr>
-            <w:r>
-              <w:t xml:space="preserve">tiene chimenea o campana</w:t>
+              <w:t xml:space="preserve">Categórica nominal</w:t>
+            </w:r>
+          </w:p>
+        </w:tc>
+        <w:tc>
+          <w:tcPr/>
+          <w:p>
+            <w:pPr>
+              <w:pStyle w:val="Compact"/>
+            </w:pPr>
+            <w:r>
+              <w:rPr>
+                <w:rStyle w:val="VerbatimChar"/>
+              </w:rPr>
+              <w:t xml:space="preserve">Ni chimenea ni campana</w:t>
+            </w:r>
+            <w:r>
+              <w:t xml:space="preserve"> </w:t>
+            </w:r>
+            <w:r>
+              <w:t xml:space="preserve">/</w:t>
+            </w:r>
+            <w:r>
+              <w:t xml:space="preserve"> </w:t>
+            </w:r>
+            <w:r>
+              <w:rPr>
+                <w:rStyle w:val="VerbatimChar"/>
+              </w:rPr>
+              <w:t xml:space="preserve">Tubo de lámpara</w:t>
+            </w:r>
+            <w:r>
+              <w:t xml:space="preserve"> </w:t>
+            </w:r>
+            <w:r>
+              <w:t xml:space="preserve">/</w:t>
+            </w:r>
+            <w:r>
+              <w:t xml:space="preserve"> </w:t>
+            </w:r>
+            <w:r>
+              <w:rPr>
+                <w:rStyle w:val="VerbatimChar"/>
+              </w:rPr>
+              <w:t xml:space="preserve">Capucha</w:t>
+            </w:r>
+          </w:p>
+        </w:tc>
+        <w:tc>
+          <w:tcPr/>
+          <w:p>
+            <w:pPr>
+              <w:pStyle w:val="Compact"/>
+            </w:pPr>
+            <w:r>
+              <w:t xml:space="preserve">extracción de humo en la cocina</w:t>
             </w:r>
           </w:p>
         </w:tc>
@@ -5598,21 +5855,21 @@
               <w:pStyle w:val="Compact"/>
             </w:pPr>
             <w:r>
-              <w:t xml:space="preserve">Categórica</w:t>
-            </w:r>
-          </w:p>
-        </w:tc>
-        <w:tc>
-          <w:tcPr/>
-          <w:p>
-            <w:pPr>
-              <w:pStyle w:val="Compact"/>
-            </w:pPr>
-            <w:r>
-              <w:rPr>
-                <w:rStyle w:val="VerbatimChar"/>
-              </w:rPr>
-              <w:t xml:space="preserve">Si</w:t>
+              <w:t xml:space="preserve">Binaria</w:t>
+            </w:r>
+          </w:p>
+        </w:tc>
+        <w:tc>
+          <w:tcPr/>
+          <w:p>
+            <w:pPr>
+              <w:pStyle w:val="Compact"/>
+            </w:pPr>
+            <w:r>
+              <w:rPr>
+                <w:rStyle w:val="VerbatimChar"/>
+              </w:rPr>
+              <w:t xml:space="preserve">Sí</w:t>
             </w:r>
             <w:r>
               <w:t xml:space="preserve"> </w:t>
@@ -5638,11 +5895,7 @@
               <w:pStyle w:val="Compact"/>
             </w:pPr>
             <w:r>
-              <w:rPr>
-                <w:b/>
-                <w:bCs/>
-              </w:rPr>
-              <w:t xml:space="preserve">sin tilde</w:t>
+              <w:t xml:space="preserve">¿cuarto separado para cocinar?</w:t>
             </w:r>
           </w:p>
         </w:tc>
@@ -5681,21 +5934,21 @@
               <w:pStyle w:val="Compact"/>
             </w:pPr>
             <w:r>
-              <w:t xml:space="preserve">Categórica</w:t>
-            </w:r>
-          </w:p>
-        </w:tc>
-        <w:tc>
-          <w:tcPr/>
-          <w:p>
-            <w:pPr>
-              <w:pStyle w:val="Compact"/>
-            </w:pPr>
-            <w:r>
-              <w:rPr>
-                <w:rStyle w:val="VerbatimChar"/>
-              </w:rPr>
-              <w:t xml:space="preserve">Si</w:t>
+              <w:t xml:space="preserve">Binaria</w:t>
+            </w:r>
+          </w:p>
+        </w:tc>
+        <w:tc>
+          <w:tcPr/>
+          <w:p>
+            <w:pPr>
+              <w:pStyle w:val="Compact"/>
+            </w:pPr>
+            <w:r>
+              <w:rPr>
+                <w:rStyle w:val="VerbatimChar"/>
+              </w:rPr>
+              <w:t xml:space="preserve">Sí</w:t>
             </w:r>
             <w:r>
               <w:t xml:space="preserve"> </w:t>
@@ -5721,11 +5974,7 @@
               <w:pStyle w:val="Compact"/>
             </w:pPr>
             <w:r>
-              <w:rPr>
-                <w:b/>
-                <w:bCs/>
-              </w:rPr>
-              <w:t xml:space="preserve">sin tilde</w:t>
+              <w:t xml:space="preserve">¿usa otro combustible para cocinar?</w:t>
             </w:r>
           </w:p>
         </w:tc>
@@ -5764,29 +6013,122 @@
               <w:pStyle w:val="Compact"/>
             </w:pPr>
             <w:r>
-              <w:t xml:space="preserve">Código</w:t>
-            </w:r>
-          </w:p>
-        </w:tc>
-        <w:tc>
-          <w:tcPr/>
-          <w:p>
-            <w:pPr>
-              <w:pStyle w:val="Compact"/>
-            </w:pPr>
-            <w:r>
-              <w:t xml:space="preserve">1 – 6, 96, 99</w:t>
-            </w:r>
-          </w:p>
-        </w:tc>
-        <w:tc>
-          <w:tcPr/>
-          <w:p>
-            <w:pPr>
-              <w:pStyle w:val="Compact"/>
-            </w:pPr>
-            <w:r>
-              <w:t xml:space="preserve">fuente de luz</w:t>
+              <w:t xml:space="preserve">Categórica nominal</w:t>
+            </w:r>
+          </w:p>
+        </w:tc>
+        <w:tc>
+          <w:tcPr/>
+          <w:p>
+            <w:pPr>
+              <w:pStyle w:val="Compact"/>
+            </w:pPr>
+            <w:r>
+              <w:rPr>
+                <w:rStyle w:val="VerbatimChar"/>
+              </w:rPr>
+              <w:t xml:space="preserve">Electricidad</w:t>
+            </w:r>
+            <w:r>
+              <w:t xml:space="preserve"> </w:t>
+            </w:r>
+            <w:r>
+              <w:t xml:space="preserve">/</w:t>
+            </w:r>
+            <w:r>
+              <w:t xml:space="preserve"> </w:t>
+            </w:r>
+            <w:r>
+              <w:rPr>
+                <w:rStyle w:val="VerbatimChar"/>
+              </w:rPr>
+              <w:t xml:space="preserve">GLP</w:t>
+            </w:r>
+            <w:r>
+              <w:t xml:space="preserve"> </w:t>
+            </w:r>
+            <w:r>
+              <w:t xml:space="preserve">/</w:t>
+            </w:r>
+            <w:r>
+              <w:t xml:space="preserve"> </w:t>
+            </w:r>
+            <w:r>
+              <w:rPr>
+                <w:rStyle w:val="VerbatimChar"/>
+              </w:rPr>
+              <w:t xml:space="preserve">Gas natural</w:t>
+            </w:r>
+            <w:r>
+              <w:t xml:space="preserve"> </w:t>
+            </w:r>
+            <w:r>
+              <w:t xml:space="preserve">/</w:t>
+            </w:r>
+            <w:r>
+              <w:t xml:space="preserve"> </w:t>
+            </w:r>
+            <w:r>
+              <w:rPr>
+                <w:rStyle w:val="VerbatimChar"/>
+              </w:rPr>
+              <w:t xml:space="preserve">Kerosene</w:t>
+            </w:r>
+            <w:r>
+              <w:t xml:space="preserve"> </w:t>
+            </w:r>
+            <w:r>
+              <w:t xml:space="preserve">/</w:t>
+            </w:r>
+            <w:r>
+              <w:t xml:space="preserve"> </w:t>
+            </w:r>
+            <w:r>
+              <w:rPr>
+                <w:rStyle w:val="VerbatimChar"/>
+              </w:rPr>
+              <w:t xml:space="preserve">Velas</w:t>
+            </w:r>
+            <w:r>
+              <w:t xml:space="preserve"> </w:t>
+            </w:r>
+            <w:r>
+              <w:t xml:space="preserve">/</w:t>
+            </w:r>
+            <w:r>
+              <w:t xml:space="preserve"> </w:t>
+            </w:r>
+            <w:r>
+              <w:rPr>
+                <w:rStyle w:val="VerbatimChar"/>
+              </w:rPr>
+              <w:t xml:space="preserve">Batería</w:t>
+            </w:r>
+            <w:r>
+              <w:t xml:space="preserve"> </w:t>
+            </w:r>
+            <w:r>
+              <w:t xml:space="preserve">/</w:t>
+            </w:r>
+            <w:r>
+              <w:t xml:space="preserve"> </w:t>
+            </w:r>
+            <w:r>
+              <w:rPr>
+                <w:rStyle w:val="VerbatimChar"/>
+              </w:rPr>
+              <w:t xml:space="preserve">Otro</w:t>
+            </w:r>
+          </w:p>
+        </w:tc>
+        <w:tc>
+          <w:tcPr/>
+          <w:p>
+            <w:pPr>
+              <w:pStyle w:val="Compact"/>
+            </w:pPr>
+            <w:r>
+              <w:t xml:space="preserve">tipo de alumbrado</w:t>
             </w:r>
           </w:p>
         </w:tc>
@@ -5886,21 +6228,21 @@
               <w:pStyle w:val="Compact"/>
             </w:pPr>
             <w:r>
-              <w:t xml:space="preserve">Categórica</w:t>
-            </w:r>
-          </w:p>
-        </w:tc>
-        <w:tc>
-          <w:tcPr/>
-          <w:p>
-            <w:pPr>
-              <w:pStyle w:val="Compact"/>
-            </w:pPr>
-            <w:r>
-              <w:rPr>
-                <w:rStyle w:val="VerbatimChar"/>
-              </w:rPr>
-              <w:t xml:space="preserve">Si</w:t>
+              <w:t xml:space="preserve">Binaria</w:t>
+            </w:r>
+          </w:p>
+        </w:tc>
+        <w:tc>
+          <w:tcPr/>
+          <w:p>
+            <w:pPr>
+              <w:pStyle w:val="Compact"/>
+            </w:pPr>
+            <w:r>
+              <w:rPr>
+                <w:rStyle w:val="VerbatimChar"/>
+              </w:rPr>
+              <w:t xml:space="preserve">Sí</w:t>
             </w:r>
             <w:r>
               <w:t xml:space="preserve"> </w:t>
@@ -5965,21 +6307,21 @@
               <w:pStyle w:val="Compact"/>
             </w:pPr>
             <w:r>
-              <w:t xml:space="preserve">Categórica</w:t>
-            </w:r>
-          </w:p>
-        </w:tc>
-        <w:tc>
-          <w:tcPr/>
-          <w:p>
-            <w:pPr>
-              <w:pStyle w:val="Compact"/>
-            </w:pPr>
-            <w:r>
-              <w:rPr>
-                <w:rStyle w:val="VerbatimChar"/>
-              </w:rPr>
-              <w:t xml:space="preserve">Si</w:t>
+              <w:t xml:space="preserve">Binaria</w:t>
+            </w:r>
+          </w:p>
+        </w:tc>
+        <w:tc>
+          <w:tcPr/>
+          <w:p>
+            <w:pPr>
+              <w:pStyle w:val="Compact"/>
+            </w:pPr>
+            <w:r>
+              <w:rPr>
+                <w:rStyle w:val="VerbatimChar"/>
+              </w:rPr>
+              <w:t xml:space="preserve">Sí</w:t>
             </w:r>
             <w:r>
               <w:t xml:space="preserve"> </w:t>
@@ -6044,21 +6386,21 @@
               <w:pStyle w:val="Compact"/>
             </w:pPr>
             <w:r>
-              <w:t xml:space="preserve">Categórica</w:t>
-            </w:r>
-          </w:p>
-        </w:tc>
-        <w:tc>
-          <w:tcPr/>
-          <w:p>
-            <w:pPr>
-              <w:pStyle w:val="Compact"/>
-            </w:pPr>
-            <w:r>
-              <w:rPr>
-                <w:rStyle w:val="VerbatimChar"/>
-              </w:rPr>
-              <w:t xml:space="preserve">Si</w:t>
+              <w:t xml:space="preserve">Binaria</w:t>
+            </w:r>
+          </w:p>
+        </w:tc>
+        <w:tc>
+          <w:tcPr/>
+          <w:p>
+            <w:pPr>
+              <w:pStyle w:val="Compact"/>
+            </w:pPr>
+            <w:r>
+              <w:rPr>
+                <w:rStyle w:val="VerbatimChar"/>
+              </w:rPr>
+              <w:t xml:space="preserve">Sí</w:t>
             </w:r>
             <w:r>
               <w:t xml:space="preserve"> </w:t>
@@ -6123,21 +6465,21 @@
               <w:pStyle w:val="Compact"/>
             </w:pPr>
             <w:r>
-              <w:t xml:space="preserve">Categórica</w:t>
-            </w:r>
-          </w:p>
-        </w:tc>
-        <w:tc>
-          <w:tcPr/>
-          <w:p>
-            <w:pPr>
-              <w:pStyle w:val="Compact"/>
-            </w:pPr>
-            <w:r>
-              <w:rPr>
-                <w:rStyle w:val="VerbatimChar"/>
-              </w:rPr>
-              <w:t xml:space="preserve">Si</w:t>
+              <w:t xml:space="preserve">Binaria</w:t>
+            </w:r>
+          </w:p>
+        </w:tc>
+        <w:tc>
+          <w:tcPr/>
+          <w:p>
+            <w:pPr>
+              <w:pStyle w:val="Compact"/>
+            </w:pPr>
+            <w:r>
+              <w:rPr>
+                <w:rStyle w:val="VerbatimChar"/>
+              </w:rPr>
+              <w:t xml:space="preserve">Sí</w:t>
             </w:r>
             <w:r>
               <w:t xml:space="preserve"> </w:t>
@@ -6267,13 +6609,28 @@
         <w:t xml:space="preserve"> </w:t>
       </w:r>
       <w:r>
-        <w:t xml:space="preserve">Unas variables llevan tilde y otras no, según el módulo de origen. La</w:t>
-      </w:r>
-      <w:r>
-        <w:t xml:space="preserve"> </w:t>
-      </w:r>
-      <w:r>
-        <w:t xml:space="preserve">tabla indica cuál corresponde en cada caso y la distinción debe respetarse.</w:t>
+        <w:t xml:space="preserve">Internamente unas variables llevan tilde y otras no, según el módulo de</w:t>
+      </w:r>
+      <w:r>
+        <w:t xml:space="preserve"> </w:t>
+      </w:r>
+      <w:r>
+        <w:t xml:space="preserve">origen. Para la entrega esto es indiferente: basta escribir</w:t>
+      </w:r>
+      <w:r>
+        <w:t xml:space="preserve"> </w:t>
+      </w:r>
+      <w:r>
+        <w:rPr>
+          <w:rStyle w:val="VerbatimChar"/>
+        </w:rPr>
+        <w:t xml:space="preserve">Sí</w:t>
+      </w:r>
+      <w:r>
+        <w:t xml:space="preserve"> </w:t>
+      </w:r>
+      <w:r>
+        <w:t xml:space="preserve">de forma uniforme.</w:t>
       </w:r>
     </w:p>
     <w:p>
@@ -6289,7 +6646,7 @@
           <w:b/>
           <w:bCs/>
         </w:rPr>
-        <w:t xml:space="preserve">Binarias en dos formatos.</w:t>
+        <w:t xml:space="preserve">Binarias en dos formatos internos.</w:t>
       </w:r>
       <w:r>
         <w:t xml:space="preserve"> </w:t>
@@ -6343,7 +6700,7 @@
         <w:t xml:space="preserve"> </w:t>
       </w:r>
       <w:r>
-        <w:t xml:space="preserve">se codifican</w:t>
+        <w:t xml:space="preserve">viajan como</w:t>
       </w:r>
       <w:r>
         <w:t xml:space="preserve"> </w:t>
@@ -6364,13 +6721,16 @@
         <w:t xml:space="preserve">0</w:t>
       </w:r>
       <w:r>
-        <w:t xml:space="preserve">, mientras que el</w:t>
-      </w:r>
-      <w:r>
-        <w:t xml:space="preserve"> </w:t>
-      </w:r>
-      <w:r>
-        <w:t xml:space="preserve">resto de las dicotómicas usan texto</w:t>
+        <w:t xml:space="preserve"> </w:t>
+      </w:r>
+      <w:r>
+        <w:t xml:space="preserve">dentro del</w:t>
+      </w:r>
+      <w:r>
+        <w:t xml:space="preserve"> </w:t>
+      </w:r>
+      <w:r>
+        <w:t xml:space="preserve">sistema, mientras que el resto de las dicotómicas usan texto. Para la entrega basta con</w:t>
       </w:r>
       <w:r>
         <w:t xml:space="preserve"> </w:t>
@@ -6379,7 +6739,7 @@
         <w:rPr>
           <w:rStyle w:val="VerbatimChar"/>
         </w:rPr>
-        <w:t xml:space="preserve">Si</w:t>
+        <w:t xml:space="preserve">Sí</w:t>
       </w:r>
       <w:r>
         <w:t xml:space="preserve">/</w:t>
@@ -6391,7 +6751,10 @@
         <w:t xml:space="preserve">No</w:t>
       </w:r>
       <w:r>
-        <w:t xml:space="preserve">.</w:t>
+        <w:t xml:space="preserve"> </w:t>
+      </w:r>
+      <w:r>
+        <w:t xml:space="preserve">en todas: la homologación corre por cuenta del equipo.</w:t>
       </w:r>
     </w:p>
     <w:p>
@@ -6407,7 +6770,13 @@
           <w:b/>
           <w:bCs/>
         </w:rPr>
-        <w:t xml:space="preserve">Códigos especiales en campos numéricos.</w:t>
+        <w:t xml:space="preserve">Códigos especiales.</w:t>
+      </w:r>
+      <w:r>
+        <w:t xml:space="preserve"> </w:t>
+      </w:r>
+      <w:r>
+        <w:t xml:space="preserve">Internamente</w:t>
       </w:r>
       <w:r>
         <w:t xml:space="preserve"> </w:t>
@@ -6422,7 +6791,7 @@
         <w:t xml:space="preserve"> </w:t>
       </w:r>
       <w:r>
-        <w:t xml:space="preserve">(96, 98) y</w:t>
+        <w:t xml:space="preserve">y</w:t>
       </w:r>
       <w:r>
         <w:t xml:space="preserve"> </w:t>
@@ -6437,13 +6806,7 @@
         <w:t xml:space="preserve"> </w:t>
       </w:r>
       <w:r>
-        <w:t xml:space="preserve">(96, 99)</w:t>
-      </w:r>
-      <w:r>
-        <w:t xml:space="preserve"> </w:t>
-      </w:r>
-      <w:r>
-        <w:t xml:space="preserve">reservan esos valores para</w:t>
+        <w:t xml:space="preserve">reservan 96, 98 y 99 para</w:t>
       </w:r>
       <w:r>
         <w:t xml:space="preserve"> </w:t>
@@ -6459,7 +6822,7 @@
         <w:t xml:space="preserve"> </w:t>
       </w:r>
       <w:r>
-        <w:t xml:space="preserve">o</w:t>
+        <w:t xml:space="preserve">y</w:t>
       </w:r>
       <w:r>
         <w:t xml:space="preserve"> </w:t>
@@ -6469,16 +6832,61 @@
           <w:i/>
           <w:iCs/>
         </w:rPr>
-        <w:t xml:space="preserve">no sabe</w:t>
-      </w:r>
-      <w:r>
-        <w:t xml:space="preserve">. No representan magnitudes y deben transcribirse</w:t>
-      </w:r>
-      <w:r>
-        <w:t xml:space="preserve"> </w:t>
-      </w:r>
-      <w:r>
-        <w:t xml:space="preserve">tal cual, sin convertirlos ni sustituirlos por promedios.</w:t>
+        <w:t xml:space="preserve">no</w:t>
+      </w:r>
+      <w:r>
+        <w:rPr>
+          <w:i/>
+          <w:iCs/>
+        </w:rPr>
+        <w:t xml:space="preserve"> </w:t>
+      </w:r>
+      <w:r>
+        <w:rPr>
+          <w:i/>
+          <w:iCs/>
+        </w:rPr>
+        <w:t xml:space="preserve">sabe</w:t>
+      </w:r>
+      <w:r>
+        <w:t xml:space="preserve">. Al entregarse como texto esto deja de ser un problema: escriba</w:t>
+      </w:r>
+      <w:r>
+        <w:t xml:space="preserve"> </w:t>
+      </w:r>
+      <w:r>
+        <w:rPr>
+          <w:rStyle w:val="VerbatimChar"/>
+        </w:rPr>
+        <w:t xml:space="preserve">Otro</w:t>
+      </w:r>
+      <w:r>
+        <w:t xml:space="preserve"> </w:t>
+      </w:r>
+      <w:r>
+        <w:t xml:space="preserve">cuando corresponda y</w:t>
+      </w:r>
+      <w:r>
+        <w:t xml:space="preserve"> </w:t>
+      </w:r>
+      <w:r>
+        <w:t xml:space="preserve">deje la celda</w:t>
+      </w:r>
+      <w:r>
+        <w:t xml:space="preserve"> </w:t>
+      </w:r>
+      <w:r>
+        <w:rPr>
+          <w:b/>
+          <w:bCs/>
+        </w:rPr>
+        <w:t xml:space="preserve">vacía</w:t>
+      </w:r>
+      <w:r>
+        <w:t xml:space="preserve"> </w:t>
+      </w:r>
+      <w:r>
+        <w:t xml:space="preserve">cuando el dato no se pudo obtener.</w:t>
       </w:r>
     </w:p>
     <w:p>

--- a/docs/docs/solicitud_validacion_expertos.docx
+++ b/docs/docs/solicitud_validacion_expertos.docx
@@ -2341,13 +2341,13 @@
     </w:p>
     <w:bookmarkEnd w:id="15"/>
     <w:bookmarkEnd w:id="16"/>
-    <w:bookmarkStart w:id="22" w:name="bis.-especificación-de-campos"/>
+    <w:bookmarkStart w:id="22" w:name="especificación-de-campos"/>
     <w:p>
       <w:pPr>
         <w:pStyle w:val="Heading2"/>
       </w:pPr>
       <w:r>
-        <w:t xml:space="preserve">3.bis. Especificación de campos</w:t>
+        <w:t xml:space="preserve">4. Especificación de campos</w:t>
       </w:r>
     </w:p>
     <w:p>
@@ -6912,13 +6912,13 @@
     </w:p>
     <w:bookmarkEnd w:id="21"/>
     <w:bookmarkEnd w:id="22"/>
-    <w:bookmarkStart w:id="26" w:name="ter.-variables-adicionales-deseables"/>
+    <w:bookmarkStart w:id="26" w:name="variables-adicionales-deseables"/>
     <w:p>
       <w:pPr>
         <w:pStyle w:val="Heading2"/>
       </w:pPr>
       <w:r>
-        <w:t xml:space="preserve">3.ter. Variables adicionales deseables</w:t>
+        <w:t xml:space="preserve">5. Variables adicionales deseables</w:t>
       </w:r>
     </w:p>
     <w:p>
@@ -7729,7 +7729,7 @@
         <w:t xml:space="preserve"> </w:t>
       </w:r>
       <w:r>
-        <w:t xml:space="preserve">Estas variables no requieren la codificación estricta de la sección 3.bis, ya</w:t>
+        <w:t xml:space="preserve">Estas variables no requieren la codificación estricta de la sección 4, ya</w:t>
       </w:r>
       <w:r>
         <w:t xml:space="preserve"> </w:t>
@@ -7827,7 +7827,7 @@
         <w:pStyle w:val="Heading2"/>
       </w:pPr>
       <w:r>
-        <w:t xml:space="preserve">4. Qué esperamos de esta validación</w:t>
+        <w:t xml:space="preserve">6. Qué esperamos de esta validación</w:t>
       </w:r>
     </w:p>
     <w:p>
@@ -7882,7 +7882,7 @@
         <w:pStyle w:val="Heading3"/>
       </w:pPr>
       <w:r>
-        <w:t xml:space="preserve">4.1 Pertinencia</w:t>
+        <w:t xml:space="preserve">6.1 Pertinencia</w:t>
       </w:r>
     </w:p>
     <w:p>
@@ -7958,7 +7958,7 @@
         <w:pStyle w:val="Heading3"/>
       </w:pPr>
       <w:r>
-        <w:t xml:space="preserve">4.2 Replicabilidad</w:t>
+        <w:t xml:space="preserve">6.2 Replicabilidad</w:t>
       </w:r>
     </w:p>
     <w:p>
@@ -8048,7 +8048,7 @@
         <w:pStyle w:val="Heading2"/>
       </w:pPr>
       <w:r>
-        <w:t xml:space="preserve">5. Consideraciones éticas</w:t>
+        <w:t xml:space="preserve">7. Consideraciones éticas</w:t>
       </w:r>
     </w:p>
     <w:p>
@@ -8121,7 +8121,7 @@
         <w:pStyle w:val="Heading2"/>
       </w:pPr>
       <w:r>
-        <w:t xml:space="preserve">6. Contribución esperada para los participantes</w:t>
+        <w:t xml:space="preserve">8. Contribución esperada para los participantes</w:t>
       </w:r>
     </w:p>
     <w:p>

--- a/docs/docs/solicitud_validacion_expertos.docx
+++ b/docs/docs/solicitud_validacion_expertos.docx
@@ -2,7 +2,7 @@
 <file path=word/document.xml><?xml version="1.0" encoding="utf-8"?>
 <w:document xmlns:w="http://schemas.openxmlformats.org/wordprocessingml/2006/main" xmlns:m="http://schemas.openxmlformats.org/officeDocument/2006/math" xmlns:r="http://schemas.openxmlformats.org/officeDocument/2006/relationships" xmlns:o="urn:schemas-microsoft-com:office:office" xmlns:v="urn:schemas-microsoft-com:vml" xmlns:w10="urn:schemas-microsoft-com:office:word" xmlns:a="http://schemas.openxmlformats.org/drawingml/2006/main" xmlns:pic="http://schemas.openxmlformats.org/drawingml/2006/picture" xmlns:wp="http://schemas.openxmlformats.org/drawingml/2006/wordprocessingDrawing">
   <w:body>
-    <w:bookmarkStart w:id="32" w:name="X65f67493c61caaa123f1f8d68ab7cc02703792a"/>
+    <w:bookmarkStart w:id="33" w:name="X65f67493c61caaa123f1f8d68ab7cc02703792a"/>
     <w:p>
       <w:pPr>
         <w:pStyle w:val="Heading1"/>
@@ -677,7 +677,13 @@
         <w:t xml:space="preserve">HC3</w:t>
       </w:r>
       <w:r>
-        <w:t xml:space="preserve">) y los Z-scores derivados. Si el modelo conociera la talla, el diagnóstico sería</w:t>
+        <w:t xml:space="preserve">) y los Z-scores derivados, siguiendo el criterio de prevención de fuga de</w:t>
+      </w:r>
+      <w:r>
+        <w:t xml:space="preserve"> </w:t>
+      </w:r>
+      <w:r>
+        <w:t xml:space="preserve">información (Kaufman et al., 2011). Si el modelo conociera la talla, el diagnóstico sería</w:t>
       </w:r>
       <w:r>
         <w:t xml:space="preserve"> </w:t>
@@ -7039,7 +7045,29 @@
         <w:t xml:space="preserve"> </w:t>
       </w:r>
       <w:r>
-        <w:t xml:space="preserve">las causas en tres niveles. El modelo actual cubre bien los niveles básico y subyacente —pobreza,</w:t>
+        <w:t xml:space="preserve">las causas en tres niveles y que la serie de nutrición materno-infantil de</w:t>
+      </w:r>
+      <w:r>
+        <w:t xml:space="preserve"> </w:t>
+      </w:r>
+      <w:r>
+        <w:rPr>
+          <w:i/>
+          <w:iCs/>
+        </w:rPr>
+        <w:t xml:space="preserve">The Lancet</w:t>
+      </w:r>
+      <w:r>
+        <w:t xml:space="preserve"> </w:t>
+      </w:r>
+      <w:r>
+        <w:t xml:space="preserve">sistematiza</w:t>
+      </w:r>
+      <w:r>
+        <w:t xml:space="preserve"> </w:t>
+      </w:r>
+      <w:r>
+        <w:t xml:space="preserve">(Black et al., 2013; Victora et al., 2021). El modelo actual cubre bien los niveles básico y subyacente —pobreza,</w:t>
       </w:r>
       <w:r>
         <w:t xml:space="preserve"> </w:t>
@@ -7392,7 +7420,7 @@
               <w:pStyle w:val="Compact"/>
             </w:pPr>
             <w:r>
-              <w:t xml:space="preserve">Predictor consistente de retraso del crecimiento intergeneracional</w:t>
+              <w:t xml:space="preserve">Predictor consistente de retraso del crecimiento intergeneracional; resultó la variable más influyente en un modelo equivalente sobre datos DHS (Ndagijimana et al., 2025)</w:t>
             </w:r>
           </w:p>
         </w:tc>
@@ -8163,8 +8191,181 @@
         <w:t xml:space="preserve">Contacto: equipo de investigación — EP Ingeniería de Sistemas, Universidad Peruana Unión.</w:t>
       </w:r>
     </w:p>
+    <w:p>
+      <w:r>
+        <w:pict>
+          <v:rect style="width:0;height:1.5pt" o:hralign="center" o:hrstd="t" o:hr="t"/>
+        </w:pict>
+      </w:r>
+    </w:p>
     <w:bookmarkEnd w:id="31"/>
+    <w:bookmarkStart w:id="32" w:name="referencias-citadas"/>
+    <w:p>
+      <w:pPr>
+        <w:pStyle w:val="Heading2"/>
+      </w:pPr>
+      <w:r>
+        <w:t xml:space="preserve">Referencias citadas</w:t>
+      </w:r>
+    </w:p>
+    <w:p>
+      <w:pPr>
+        <w:pStyle w:val="Compact"/>
+        <w:numPr>
+          <w:ilvl w:val="0"/>
+          <w:numId w:val="1002"/>
+        </w:numPr>
+      </w:pPr>
+      <w:r>
+        <w:t xml:space="preserve">Black, R. E., Victora, C. G., Walker, S. P.,</w:t>
+      </w:r>
+      <w:r>
+        <w:t xml:space="preserve"> </w:t>
+      </w:r>
+      <w:r>
+        <w:rPr>
+          <w:i/>
+          <w:iCs/>
+        </w:rPr>
+        <w:t xml:space="preserve">et al.</w:t>
+      </w:r>
+      <w:r>
+        <w:t xml:space="preserve"> </w:t>
+      </w:r>
+      <w:r>
+        <w:t xml:space="preserve">(2013). Maternal and child undernutrition and</w:t>
+      </w:r>
+      <w:r>
+        <w:t xml:space="preserve"> </w:t>
+      </w:r>
+      <w:r>
+        <w:t xml:space="preserve">overweight in low-income and middle-income countries.</w:t>
+      </w:r>
+      <w:r>
+        <w:t xml:space="preserve"> </w:t>
+      </w:r>
+      <w:r>
+        <w:rPr>
+          <w:i/>
+          <w:iCs/>
+        </w:rPr>
+        <w:t xml:space="preserve">The Lancet</w:t>
+      </w:r>
+      <w:r>
+        <w:t xml:space="preserve">, 382(9890), 427–451.</w:t>
+      </w:r>
+    </w:p>
+    <w:p>
+      <w:pPr>
+        <w:pStyle w:val="Compact"/>
+        <w:numPr>
+          <w:ilvl w:val="0"/>
+          <w:numId w:val="1002"/>
+        </w:numPr>
+      </w:pPr>
+      <w:r>
+        <w:t xml:space="preserve">Kaufman, S., Rosset, S., &amp; Perlich, C. (2011). Leakage in data mining: formulation, detection, and</w:t>
+      </w:r>
+      <w:r>
+        <w:t xml:space="preserve"> </w:t>
+      </w:r>
+      <w:r>
+        <w:t xml:space="preserve">avoidance.</w:t>
+      </w:r>
+      <w:r>
+        <w:t xml:space="preserve"> </w:t>
+      </w:r>
+      <w:r>
+        <w:rPr>
+          <w:i/>
+          <w:iCs/>
+        </w:rPr>
+        <w:t xml:space="preserve">Proceedings of the 17th ACM SIGKDD</w:t>
+      </w:r>
+      <w:r>
+        <w:t xml:space="preserve">, 556–563.</w:t>
+      </w:r>
+    </w:p>
+    <w:p>
+      <w:pPr>
+        <w:pStyle w:val="Compact"/>
+        <w:numPr>
+          <w:ilvl w:val="0"/>
+          <w:numId w:val="1002"/>
+        </w:numPr>
+      </w:pPr>
+      <w:r>
+        <w:t xml:space="preserve">Ndagijimana, S., Kabano, I., Masabo, E., &amp; Ntaganda, J. M. (2025). Predicting stunting status among</w:t>
+      </w:r>
+      <w:r>
+        <w:t xml:space="preserve"> </w:t>
+      </w:r>
+      <w:r>
+        <w:t xml:space="preserve">under-5 children in Rwanda using neural network model.</w:t>
+      </w:r>
+      <w:r>
+        <w:t xml:space="preserve"> </w:t>
+      </w:r>
+      <w:r>
+        <w:rPr>
+          <w:i/>
+          <w:iCs/>
+        </w:rPr>
+        <w:t xml:space="preserve">F1000Research</w:t>
+      </w:r>
+      <w:r>
+        <w:t xml:space="preserve">, 13, 128.</w:t>
+      </w:r>
+    </w:p>
+    <w:p>
+      <w:pPr>
+        <w:pStyle w:val="Compact"/>
+        <w:numPr>
+          <w:ilvl w:val="0"/>
+          <w:numId w:val="1002"/>
+        </w:numPr>
+      </w:pPr>
+      <w:r>
+        <w:t xml:space="preserve">Victora, C. G., Christian, P., Vidaletti, L. P.,</w:t>
+      </w:r>
+      <w:r>
+        <w:t xml:space="preserve"> </w:t>
+      </w:r>
+      <w:r>
+        <w:rPr>
+          <w:i/>
+          <w:iCs/>
+        </w:rPr>
+        <w:t xml:space="preserve">et al.</w:t>
+      </w:r>
+      <w:r>
+        <w:t xml:space="preserve"> </w:t>
+      </w:r>
+      <w:r>
+        <w:t xml:space="preserve">(2021). Revisiting maternal and child</w:t>
+      </w:r>
+      <w:r>
+        <w:t xml:space="preserve"> </w:t>
+      </w:r>
+      <w:r>
+        <w:t xml:space="preserve">undernutrition in low-income and middle-income countries.</w:t>
+      </w:r>
+      <w:r>
+        <w:t xml:space="preserve"> </w:t>
+      </w:r>
+      <w:r>
+        <w:rPr>
+          <w:i/>
+          <w:iCs/>
+        </w:rPr>
+        <w:t xml:space="preserve">The Lancet</w:t>
+      </w:r>
+      <w:r>
+        <w:t xml:space="preserve">, 397(10282), 1388–1399.</w:t>
+      </w:r>
+    </w:p>
     <w:bookmarkEnd w:id="32"/>
+    <w:bookmarkEnd w:id="33"/>
     <w:sectPr>
       <w:footnotePr>
         <w:numRestart w:val="eachSect"/>
@@ -8360,6 +8561,109 @@
       </w:pPr>
     </w:lvl>
   </w:abstractNum>
+  <w:abstractNum w:abstractNumId="991">
+    <w:nsid w:val="0000A991"/>
+    <w:multiLevelType w:val="multilevel"/>
+    <w:lvl w:ilvl="0">
+      <w:numFmt w:val="bullet"/>
+      <w:lvlText w:val=""/>
+      <w:lvlJc w:val="left"/>
+      <w:pPr>
+        <w:ind w:left="720" w:hanging="360"/>
+      </w:pPr>
+      <w:rPr>
+        <w:rFonts w:ascii="Symbol" w:hAnsi="Symbol" w:cs="Symbol" w:hint="default"/>
+      </w:rPr>
+    </w:lvl>
+    <w:lvl w:ilvl="1">
+      <w:numFmt w:val="bullet"/>
+      <w:lvlText w:val="o"/>
+      <w:lvlJc w:val="left"/>
+      <w:pPr>
+        <w:ind w:left="1440" w:hanging="360"/>
+      </w:pPr>
+      <w:rPr>
+        <w:rFonts w:ascii="Courier New" w:hAnsi="Courier New" w:cs="Courier New" w:hint="default"/>
+      </w:rPr>
+    </w:lvl>
+    <w:lvl w:ilvl="2">
+      <w:numFmt w:val="bullet"/>
+      <w:lvlText w:val=""/>
+      <w:lvlJc w:val="left"/>
+      <w:pPr>
+        <w:ind w:left="2160" w:hanging="360"/>
+      </w:pPr>
+      <w:rPr>
+        <w:rFonts w:ascii="Wingdings" w:hAnsi="Wingdings" w:cs="Wingdings" w:hint="default"/>
+      </w:rPr>
+    </w:lvl>
+    <w:lvl w:ilvl="3">
+      <w:numFmt w:val="bullet"/>
+      <w:lvlText w:val=""/>
+      <w:lvlJc w:val="left"/>
+      <w:pPr>
+        <w:ind w:left="2880" w:hanging="360"/>
+      </w:pPr>
+      <w:rPr>
+        <w:rFonts w:ascii="Symbol" w:hAnsi="Symbol" w:cs="Symbol" w:hint="default"/>
+      </w:rPr>
+    </w:lvl>
+    <w:lvl w:ilvl="4">
+      <w:numFmt w:val="bullet"/>
+      <w:lvlText w:val="o"/>
+      <w:lvlJc w:val="left"/>
+      <w:pPr>
+        <w:ind w:left="3600" w:hanging="360"/>
+      </w:pPr>
+      <w:rPr>
+        <w:rFonts w:ascii="Courier New" w:hAnsi="Courier New" w:cs="Courier New" w:hint="default"/>
+      </w:rPr>
+    </w:lvl>
+    <w:lvl w:ilvl="5">
+      <w:numFmt w:val="bullet"/>
+      <w:lvlText w:val=""/>
+      <w:lvlJc w:val="left"/>
+      <w:pPr>
+        <w:ind w:left="4320" w:hanging="360"/>
+      </w:pPr>
+      <w:rPr>
+        <w:rFonts w:ascii="Wingdings" w:hAnsi="Wingdings" w:cs="Wingdings" w:hint="default"/>
+      </w:rPr>
+    </w:lvl>
+    <w:lvl w:ilvl="6">
+      <w:numFmt w:val="bullet"/>
+      <w:lvlText w:val=""/>
+      <w:lvlJc w:val="left"/>
+      <w:pPr>
+        <w:ind w:left="5040" w:hanging="360"/>
+      </w:pPr>
+      <w:rPr>
+        <w:rFonts w:ascii="Symbol" w:hAnsi="Symbol" w:cs="Symbol" w:hint="default"/>
+      </w:rPr>
+    </w:lvl>
+    <w:lvl w:ilvl="7">
+      <w:numFmt w:val="bullet"/>
+      <w:lvlText w:val="o"/>
+      <w:lvlJc w:val="left"/>
+      <w:pPr>
+        <w:ind w:left="5760" w:hanging="360"/>
+      </w:pPr>
+      <w:rPr>
+        <w:rFonts w:ascii="Courier New" w:hAnsi="Courier New" w:cs="Courier New" w:hint="default"/>
+      </w:rPr>
+    </w:lvl>
+    <w:lvl w:ilvl="8">
+      <w:numFmt w:val="bullet"/>
+      <w:lvlText w:val=""/>
+      <w:lvlJc w:val="left"/>
+      <w:pPr>
+        <w:ind w:left="6480" w:hanging="360"/>
+      </w:pPr>
+      <w:rPr>
+        <w:rFonts w:ascii="Wingdings" w:hAnsi="Wingdings" w:cs="Wingdings" w:hint="default"/>
+      </w:rPr>
+    </w:lvl>
+  </w:abstractNum>
   <w:num w:numId="1000">
     <w:abstractNumId w:val="990"/>
   </w:num>
@@ -8392,6 +8696,9 @@
     <w:lvlOverride w:ilvl="8">
       <w:startOverride w:val="1"/>
     </w:lvlOverride>
+  </w:num>
+  <w:num w:numId="1002">
+    <w:abstractNumId w:val="991"/>
   </w:num>
 </w:numbering>
 </file>

--- a/docs/docs/solicitud_validacion_expertos.docx
+++ b/docs/docs/solicitud_validacion_expertos.docx
@@ -2286,58 +2286,6 @@
         </w:tc>
       </w:tr>
     </w:tbl>
-    <w:p>
-      <w:pPr>
-        <w:pStyle w:val="BlockText"/>
-      </w:pPr>
-      <w:r>
-        <w:rPr>
-          <w:b/>
-          <w:bCs/>
-        </w:rPr>
-        <w:t xml:space="preserve">Nota:</w:t>
-      </w:r>
-      <w:r>
-        <w:t xml:space="preserve"> </w:t>
-      </w:r>
-      <w:r>
-        <w:t xml:space="preserve">el conjunto es ampliable. El</w:t>
-      </w:r>
-      <w:r>
-        <w:t xml:space="preserve"> </w:t>
-      </w:r>
-      <w:r>
-        <w:rPr>
-          <w:i/>
-          <w:iCs/>
-        </w:rPr>
-        <w:t xml:space="preserve">dataset</w:t>
-      </w:r>
-      <w:r>
-        <w:t xml:space="preserve"> </w:t>
-      </w:r>
-      <w:r>
-        <w:t xml:space="preserve">original contiene más de 180 variables, de las cuales</w:t>
-      </w:r>
-      <w:r>
-        <w:t xml:space="preserve"> </w:t>
-      </w:r>
-      <w:r>
-        <w:t xml:space="preserve">se retuvieron 45 por criterios estadísticos. Si los especialistas consideran relevante alguna</w:t>
-      </w:r>
-      <w:r>
-        <w:t xml:space="preserve"> </w:t>
-      </w:r>
-      <w:r>
-        <w:t xml:space="preserve">dimensión no cubierta —consumo dietético, morbilidad reciente, vacunación, antropometría materna—</w:t>
-      </w:r>
-      <w:r>
-        <w:t xml:space="preserve"> </w:t>
-      </w:r>
-      <w:r>
-        <w:t xml:space="preserve">puede incorporarse siempre que exista en la fuente de datos.</w:t>
-      </w:r>
-    </w:p>
     <w:p>
       <w:r>
         <w:pict>
@@ -6530,386 +6478,6 @@
       </w:tr>
     </w:tbl>
     <w:p>
-      <w:pPr>
-        <w:pStyle w:val="BlockText"/>
-      </w:pPr>
-      <w:r>
-        <w:rPr>
-          <w:b/>
-          <w:bCs/>
-        </w:rPr>
-        <w:t xml:space="preserve">Advertencia sobre la codificación heredada.</w:t>
-      </w:r>
-      <w:r>
-        <w:t xml:space="preserve"> </w:t>
-      </w:r>
-      <w:r>
-        <w:t xml:space="preserve">Las tres irregularidades que siguen provienen de la</w:t>
-      </w:r>
-      <w:r>
-        <w:t xml:space="preserve"> </w:t>
-      </w:r>
-      <w:r>
-        <w:t xml:space="preserve">propia ENDES y se conservaron para no alterar la fuente; se señalan aquí porque condicionan el</w:t>
-      </w:r>
-      <w:r>
-        <w:t xml:space="preserve"> </w:t>
-      </w:r>
-      <w:r>
-        <w:t xml:space="preserve">formato de entrega:</w:t>
-      </w:r>
-    </w:p>
-    <w:p>
-      <w:pPr>
-        <w:pStyle w:val="Compact"/>
-        <w:numPr>
-          <w:ilvl w:val="0"/>
-          <w:numId w:val="1001"/>
-        </w:numPr>
-      </w:pPr>
-      <w:r>
-        <w:rPr>
-          <w:rStyle w:val="VerbatimChar"/>
-          <w:b/>
-          <w:bCs/>
-        </w:rPr>
-        <w:t xml:space="preserve">Si</w:t>
-      </w:r>
-      <w:r>
-        <w:rPr>
-          <w:b/>
-          <w:bCs/>
-        </w:rPr>
-        <w:t xml:space="preserve"> </w:t>
-      </w:r>
-      <w:r>
-        <w:rPr>
-          <w:b/>
-          <w:bCs/>
-        </w:rPr>
-        <w:t xml:space="preserve">frente a</w:t>
-      </w:r>
-      <w:r>
-        <w:rPr>
-          <w:b/>
-          <w:bCs/>
-        </w:rPr>
-        <w:t xml:space="preserve"> </w:t>
-      </w:r>
-      <w:r>
-        <w:rPr>
-          <w:rStyle w:val="VerbatimChar"/>
-          <w:b/>
-          <w:bCs/>
-        </w:rPr>
-        <w:t xml:space="preserve">Sí</w:t>
-      </w:r>
-      <w:r>
-        <w:rPr>
-          <w:b/>
-          <w:bCs/>
-        </w:rPr>
-        <w:t xml:space="preserve">.</w:t>
-      </w:r>
-      <w:r>
-        <w:t xml:space="preserve"> </w:t>
-      </w:r>
-      <w:r>
-        <w:t xml:space="preserve">Internamente unas variables llevan tilde y otras no, según el módulo de</w:t>
-      </w:r>
-      <w:r>
-        <w:t xml:space="preserve"> </w:t>
-      </w:r>
-      <w:r>
-        <w:t xml:space="preserve">origen. Para la entrega esto es indiferente: basta escribir</w:t>
-      </w:r>
-      <w:r>
-        <w:t xml:space="preserve"> </w:t>
-      </w:r>
-      <w:r>
-        <w:rPr>
-          <w:rStyle w:val="VerbatimChar"/>
-        </w:rPr>
-        <w:t xml:space="preserve">Sí</w:t>
-      </w:r>
-      <w:r>
-        <w:t xml:space="preserve"> </w:t>
-      </w:r>
-      <w:r>
-        <w:t xml:space="preserve">de forma uniforme.</w:t>
-      </w:r>
-    </w:p>
-    <w:p>
-      <w:pPr>
-        <w:pStyle w:val="Compact"/>
-        <w:numPr>
-          <w:ilvl w:val="0"/>
-          <w:numId w:val="1001"/>
-        </w:numPr>
-      </w:pPr>
-      <w:r>
-        <w:rPr>
-          <w:b/>
-          <w:bCs/>
-        </w:rPr>
-        <w:t xml:space="preserve">Binarias en dos formatos internos.</w:t>
-      </w:r>
-      <w:r>
-        <w:t xml:space="preserve"> </w:t>
-      </w:r>
-      <w:r>
-        <w:rPr>
-          <w:rStyle w:val="VerbatimChar"/>
-        </w:rPr>
-        <w:t xml:space="preserve">M17</w:t>
-      </w:r>
-      <w:r>
-        <w:t xml:space="preserve">,</w:t>
-      </w:r>
-      <w:r>
-        <w:t xml:space="preserve"> </w:t>
-      </w:r>
-      <w:r>
-        <w:rPr>
-          <w:rStyle w:val="VerbatimChar"/>
-        </w:rPr>
-        <w:t xml:space="preserve">M54</w:t>
-      </w:r>
-      <w:r>
-        <w:t xml:space="preserve">,</w:t>
-      </w:r>
-      <w:r>
-        <w:t xml:space="preserve"> </w:t>
-      </w:r>
-      <w:r>
-        <w:rPr>
-          <w:rStyle w:val="VerbatimChar"/>
-        </w:rPr>
-        <w:t xml:space="preserve">M55G</w:t>
-      </w:r>
-      <w:r>
-        <w:t xml:space="preserve"> </w:t>
-      </w:r>
-      <w:r>
-        <w:t xml:space="preserve">y</w:t>
-      </w:r>
-      <w:r>
-        <w:t xml:space="preserve"> </w:t>
-      </w:r>
-      <w:r>
-        <w:rPr>
-          <w:rStyle w:val="VerbatimChar"/>
-        </w:rPr>
-        <w:t xml:space="preserve">M60</w:t>
-      </w:r>
-      <w:r>
-        <w:t xml:space="preserve"> </w:t>
-      </w:r>
-      <w:r>
-        <w:t xml:space="preserve">viajan como</w:t>
-      </w:r>
-      <w:r>
-        <w:t xml:space="preserve"> </w:t>
-      </w:r>
-      <w:r>
-        <w:rPr>
-          <w:rStyle w:val="VerbatimChar"/>
-        </w:rPr>
-        <w:t xml:space="preserve">1</w:t>
-      </w:r>
-      <w:r>
-        <w:t xml:space="preserve">/</w:t>
-      </w:r>
-      <w:r>
-        <w:rPr>
-          <w:rStyle w:val="VerbatimChar"/>
-        </w:rPr>
-        <w:t xml:space="preserve">0</w:t>
-      </w:r>
-      <w:r>
-        <w:t xml:space="preserve"> </w:t>
-      </w:r>
-      <w:r>
-        <w:t xml:space="preserve">dentro del</w:t>
-      </w:r>
-      <w:r>
-        <w:t xml:space="preserve"> </w:t>
-      </w:r>
-      <w:r>
-        <w:t xml:space="preserve">sistema, mientras que el resto de las dicotómicas usan texto. Para la entrega basta con</w:t>
-      </w:r>
-      <w:r>
-        <w:t xml:space="preserve"> </w:t>
-      </w:r>
-      <w:r>
-        <w:rPr>
-          <w:rStyle w:val="VerbatimChar"/>
-        </w:rPr>
-        <w:t xml:space="preserve">Sí</w:t>
-      </w:r>
-      <w:r>
-        <w:t xml:space="preserve">/</w:t>
-      </w:r>
-      <w:r>
-        <w:rPr>
-          <w:rStyle w:val="VerbatimChar"/>
-        </w:rPr>
-        <w:t xml:space="preserve">No</w:t>
-      </w:r>
-      <w:r>
-        <w:t xml:space="preserve"> </w:t>
-      </w:r>
-      <w:r>
-        <w:t xml:space="preserve">en todas: la homologación corre por cuenta del equipo.</w:t>
-      </w:r>
-    </w:p>
-    <w:p>
-      <w:pPr>
-        <w:pStyle w:val="Compact"/>
-        <w:numPr>
-          <w:ilvl w:val="0"/>
-          <w:numId w:val="1001"/>
-        </w:numPr>
-      </w:pPr>
-      <w:r>
-        <w:rPr>
-          <w:b/>
-          <w:bCs/>
-        </w:rPr>
-        <w:t xml:space="preserve">Códigos especiales.</w:t>
-      </w:r>
-      <w:r>
-        <w:t xml:space="preserve"> </w:t>
-      </w:r>
-      <w:r>
-        <w:t xml:space="preserve">Internamente</w:t>
-      </w:r>
-      <w:r>
-        <w:t xml:space="preserve"> </w:t>
-      </w:r>
-      <w:r>
-        <w:rPr>
-          <w:rStyle w:val="VerbatimChar"/>
-        </w:rPr>
-        <w:t xml:space="preserve">SH49</w:t>
-      </w:r>
-      <w:r>
-        <w:t xml:space="preserve"> </w:t>
-      </w:r>
-      <w:r>
-        <w:t xml:space="preserve">y</w:t>
-      </w:r>
-      <w:r>
-        <w:t xml:space="preserve"> </w:t>
-      </w:r>
-      <w:r>
-        <w:rPr>
-          <w:rStyle w:val="VerbatimChar"/>
-        </w:rPr>
-        <w:t xml:space="preserve">SH70</w:t>
-      </w:r>
-      <w:r>
-        <w:t xml:space="preserve"> </w:t>
-      </w:r>
-      <w:r>
-        <w:t xml:space="preserve">reservan 96, 98 y 99 para</w:t>
-      </w:r>
-      <w:r>
-        <w:t xml:space="preserve"> </w:t>
-      </w:r>
-      <w:r>
-        <w:rPr>
-          <w:i/>
-          <w:iCs/>
-        </w:rPr>
-        <w:t xml:space="preserve">otro</w:t>
-      </w:r>
-      <w:r>
-        <w:t xml:space="preserve"> </w:t>
-      </w:r>
-      <w:r>
-        <w:t xml:space="preserve">y</w:t>
-      </w:r>
-      <w:r>
-        <w:t xml:space="preserve"> </w:t>
-      </w:r>
-      <w:r>
-        <w:rPr>
-          <w:i/>
-          <w:iCs/>
-        </w:rPr>
-        <w:t xml:space="preserve">no</w:t>
-      </w:r>
-      <w:r>
-        <w:rPr>
-          <w:i/>
-          <w:iCs/>
-        </w:rPr>
-        <w:t xml:space="preserve"> </w:t>
-      </w:r>
-      <w:r>
-        <w:rPr>
-          <w:i/>
-          <w:iCs/>
-        </w:rPr>
-        <w:t xml:space="preserve">sabe</w:t>
-      </w:r>
-      <w:r>
-        <w:t xml:space="preserve">. Al entregarse como texto esto deja de ser un problema: escriba</w:t>
-      </w:r>
-      <w:r>
-        <w:t xml:space="preserve"> </w:t>
-      </w:r>
-      <w:r>
-        <w:rPr>
-          <w:rStyle w:val="VerbatimChar"/>
-        </w:rPr>
-        <w:t xml:space="preserve">Otro</w:t>
-      </w:r>
-      <w:r>
-        <w:t xml:space="preserve"> </w:t>
-      </w:r>
-      <w:r>
-        <w:t xml:space="preserve">cuando corresponda y</w:t>
-      </w:r>
-      <w:r>
-        <w:t xml:space="preserve"> </w:t>
-      </w:r>
-      <w:r>
-        <w:t xml:space="preserve">deje la celda</w:t>
-      </w:r>
-      <w:r>
-        <w:t xml:space="preserve"> </w:t>
-      </w:r>
-      <w:r>
-        <w:rPr>
-          <w:b/>
-          <w:bCs/>
-        </w:rPr>
-        <w:t xml:space="preserve">vacía</w:t>
-      </w:r>
-      <w:r>
-        <w:t xml:space="preserve"> </w:t>
-      </w:r>
-      <w:r>
-        <w:t xml:space="preserve">cuando el dato no se pudo obtener.</w:t>
-      </w:r>
-    </w:p>
-    <w:p>
-      <w:pPr>
-        <w:pStyle w:val="BlockText"/>
-      </w:pPr>
-      <w:r>
-        <w:t xml:space="preserve">Si el conjunto de datos externo emplea otra codificación, basta con entregarlo acompañado de su</w:t>
-      </w:r>
-      <w:r>
-        <w:t xml:space="preserve"> </w:t>
-      </w:r>
-      <w:r>
-        <w:t xml:space="preserve">diccionario de valores: el equipo se encarga de la homologación.</w:t>
-      </w:r>
-    </w:p>
-    <w:p>
       <w:r>
         <w:pict>
           <v:rect style="width:0;height:1.5pt" o:hralign="center" o:hrstd="t" o:hr="t"/>
@@ -7743,104 +7311,6 @@
       </w:tr>
     </w:tbl>
     <w:p>
-      <w:pPr>
-        <w:pStyle w:val="BlockText"/>
-      </w:pPr>
-      <w:r>
-        <w:rPr>
-          <w:b/>
-          <w:bCs/>
-        </w:rPr>
-        <w:t xml:space="preserve">Sobre el formato.</w:t>
-      </w:r>
-      <w:r>
-        <w:t xml:space="preserve"> </w:t>
-      </w:r>
-      <w:r>
-        <w:t xml:space="preserve">Estas variables no requieren la codificación estricta de la sección 4, ya</w:t>
-      </w:r>
-      <w:r>
-        <w:t xml:space="preserve"> </w:t>
-      </w:r>
-      <w:r>
-        <w:t xml:space="preserve">que aún no forman parte del modelo. Basta con entregarlas tal como estén registradas, acompañadas de</w:t>
-      </w:r>
-      <w:r>
-        <w:t xml:space="preserve"> </w:t>
-      </w:r>
-      <w:r>
-        <w:t xml:space="preserve">su diccionario de valores. El equipo se encarga de homologarlas.</w:t>
-      </w:r>
-    </w:p>
-    <w:p>
-      <w:pPr>
-        <w:pStyle w:val="BlockText"/>
-      </w:pPr>
-      <w:r>
-        <w:rPr>
-          <w:b/>
-          <w:bCs/>
-        </w:rPr>
-        <w:t xml:space="preserve">Una aclaración necesaria.</w:t>
-      </w:r>
-      <w:r>
-        <w:t xml:space="preserve"> </w:t>
-      </w:r>
-      <w:r>
-        <w:t xml:space="preserve">Las variables de morbilidad reciente (diarrea, IRA) son causas</w:t>
-      </w:r>
-      <w:r>
-        <w:t xml:space="preserve"> </w:t>
-      </w:r>
-      <w:r>
-        <w:t xml:space="preserve">inmediatas, pero también son</w:t>
-      </w:r>
-      <w:r>
-        <w:t xml:space="preserve"> </w:t>
-      </w:r>
-      <w:r>
-        <w:rPr>
-          <w:i/>
-          <w:iCs/>
-        </w:rPr>
-        <w:t xml:space="preserve">concurrentes</w:t>
-      </w:r>
-      <w:r>
-        <w:t xml:space="preserve"> </w:t>
-      </w:r>
-      <w:r>
-        <w:t xml:space="preserve">con el desenlace: si un agente de salud ya sabe que el</w:t>
-      </w:r>
-      <w:r>
-        <w:t xml:space="preserve"> </w:t>
-      </w:r>
-      <w:r>
-        <w:t xml:space="preserve">niño tuvo diarrea, es porque hubo contacto previo con el sistema. Por eso se solicitan para</w:t>
-      </w:r>
-      <w:r>
-        <w:t xml:space="preserve"> </w:t>
-      </w:r>
-      <w:r>
-        <w:rPr>
-          <w:b/>
-          <w:bCs/>
-        </w:rPr>
-        <w:t xml:space="preserve">análisis explicativo</w:t>
-      </w:r>
-      <w:r>
-        <w:t xml:space="preserve"> </w:t>
-      </w:r>
-      <w:r>
-        <w:t xml:space="preserve">y para una eventual versión del modelo orientada a seguimiento, no</w:t>
-      </w:r>
-      <w:r>
-        <w:t xml:space="preserve"> </w:t>
-      </w:r>
-      <w:r>
-        <w:t xml:space="preserve">necesariamente para el triaje anticipado, cuyo valor reside justamente en operar sin visita previa.</w:t>
-      </w:r>
-    </w:p>
-    <w:p>
       <w:r>
         <w:pict>
           <v:rect style="width:0;height:1.5pt" o:hralign="center" o:hrstd="t" o:hr="t"/>
@@ -8213,7 +7683,7 @@
         <w:pStyle w:val="Compact"/>
         <w:numPr>
           <w:ilvl w:val="0"/>
-          <w:numId w:val="1002"/>
+          <w:numId w:val="1001"/>
         </w:numPr>
       </w:pPr>
       <w:r>
@@ -8260,7 +7730,7 @@
         <w:pStyle w:val="Compact"/>
         <w:numPr>
           <w:ilvl w:val="0"/>
-          <w:numId w:val="1002"/>
+          <w:numId w:val="1001"/>
         </w:numPr>
       </w:pPr>
       <w:r>
@@ -8291,7 +7761,7 @@
         <w:pStyle w:val="Compact"/>
         <w:numPr>
           <w:ilvl w:val="0"/>
-          <w:numId w:val="1002"/>
+          <w:numId w:val="1001"/>
         </w:numPr>
       </w:pPr>
       <w:r>
@@ -8322,7 +7792,7 @@
         <w:pStyle w:val="Compact"/>
         <w:numPr>
           <w:ilvl w:val="0"/>
-          <w:numId w:val="1002"/>
+          <w:numId w:val="1001"/>
         </w:numPr>
       </w:pPr>
       <w:r>
@@ -8470,91 +7940,6 @@
     <w:lvl w:ilvl="8">
       <w:numFmt w:val="bullet"/>
       <w:lvlText w:val=" "/>
-      <w:lvlJc w:val="left"/>
-      <w:pPr>
-        <w:ind w:left="6480" w:hanging="360"/>
-      </w:pPr>
-    </w:lvl>
-  </w:abstractNum>
-  <w:abstractNum w:abstractNumId="99411">
-    <w:nsid w:val="00A99411"/>
-    <w:multiLevelType w:val="multilevel"/>
-    <w:lvl w:ilvl="0">
-      <w:start w:val="1"/>
-      <w:numFmt w:val="decimal"/>
-      <w:lvlText w:val="%1."/>
-      <w:lvlJc w:val="left"/>
-      <w:pPr>
-        <w:ind w:left="720" w:hanging="360"/>
-      </w:pPr>
-    </w:lvl>
-    <w:lvl w:ilvl="1">
-      <w:start w:val="1"/>
-      <w:numFmt w:val="decimal"/>
-      <w:lvlText w:val="%2."/>
-      <w:lvlJc w:val="left"/>
-      <w:pPr>
-        <w:ind w:left="1440" w:hanging="360"/>
-      </w:pPr>
-    </w:lvl>
-    <w:lvl w:ilvl="2">
-      <w:start w:val="1"/>
-      <w:numFmt w:val="decimal"/>
-      <w:lvlText w:val="%3."/>
-      <w:lvlJc w:val="left"/>
-      <w:pPr>
-        <w:ind w:left="2160" w:hanging="360"/>
-      </w:pPr>
-    </w:lvl>
-    <w:lvl w:ilvl="3">
-      <w:start w:val="1"/>
-      <w:numFmt w:val="decimal"/>
-      <w:lvlText w:val="%4."/>
-      <w:lvlJc w:val="left"/>
-      <w:pPr>
-        <w:ind w:left="2880" w:hanging="360"/>
-      </w:pPr>
-    </w:lvl>
-    <w:lvl w:ilvl="4">
-      <w:start w:val="1"/>
-      <w:numFmt w:val="decimal"/>
-      <w:lvlText w:val="%5."/>
-      <w:lvlJc w:val="left"/>
-      <w:pPr>
-        <w:ind w:left="3600" w:hanging="360"/>
-      </w:pPr>
-    </w:lvl>
-    <w:lvl w:ilvl="5">
-      <w:start w:val="1"/>
-      <w:numFmt w:val="decimal"/>
-      <w:lvlText w:val="%6."/>
-      <w:lvlJc w:val="left"/>
-      <w:pPr>
-        <w:ind w:left="4320" w:hanging="360"/>
-      </w:pPr>
-    </w:lvl>
-    <w:lvl w:ilvl="6">
-      <w:start w:val="1"/>
-      <w:numFmt w:val="decimal"/>
-      <w:lvlText w:val="%7."/>
-      <w:lvlJc w:val="left"/>
-      <w:pPr>
-        <w:ind w:left="5040" w:hanging="360"/>
-      </w:pPr>
-    </w:lvl>
-    <w:lvl w:ilvl="7">
-      <w:start w:val="1"/>
-      <w:numFmt w:val="decimal"/>
-      <w:lvlText w:val="%8."/>
-      <w:lvlJc w:val="left"/>
-      <w:pPr>
-        <w:ind w:left="5760" w:hanging="360"/>
-      </w:pPr>
-    </w:lvl>
-    <w:lvl w:ilvl="8">
-      <w:start w:val="1"/>
-      <w:numFmt w:val="decimal"/>
-      <w:lvlText w:val="%9."/>
       <w:lvlJc w:val="left"/>
       <w:pPr>
         <w:ind w:left="6480" w:hanging="360"/>
@@ -8668,36 +8053,6 @@
     <w:abstractNumId w:val="990"/>
   </w:num>
   <w:num w:numId="1001">
-    <w:abstractNumId w:val="99411"/>
-    <w:lvlOverride w:ilvl="0">
-      <w:startOverride w:val="1"/>
-    </w:lvlOverride>
-    <w:lvlOverride w:ilvl="1">
-      <w:startOverride w:val="1"/>
-    </w:lvlOverride>
-    <w:lvlOverride w:ilvl="2">
-      <w:startOverride w:val="1"/>
-    </w:lvlOverride>
-    <w:lvlOverride w:ilvl="3">
-      <w:startOverride w:val="1"/>
-    </w:lvlOverride>
-    <w:lvlOverride w:ilvl="4">
-      <w:startOverride w:val="1"/>
-    </w:lvlOverride>
-    <w:lvlOverride w:ilvl="5">
-      <w:startOverride w:val="1"/>
-    </w:lvlOverride>
-    <w:lvlOverride w:ilvl="6">
-      <w:startOverride w:val="1"/>
-    </w:lvlOverride>
-    <w:lvlOverride w:ilvl="7">
-      <w:startOverride w:val="1"/>
-    </w:lvlOverride>
-    <w:lvlOverride w:ilvl="8">
-      <w:startOverride w:val="1"/>
-    </w:lvlOverride>
-  </w:num>
-  <w:num w:numId="1002">
     <w:abstractNumId w:val="991"/>
   </w:num>
 </w:numbering>

--- a/docs/docs/solicitud_validacion_expertos.docx
+++ b/docs/docs/solicitud_validacion_expertos.docx
@@ -2,7 +2,7 @@
 <file path=word/document.xml><?xml version="1.0" encoding="utf-8"?>
 <w:document xmlns:w="http://schemas.openxmlformats.org/wordprocessingml/2006/main" xmlns:m="http://schemas.openxmlformats.org/officeDocument/2006/math" xmlns:r="http://schemas.openxmlformats.org/officeDocument/2006/relationships" xmlns:o="urn:schemas-microsoft-com:office:office" xmlns:v="urn:schemas-microsoft-com:vml" xmlns:w10="urn:schemas-microsoft-com:office:word" xmlns:a="http://schemas.openxmlformats.org/drawingml/2006/main" xmlns:pic="http://schemas.openxmlformats.org/drawingml/2006/picture" xmlns:wp="http://schemas.openxmlformats.org/drawingml/2006/wordprocessingDrawing">
   <w:body>
-    <w:bookmarkStart w:id="33" w:name="X65f67493c61caaa123f1f8d68ab7cc02703792a"/>
+    <w:bookmarkStart w:id="27" w:name="X65f67493c61caaa123f1f8d68ab7cc02703792a"/>
     <w:p>
       <w:pPr>
         <w:pStyle w:val="Heading1"/>
@@ -826,7 +826,7 @@
         <w:pStyle w:val="FirstParagraph"/>
       </w:pPr>
       <w:r>
-        <w:t xml:space="preserve">Estas son las variables que el modelo utiliza actualmente, agrupadas por dominio.</w:t>
+        <w:t xml:space="preserve">Esta tabla define</w:t>
       </w:r>
       <w:r>
         <w:t xml:space="preserve"> </w:t>
@@ -836,13 +836,211 @@
           <w:b/>
           <w:bCs/>
         </w:rPr>
-        <w:t xml:space="preserve">Son las que</w:t>
-      </w:r>
+        <w:t xml:space="preserve">cómo debe venir codificada cada variable</w:t>
+      </w:r>
+      <w:r>
+        <w:t xml:space="preserve"> </w:t>
+      </w:r>
+      <w:r>
+        <w:t xml:space="preserve">en un conjunto de datos externo. El</w:t>
+      </w:r>
+      <w:r>
+        <w:t xml:space="preserve"> </w:t>
+      </w:r>
+      <w:r>
+        <w:t xml:space="preserve">modelo compara valores de forma literal: una categoría escrita de otra manera (</w:t>
+      </w:r>
+      <w:r>
+        <w:rPr>
+          <w:rStyle w:val="VerbatimChar"/>
+        </w:rPr>
+        <w:t xml:space="preserve">"URBANO"</w:t>
+      </w:r>
+      <w:r>
+        <w:t xml:space="preserve"> </w:t>
+      </w:r>
+      <w:r>
+        <w:t xml:space="preserve">en lugar de</w:t>
+      </w:r>
+      <w:r>
+        <w:t xml:space="preserve"> </w:t>
+      </w:r>
+      <w:r>
+        <w:rPr>
+          <w:rStyle w:val="VerbatimChar"/>
+        </w:rPr>
+        <w:t xml:space="preserve">"Urbano"</w:t>
+      </w:r>
+      <w:r>
+        <w:t xml:space="preserve">, o</w:t>
+      </w:r>
+      <w:r>
+        <w:t xml:space="preserve"> </w:t>
+      </w:r>
+      <w:r>
+        <w:rPr>
+          <w:rStyle w:val="VerbatimChar"/>
+        </w:rPr>
+        <w:t xml:space="preserve">1</w:t>
+      </w:r>
+      <w:r>
+        <w:t xml:space="preserve">/</w:t>
+      </w:r>
+      <w:r>
+        <w:rPr>
+          <w:rStyle w:val="VerbatimChar"/>
+        </w:rPr>
+        <w:t xml:space="preserve">0</w:t>
+      </w:r>
+      <w:r>
+        <w:t xml:space="preserve"> </w:t>
+      </w:r>
+      <w:r>
+        <w:t xml:space="preserve">en lugar de</w:t>
+      </w:r>
+      <w:r>
+        <w:t xml:space="preserve"> </w:t>
+      </w:r>
+      <w:r>
+        <w:rPr>
+          <w:rStyle w:val="VerbatimChar"/>
+        </w:rPr>
+        <w:t xml:space="preserve">"Si"</w:t>
+      </w:r>
+      <w:r>
+        <w:t xml:space="preserve">/</w:t>
+      </w:r>
+      <w:r>
+        <w:rPr>
+          <w:rStyle w:val="VerbatimChar"/>
+        </w:rPr>
+        <w:t xml:space="preserve">"No"</w:t>
+      </w:r>
+      <w:r>
+        <w:t xml:space="preserve">) no produce un error visible, sino una predicción</w:t>
+      </w:r>
+      <w:r>
+        <w:t xml:space="preserve"> </w:t>
+      </w:r>
+      <w:r>
+        <w:t xml:space="preserve">degradada en silencio. Por eso el formato importa tanto como la variable misma.</w:t>
+      </w:r>
+    </w:p>
+    <w:p>
+      <w:pPr>
+        <w:pStyle w:val="BodyText"/>
+      </w:pPr>
       <w:r>
         <w:rPr>
           <w:b/>
           <w:bCs/>
         </w:rPr>
+        <w:t xml:space="preserve">Convenciones</w:t>
+      </w:r>
+    </w:p>
+    <w:p>
+      <w:pPr>
+        <w:pStyle w:val="Compact"/>
+        <w:numPr>
+          <w:ilvl w:val="0"/>
+          <w:numId w:val="1001"/>
+        </w:numPr>
+      </w:pPr>
+      <w:r>
+        <w:rPr>
+          <w:i/>
+          <w:iCs/>
+        </w:rPr>
+        <w:t xml:space="preserve">Categórica nominal</w:t>
+      </w:r>
+      <w:r>
+        <w:t xml:space="preserve">: texto, exactamente uno de los valores listados. No hay orden entre ellos.</w:t>
+      </w:r>
+    </w:p>
+    <w:p>
+      <w:pPr>
+        <w:pStyle w:val="Compact"/>
+        <w:numPr>
+          <w:ilvl w:val="0"/>
+          <w:numId w:val="1001"/>
+        </w:numPr>
+      </w:pPr>
+      <w:r>
+        <w:rPr>
+          <w:i/>
+          <w:iCs/>
+        </w:rPr>
+        <w:t xml:space="preserve">Categórica ordinal</w:t>
+      </w:r>
+      <w:r>
+        <w:t xml:space="preserve">: texto, con orden implícito (de mayor a menor, según se lista).</w:t>
+      </w:r>
+    </w:p>
+    <w:p>
+      <w:pPr>
+        <w:pStyle w:val="Compact"/>
+        <w:numPr>
+          <w:ilvl w:val="0"/>
+          <w:numId w:val="1001"/>
+        </w:numPr>
+      </w:pPr>
+      <w:r>
+        <w:rPr>
+          <w:i/>
+          <w:iCs/>
+        </w:rPr>
+        <w:t xml:space="preserve">Binaria</w:t>
+      </w:r>
+      <w:r>
+        <w:t xml:space="preserve">: texto,</w:t>
+      </w:r>
+      <w:r>
+        <w:t xml:space="preserve"> </w:t>
+      </w:r>
+      <w:r>
+        <w:rPr>
+          <w:rStyle w:val="VerbatimChar"/>
+        </w:rPr>
+        <w:t xml:space="preserve">Sí</w:t>
+      </w:r>
+      <w:r>
+        <w:t xml:space="preserve"> </w:t>
+      </w:r>
+      <w:r>
+        <w:t xml:space="preserve">o</w:t>
+      </w:r>
+      <w:r>
+        <w:t xml:space="preserve"> </w:t>
+      </w:r>
+      <w:r>
+        <w:rPr>
+          <w:rStyle w:val="VerbatimChar"/>
+        </w:rPr>
+        <w:t xml:space="preserve">No</w:t>
+      </w:r>
+      <w:r>
+        <w:t xml:space="preserve">.</w:t>
+      </w:r>
+    </w:p>
+    <w:p>
+      <w:pPr>
+        <w:pStyle w:val="Compact"/>
+        <w:numPr>
+          <w:ilvl w:val="0"/>
+          <w:numId w:val="1001"/>
+        </w:numPr>
+      </w:pPr>
+      <w:r>
+        <w:rPr>
+          <w:i/>
+          <w:iCs/>
+        </w:rPr>
+        <w:t xml:space="preserve">Numérica</w:t>
+      </w:r>
+      <w:r>
+        <w:t xml:space="preserve">: magnitud real, en la unidad indicada. Aquí el número</w:t>
+      </w:r>
+      <w:r>
         <w:t xml:space="preserve"> </w:t>
       </w:r>
       <w:r>
@@ -850,1458 +1048,53 @@
           <w:b/>
           <w:bCs/>
         </w:rPr>
-        <w:t xml:space="preserve">solicitamos encontrar en cualquier conjunto de datos externo con el que se desee contrastar el</w:t>
+        <w:t xml:space="preserve">sí</w:t>
+      </w:r>
+      <w:r>
+        <w:t xml:space="preserve"> </w:t>
+      </w:r>
+      <w:r>
+        <w:t xml:space="preserve">representa una cantidad.</w:t>
+      </w:r>
+    </w:p>
+    <w:p>
+      <w:pPr>
+        <w:pStyle w:val="Compact"/>
+        <w:numPr>
+          <w:ilvl w:val="0"/>
+          <w:numId w:val="1001"/>
+        </w:numPr>
+      </w:pPr>
+      <w:r>
+        <w:t xml:space="preserve">Un campo ausente debe dejarse</w:t>
+      </w:r>
+      <w:r>
+        <w:t xml:space="preserve"> </w:t>
       </w:r>
       <w:r>
         <w:rPr>
           <w:b/>
           <w:bCs/>
         </w:rPr>
-        <w:t xml:space="preserve"> </w:t>
-      </w:r>
-      <w:r>
-        <w:rPr>
-          <w:b/>
-          <w:bCs/>
-        </w:rPr>
-        <w:t xml:space="preserve">sistema.</w:t>
-      </w:r>
-    </w:p>
-    <w:bookmarkStart w:id="11" w:name="a.-niño-4"/>
-    <w:p>
-      <w:pPr>
-        <w:pStyle w:val="Heading3"/>
-      </w:pPr>
-      <w:r>
-        <w:t xml:space="preserve">A. Niño (4)</w:t>
-      </w:r>
-    </w:p>
-    <w:tbl>
-      <w:tblPr>
-        <w:tblStyle w:val="Table"/>
-        <w:tblW w:type="auto" w:w="0"/>
-        <w:tblLook w:firstRow="1" w:lastRow="0" w:firstColumn="0" w:lastColumn="0" w:noHBand="0" w:noVBand="0" w:val="0020"/>
-      </w:tblPr>
-      <w:tblGrid>
-        <w:gridCol w:w="3960"/>
-        <w:gridCol w:w="3960"/>
-      </w:tblGrid>
-      <w:tr>
-        <w:trPr>
-          <w:tblHeader w:val="on"/>
-        </w:trPr>
-        <w:tc>
-          <w:tcPr/>
-          <w:p>
-            <w:pPr>
-              <w:pStyle w:val="Compact"/>
-            </w:pPr>
-            <w:r>
-              <w:t xml:space="preserve">Código ENDES</w:t>
-            </w:r>
-          </w:p>
-        </w:tc>
-        <w:tc>
-          <w:tcPr/>
-          <w:p>
-            <w:pPr>
-              <w:pStyle w:val="Compact"/>
-            </w:pPr>
-            <w:r>
-              <w:t xml:space="preserve">Variable</w:t>
-            </w:r>
-          </w:p>
-        </w:tc>
-      </w:tr>
-      <w:tr>
-        <w:tc>
-          <w:tcPr/>
-          <w:p>
-            <w:pPr>
-              <w:pStyle w:val="Compact"/>
-            </w:pPr>
-            <w:r>
-              <w:rPr>
-                <w:rStyle w:val="VerbatimChar"/>
-              </w:rPr>
-              <w:t xml:space="preserve">HC1</w:t>
-            </w:r>
-          </w:p>
-        </w:tc>
-        <w:tc>
-          <w:tcPr/>
-          <w:p>
-            <w:pPr>
-              <w:pStyle w:val="Compact"/>
-            </w:pPr>
-            <w:r>
-              <w:t xml:space="preserve">Edad en meses</w:t>
-            </w:r>
-          </w:p>
-        </w:tc>
-      </w:tr>
-      <w:tr>
-        <w:tc>
-          <w:tcPr/>
-          <w:p>
-            <w:pPr>
-              <w:pStyle w:val="Compact"/>
-            </w:pPr>
-            <w:r>
-              <w:rPr>
-                <w:rStyle w:val="VerbatimChar"/>
-              </w:rPr>
-              <w:t xml:space="preserve">HC27</w:t>
-            </w:r>
-          </w:p>
-        </w:tc>
-        <w:tc>
-          <w:tcPr/>
-          <w:p>
-            <w:pPr>
-              <w:pStyle w:val="Compact"/>
-            </w:pPr>
-            <w:r>
-              <w:t xml:space="preserve">Sexo</w:t>
-            </w:r>
-          </w:p>
-        </w:tc>
-      </w:tr>
-      <w:tr>
-        <w:tc>
-          <w:tcPr/>
-          <w:p>
-            <w:pPr>
-              <w:pStyle w:val="Compact"/>
-            </w:pPr>
-            <w:r>
-              <w:rPr>
-                <w:rStyle w:val="VerbatimChar"/>
-              </w:rPr>
-              <w:t xml:space="preserve">HC56</w:t>
-            </w:r>
-          </w:p>
-        </w:tc>
-        <w:tc>
-          <w:tcPr/>
-          <w:p>
-            <w:pPr>
-              <w:pStyle w:val="Compact"/>
-            </w:pPr>
-            <w:r>
-              <w:t xml:space="preserve">Hemoglobina ajustada por altitud</w:t>
-            </w:r>
-          </w:p>
-        </w:tc>
-      </w:tr>
-      <w:tr>
-        <w:tc>
-          <w:tcPr/>
-          <w:p>
-            <w:pPr>
-              <w:pStyle w:val="Compact"/>
-            </w:pPr>
-            <w:r>
-              <w:rPr>
-                <w:rStyle w:val="VerbatimChar"/>
-              </w:rPr>
-              <w:t xml:space="preserve">HC63</w:t>
-            </w:r>
-          </w:p>
-        </w:tc>
-        <w:tc>
-          <w:tcPr/>
-          <w:p>
-            <w:pPr>
-              <w:pStyle w:val="Compact"/>
-            </w:pPr>
-            <w:r>
-              <w:t xml:space="preserve">Intervalo respecto al nacimiento anterior</w:t>
-            </w:r>
-          </w:p>
-        </w:tc>
-      </w:tr>
-    </w:tbl>
-    <w:bookmarkEnd w:id="11"/>
-    <w:bookmarkStart w:id="12" w:name="b.-salud-materna-embarazo-y-lactancia-13"/>
-    <w:p>
-      <w:pPr>
-        <w:pStyle w:val="Heading3"/>
-      </w:pPr>
-      <w:r>
-        <w:t xml:space="preserve">B. Salud materna, embarazo y lactancia (13)</w:t>
-      </w:r>
-    </w:p>
-    <w:tbl>
-      <w:tblPr>
-        <w:tblStyle w:val="Table"/>
-        <w:tblW w:type="auto" w:w="0"/>
-        <w:tblLook w:firstRow="1" w:lastRow="0" w:firstColumn="0" w:lastColumn="0" w:noHBand="0" w:noVBand="0" w:val="0020"/>
-      </w:tblPr>
-      <w:tblGrid>
-        <w:gridCol w:w="3960"/>
-        <w:gridCol w:w="3960"/>
-      </w:tblGrid>
-      <w:tr>
-        <w:trPr>
-          <w:tblHeader w:val="on"/>
-        </w:trPr>
-        <w:tc>
-          <w:tcPr/>
-          <w:p>
-            <w:pPr>
-              <w:pStyle w:val="Compact"/>
-            </w:pPr>
-            <w:r>
-              <w:t xml:space="preserve">Código</w:t>
-            </w:r>
-          </w:p>
-        </w:tc>
-        <w:tc>
-          <w:tcPr/>
-          <w:p>
-            <w:pPr>
-              <w:pStyle w:val="Compact"/>
-            </w:pPr>
-            <w:r>
-              <w:t xml:space="preserve">Variable</w:t>
-            </w:r>
-          </w:p>
-        </w:tc>
-      </w:tr>
-      <w:tr>
-        <w:tc>
-          <w:tcPr/>
-          <w:p>
-            <w:pPr>
-              <w:pStyle w:val="Compact"/>
-            </w:pPr>
-            <w:r>
-              <w:rPr>
-                <w:rStyle w:val="VerbatimChar"/>
-              </w:rPr>
-              <w:t xml:space="preserve">M13</w:t>
-            </w:r>
-          </w:p>
-        </w:tc>
-        <w:tc>
-          <w:tcPr/>
-          <w:p>
-            <w:pPr>
-              <w:pStyle w:val="Compact"/>
-            </w:pPr>
-            <w:r>
-              <w:t xml:space="preserve">Mes de gestación del primer control prenatal</w:t>
-            </w:r>
-          </w:p>
-        </w:tc>
-      </w:tr>
-      <w:tr>
-        <w:tc>
-          <w:tcPr/>
-          <w:p>
-            <w:pPr>
-              <w:pStyle w:val="Compact"/>
-            </w:pPr>
-            <w:r>
-              <w:rPr>
-                <w:rStyle w:val="VerbatimChar"/>
-              </w:rPr>
-              <w:t xml:space="preserve">M14</w:t>
-            </w:r>
-          </w:p>
-        </w:tc>
-        <w:tc>
-          <w:tcPr/>
-          <w:p>
-            <w:pPr>
-              <w:pStyle w:val="Compact"/>
-            </w:pPr>
-            <w:r>
-              <w:t xml:space="preserve">Número de visitas prenatales</w:t>
-            </w:r>
-          </w:p>
-        </w:tc>
-      </w:tr>
-      <w:tr>
-        <w:tc>
-          <w:tcPr/>
-          <w:p>
-            <w:pPr>
-              <w:pStyle w:val="Compact"/>
-            </w:pPr>
-            <w:r>
-              <w:rPr>
-                <w:rStyle w:val="VerbatimChar"/>
-              </w:rPr>
-              <w:t xml:space="preserve">m15</w:t>
-            </w:r>
-          </w:p>
-        </w:tc>
-        <w:tc>
-          <w:tcPr/>
-          <w:p>
-            <w:pPr>
-              <w:pStyle w:val="Compact"/>
-            </w:pPr>
-            <w:r>
-              <w:t xml:space="preserve">Lugar del parto</w:t>
-            </w:r>
-          </w:p>
-        </w:tc>
-      </w:tr>
-      <w:tr>
-        <w:tc>
-          <w:tcPr/>
-          <w:p>
-            <w:pPr>
-              <w:pStyle w:val="Compact"/>
-            </w:pPr>
-            <w:r>
-              <w:rPr>
-                <w:rStyle w:val="VerbatimChar"/>
-              </w:rPr>
-              <w:t xml:space="preserve">M17</w:t>
-            </w:r>
-          </w:p>
-        </w:tc>
-        <w:tc>
-          <w:tcPr/>
-          <w:p>
-            <w:pPr>
-              <w:pStyle w:val="Compact"/>
-            </w:pPr>
-            <w:r>
-              <w:t xml:space="preserve">Parto por cesárea</w:t>
-            </w:r>
-          </w:p>
-        </w:tc>
-      </w:tr>
-      <w:tr>
-        <w:tc>
-          <w:tcPr/>
-          <w:p>
-            <w:pPr>
-              <w:pStyle w:val="Compact"/>
-            </w:pPr>
-            <w:r>
-              <w:rPr>
-                <w:rStyle w:val="VerbatimChar"/>
-              </w:rPr>
-              <w:t xml:space="preserve">M18</w:t>
-            </w:r>
-          </w:p>
-        </w:tc>
-        <w:tc>
-          <w:tcPr/>
-          <w:p>
-            <w:pPr>
-              <w:pStyle w:val="Compact"/>
-            </w:pPr>
-            <w:r>
-              <w:t xml:space="preserve">Tamaño del niño al nacer</w:t>
-            </w:r>
-          </w:p>
-        </w:tc>
-      </w:tr>
-      <w:tr>
-        <w:tc>
-          <w:tcPr/>
-          <w:p>
-            <w:pPr>
-              <w:pStyle w:val="Compact"/>
-            </w:pPr>
-            <w:r>
-              <w:rPr>
-                <w:rStyle w:val="VerbatimChar"/>
-              </w:rPr>
-              <w:t xml:space="preserve">m19</w:t>
-            </w:r>
-          </w:p>
-        </w:tc>
-        <w:tc>
-          <w:tcPr/>
-          <w:p>
-            <w:pPr>
-              <w:pStyle w:val="Compact"/>
-            </w:pPr>
-            <w:r>
-              <w:t xml:space="preserve">Peso al nacer (kg)</w:t>
-            </w:r>
-          </w:p>
-        </w:tc>
-      </w:tr>
-      <w:tr>
-        <w:tc>
-          <w:tcPr/>
-          <w:p>
-            <w:pPr>
-              <w:pStyle w:val="Compact"/>
-            </w:pPr>
-            <w:r>
-              <w:rPr>
-                <w:rStyle w:val="VerbatimChar"/>
-              </w:rPr>
-              <w:t xml:space="preserve">M4</w:t>
-            </w:r>
-          </w:p>
-        </w:tc>
-        <w:tc>
-          <w:tcPr/>
-          <w:p>
-            <w:pPr>
-              <w:pStyle w:val="Compact"/>
-            </w:pPr>
-            <w:r>
-              <w:t xml:space="preserve">Duración de la lactancia</w:t>
-            </w:r>
-          </w:p>
-        </w:tc>
-      </w:tr>
-      <w:tr>
-        <w:tc>
-          <w:tcPr/>
-          <w:p>
-            <w:pPr>
-              <w:pStyle w:val="Compact"/>
-            </w:pPr>
-            <w:r>
-              <w:rPr>
-                <w:rStyle w:val="VerbatimChar"/>
-              </w:rPr>
-              <w:t xml:space="preserve">m34</w:t>
-            </w:r>
-          </w:p>
-        </w:tc>
-        <w:tc>
-          <w:tcPr/>
-          <w:p>
-            <w:pPr>
-              <w:pStyle w:val="Compact"/>
-            </w:pPr>
-            <w:r>
-              <w:t xml:space="preserve">Horas hasta el inicio de la lactancia</w:t>
-            </w:r>
-          </w:p>
-        </w:tc>
-      </w:tr>
-      <w:tr>
-        <w:tc>
-          <w:tcPr/>
-          <w:p>
-            <w:pPr>
-              <w:pStyle w:val="Compact"/>
-            </w:pPr>
-            <w:r>
-              <w:rPr>
-                <w:rStyle w:val="VerbatimChar"/>
-              </w:rPr>
-              <w:t xml:space="preserve">M46</w:t>
-            </w:r>
-          </w:p>
-        </w:tc>
-        <w:tc>
-          <w:tcPr/>
-          <w:p>
-            <w:pPr>
-              <w:pStyle w:val="Compact"/>
-            </w:pPr>
-            <w:r>
-              <w:t xml:space="preserve">Días que tomó hierro en el embarazo</w:t>
-            </w:r>
-          </w:p>
-        </w:tc>
-      </w:tr>
-      <w:tr>
-        <w:tc>
-          <w:tcPr/>
-          <w:p>
-            <w:pPr>
-              <w:pStyle w:val="Compact"/>
-            </w:pPr>
-            <w:r>
-              <w:rPr>
-                <w:rStyle w:val="VerbatimChar"/>
-              </w:rPr>
-              <w:t xml:space="preserve">M54</w:t>
-            </w:r>
-          </w:p>
-        </w:tc>
-        <w:tc>
-          <w:tcPr/>
-          <w:p>
-            <w:pPr>
-              <w:pStyle w:val="Compact"/>
-            </w:pPr>
-            <w:r>
-              <w:t xml:space="preserve">Vitamina A en los primeros 2 meses post parto</w:t>
-            </w:r>
-          </w:p>
-        </w:tc>
-      </w:tr>
-      <w:tr>
-        <w:tc>
-          <w:tcPr/>
-          <w:p>
-            <w:pPr>
-              <w:pStyle w:val="Compact"/>
-            </w:pPr>
-            <w:r>
-              <w:rPr>
-                <w:rStyle w:val="VerbatimChar"/>
-              </w:rPr>
-              <w:t xml:space="preserve">M55G</w:t>
-            </w:r>
-          </w:p>
-        </w:tc>
-        <w:tc>
-          <w:tcPr/>
-          <w:p>
-            <w:pPr>
-              <w:pStyle w:val="Compact"/>
-            </w:pPr>
-            <w:r>
-              <w:t xml:space="preserve">Fórmula para bebés en los primeros 3 días</w:t>
-            </w:r>
-          </w:p>
-        </w:tc>
-      </w:tr>
-      <w:tr>
-        <w:tc>
-          <w:tcPr/>
-          <w:p>
-            <w:pPr>
-              <w:pStyle w:val="Compact"/>
-            </w:pPr>
-            <w:r>
-              <w:rPr>
-                <w:rStyle w:val="VerbatimChar"/>
-              </w:rPr>
-              <w:t xml:space="preserve">M60</w:t>
-            </w:r>
-          </w:p>
-        </w:tc>
-        <w:tc>
-          <w:tcPr/>
-          <w:p>
-            <w:pPr>
-              <w:pStyle w:val="Compact"/>
-            </w:pPr>
-            <w:r>
-              <w:t xml:space="preserve">Antiparasitarios durante el embarazo</w:t>
-            </w:r>
-          </w:p>
-        </w:tc>
-      </w:tr>
-      <w:tr>
-        <w:tc>
-          <w:tcPr/>
-          <w:p>
-            <w:pPr>
-              <w:pStyle w:val="Compact"/>
-            </w:pPr>
-            <w:r>
-              <w:rPr>
-                <w:rStyle w:val="VerbatimChar"/>
-              </w:rPr>
-              <w:t xml:space="preserve">HC62</w:t>
-            </w:r>
-          </w:p>
-        </w:tc>
-        <w:tc>
-          <w:tcPr/>
-          <w:p>
-            <w:pPr>
-              <w:pStyle w:val="Compact"/>
-            </w:pPr>
-            <w:r>
-              <w:t xml:space="preserve">Año más alto de educación de la madre</w:t>
-            </w:r>
-          </w:p>
-        </w:tc>
-      </w:tr>
-    </w:tbl>
-    <w:bookmarkEnd w:id="12"/>
-    <w:bookmarkStart w:id="13" w:name="c.-hogar-y-nivel-socioeconómico-7"/>
-    <w:p>
-      <w:pPr>
-        <w:pStyle w:val="Heading3"/>
-      </w:pPr>
-      <w:r>
-        <w:t xml:space="preserve">C. Hogar y nivel socioeconómico (7)</w:t>
-      </w:r>
-    </w:p>
-    <w:tbl>
-      <w:tblPr>
-        <w:tblStyle w:val="Table"/>
-        <w:tblW w:type="auto" w:w="0"/>
-        <w:tblLook w:firstRow="1" w:lastRow="0" w:firstColumn="0" w:lastColumn="0" w:noHBand="0" w:noVBand="0" w:val="0020"/>
-      </w:tblPr>
-      <w:tblGrid>
-        <w:gridCol w:w="3960"/>
-        <w:gridCol w:w="3960"/>
-      </w:tblGrid>
-      <w:tr>
-        <w:trPr>
-          <w:tblHeader w:val="on"/>
-        </w:trPr>
-        <w:tc>
-          <w:tcPr/>
-          <w:p>
-            <w:pPr>
-              <w:pStyle w:val="Compact"/>
-            </w:pPr>
-            <w:r>
-              <w:t xml:space="preserve">Código</w:t>
-            </w:r>
-          </w:p>
-        </w:tc>
-        <w:tc>
-          <w:tcPr/>
-          <w:p>
-            <w:pPr>
-              <w:pStyle w:val="Compact"/>
-            </w:pPr>
-            <w:r>
-              <w:t xml:space="preserve">Variable</w:t>
-            </w:r>
-          </w:p>
-        </w:tc>
-      </w:tr>
-      <w:tr>
-        <w:tc>
-          <w:tcPr/>
-          <w:p>
-            <w:pPr>
-              <w:pStyle w:val="Compact"/>
-            </w:pPr>
-            <w:r>
-              <w:rPr>
-                <w:rStyle w:val="VerbatimChar"/>
-              </w:rPr>
-              <w:t xml:space="preserve">HV271</w:t>
-            </w:r>
-          </w:p>
-        </w:tc>
-        <w:tc>
-          <w:tcPr/>
-          <w:p>
-            <w:pPr>
-              <w:pStyle w:val="Compact"/>
-            </w:pPr>
-            <w:r>
-              <w:t xml:space="preserve">Índice de riqueza del hogar</w:t>
-            </w:r>
-          </w:p>
-        </w:tc>
-      </w:tr>
-      <w:tr>
-        <w:tc>
-          <w:tcPr/>
-          <w:p>
-            <w:pPr>
-              <w:pStyle w:val="Compact"/>
-            </w:pPr>
-            <w:r>
-              <w:rPr>
-                <w:rStyle w:val="VerbatimChar"/>
-              </w:rPr>
-              <w:t xml:space="preserve">HV012</w:t>
-            </w:r>
-          </w:p>
-        </w:tc>
-        <w:tc>
-          <w:tcPr/>
-          <w:p>
-            <w:pPr>
-              <w:pStyle w:val="Compact"/>
-            </w:pPr>
-            <w:r>
-              <w:t xml:space="preserve">Miembros habituales del hogar</w:t>
-            </w:r>
-          </w:p>
-        </w:tc>
-      </w:tr>
-      <w:tr>
-        <w:tc>
-          <w:tcPr/>
-          <w:p>
-            <w:pPr>
-              <w:pStyle w:val="Compact"/>
-            </w:pPr>
-            <w:r>
-              <w:rPr>
-                <w:rStyle w:val="VerbatimChar"/>
-              </w:rPr>
-              <w:t xml:space="preserve">HV014</w:t>
-            </w:r>
-          </w:p>
-        </w:tc>
-        <w:tc>
-          <w:tcPr/>
-          <w:p>
-            <w:pPr>
-              <w:pStyle w:val="Compact"/>
-            </w:pPr>
-            <w:r>
-              <w:t xml:space="preserve">Niños menores de 5 años en el hogar</w:t>
-            </w:r>
-          </w:p>
-        </w:tc>
-      </w:tr>
-      <w:tr>
-        <w:tc>
-          <w:tcPr/>
-          <w:p>
-            <w:pPr>
-              <w:pStyle w:val="Compact"/>
-            </w:pPr>
-            <w:r>
-              <w:rPr>
-                <w:rStyle w:val="VerbatimChar"/>
-              </w:rPr>
-              <w:t xml:space="preserve">HV219</w:t>
-            </w:r>
-          </w:p>
-        </w:tc>
-        <w:tc>
-          <w:tcPr/>
-          <w:p>
-            <w:pPr>
-              <w:pStyle w:val="Compact"/>
-            </w:pPr>
-            <w:r>
-              <w:t xml:space="preserve">Sexo del jefe del hogar</w:t>
-            </w:r>
-          </w:p>
-        </w:tc>
-      </w:tr>
-      <w:tr>
-        <w:tc>
-          <w:tcPr/>
-          <w:p>
-            <w:pPr>
-              <w:pStyle w:val="Compact"/>
-            </w:pPr>
-            <w:r>
-              <w:rPr>
-                <w:rStyle w:val="VerbatimChar"/>
-              </w:rPr>
-              <w:t xml:space="preserve">HV220</w:t>
-            </w:r>
-          </w:p>
-        </w:tc>
-        <w:tc>
-          <w:tcPr/>
-          <w:p>
-            <w:pPr>
-              <w:pStyle w:val="Compact"/>
-            </w:pPr>
-            <w:r>
-              <w:t xml:space="preserve">Edad del jefe del hogar</w:t>
-            </w:r>
-          </w:p>
-        </w:tc>
-      </w:tr>
-      <w:tr>
-        <w:tc>
-          <w:tcPr/>
-          <w:p>
-            <w:pPr>
-              <w:pStyle w:val="Compact"/>
-            </w:pPr>
-            <w:r>
-              <w:rPr>
-                <w:rStyle w:val="VerbatimChar"/>
-              </w:rPr>
-              <w:t xml:space="preserve">HV102</w:t>
-            </w:r>
-          </w:p>
-        </w:tc>
-        <w:tc>
-          <w:tcPr/>
-          <w:p>
-            <w:pPr>
-              <w:pStyle w:val="Compact"/>
-            </w:pPr>
-            <w:r>
-              <w:t xml:space="preserve">Residente habitual</w:t>
-            </w:r>
-          </w:p>
-        </w:tc>
-      </w:tr>
-      <w:tr>
-        <w:tc>
-          <w:tcPr/>
-          <w:p>
-            <w:pPr>
-              <w:pStyle w:val="Compact"/>
-            </w:pPr>
-            <w:r>
-              <w:rPr>
-                <w:rStyle w:val="VerbatimChar"/>
-              </w:rPr>
-              <w:t xml:space="preserve">HV025</w:t>
-            </w:r>
-          </w:p>
-        </w:tc>
-        <w:tc>
-          <w:tcPr/>
-          <w:p>
-            <w:pPr>
-              <w:pStyle w:val="Compact"/>
-            </w:pPr>
-            <w:r>
-              <w:t xml:space="preserve">Área de residencia (urbano / rural)</w:t>
-            </w:r>
-          </w:p>
-        </w:tc>
-      </w:tr>
-    </w:tbl>
-    <w:bookmarkEnd w:id="13"/>
-    <w:bookmarkStart w:id="14" w:name="d.-agua-saneamiento-e-higiene-wash-10"/>
-    <w:p>
-      <w:pPr>
-        <w:pStyle w:val="Heading3"/>
-      </w:pPr>
-      <w:r>
-        <w:t xml:space="preserve">D. Agua, saneamiento e higiene — WASH (10)</w:t>
-      </w:r>
-    </w:p>
-    <w:tbl>
-      <w:tblPr>
-        <w:tblStyle w:val="Table"/>
-        <w:tblW w:type="auto" w:w="0"/>
-        <w:tblLook w:firstRow="1" w:lastRow="0" w:firstColumn="0" w:lastColumn="0" w:noHBand="0" w:noVBand="0" w:val="0020"/>
-      </w:tblPr>
-      <w:tblGrid>
-        <w:gridCol w:w="3960"/>
-        <w:gridCol w:w="3960"/>
-      </w:tblGrid>
-      <w:tr>
-        <w:trPr>
-          <w:tblHeader w:val="on"/>
-        </w:trPr>
-        <w:tc>
-          <w:tcPr/>
-          <w:p>
-            <w:pPr>
-              <w:pStyle w:val="Compact"/>
-            </w:pPr>
-            <w:r>
-              <w:t xml:space="preserve">Código</w:t>
-            </w:r>
-          </w:p>
-        </w:tc>
-        <w:tc>
-          <w:tcPr/>
-          <w:p>
-            <w:pPr>
-              <w:pStyle w:val="Compact"/>
-            </w:pPr>
-            <w:r>
-              <w:t xml:space="preserve">Variable</w:t>
-            </w:r>
-          </w:p>
-        </w:tc>
-      </w:tr>
-      <w:tr>
-        <w:tc>
-          <w:tcPr/>
-          <w:p>
-            <w:pPr>
-              <w:pStyle w:val="Compact"/>
-            </w:pPr>
-            <w:r>
-              <w:rPr>
-                <w:rStyle w:val="VerbatimChar"/>
-              </w:rPr>
-              <w:t xml:space="preserve">HV204</w:t>
-            </w:r>
-          </w:p>
-        </w:tc>
-        <w:tc>
-          <w:tcPr/>
-          <w:p>
-            <w:pPr>
-              <w:pStyle w:val="Compact"/>
-            </w:pPr>
-            <w:r>
-              <w:t xml:space="preserve">Tiempo de viaje a la fuente de agua</w:t>
-            </w:r>
-          </w:p>
-        </w:tc>
-      </w:tr>
-      <w:tr>
-        <w:tc>
-          <w:tcPr/>
-          <w:p>
-            <w:pPr>
-              <w:pStyle w:val="Compact"/>
-            </w:pPr>
-            <w:r>
-              <w:rPr>
-                <w:rStyle w:val="VerbatimChar"/>
-              </w:rPr>
-              <w:t xml:space="preserve">HV225</w:t>
-            </w:r>
-          </w:p>
-        </w:tc>
-        <w:tc>
-          <w:tcPr/>
-          <w:p>
-            <w:pPr>
-              <w:pStyle w:val="Compact"/>
-            </w:pPr>
-            <w:r>
-              <w:t xml:space="preserve">Comparte servicio higiénico</w:t>
-            </w:r>
-          </w:p>
-        </w:tc>
-      </w:tr>
-      <w:tr>
-        <w:tc>
-          <w:tcPr/>
-          <w:p>
-            <w:pPr>
-              <w:pStyle w:val="Compact"/>
-            </w:pPr>
-            <w:r>
-              <w:rPr>
-                <w:rStyle w:val="VerbatimChar"/>
-              </w:rPr>
-              <w:t xml:space="preserve">HV234</w:t>
-            </w:r>
-          </w:p>
-        </w:tc>
-        <w:tc>
-          <w:tcPr/>
-          <w:p>
-            <w:pPr>
-              <w:pStyle w:val="Compact"/>
-            </w:pPr>
-            <w:r>
-              <w:t xml:space="preserve">Prueba de yodo en la sal</w:t>
-            </w:r>
-          </w:p>
-        </w:tc>
-      </w:tr>
-      <w:tr>
-        <w:tc>
-          <w:tcPr/>
-          <w:p>
-            <w:pPr>
-              <w:pStyle w:val="Compact"/>
-            </w:pPr>
-            <w:r>
-              <w:rPr>
-                <w:rStyle w:val="VerbatimChar"/>
-              </w:rPr>
-              <w:t xml:space="preserve">HV237</w:t>
-            </w:r>
-          </w:p>
-        </w:tc>
-        <w:tc>
-          <w:tcPr/>
-          <w:p>
-            <w:pPr>
-              <w:pStyle w:val="Compact"/>
-            </w:pPr>
-            <w:r>
-              <w:t xml:space="preserve">Tratamiento del agua</w:t>
-            </w:r>
-          </w:p>
-        </w:tc>
-      </w:tr>
-      <w:tr>
-        <w:tc>
-          <w:tcPr/>
-          <w:p>
-            <w:pPr>
-              <w:pStyle w:val="Compact"/>
-            </w:pPr>
-            <w:r>
-              <w:rPr>
-                <w:rStyle w:val="VerbatimChar"/>
-              </w:rPr>
-              <w:t xml:space="preserve">HV237A</w:t>
-            </w:r>
-          </w:p>
-        </w:tc>
-        <w:tc>
-          <w:tcPr/>
-          <w:p>
-            <w:pPr>
-              <w:pStyle w:val="Compact"/>
-            </w:pPr>
-            <w:r>
-              <w:t xml:space="preserve">Tratamiento del agua: hervir</w:t>
-            </w:r>
-          </w:p>
-        </w:tc>
-      </w:tr>
-      <w:tr>
-        <w:tc>
-          <w:tcPr/>
-          <w:p>
-            <w:pPr>
-              <w:pStyle w:val="Compact"/>
-            </w:pPr>
-            <w:r>
-              <w:rPr>
-                <w:rStyle w:val="VerbatimChar"/>
-              </w:rPr>
-              <w:t xml:space="preserve">HV237G</w:t>
-            </w:r>
-          </w:p>
-        </w:tc>
-        <w:tc>
-          <w:tcPr/>
-          <w:p>
-            <w:pPr>
-              <w:pStyle w:val="Compact"/>
-            </w:pPr>
-            <w:r>
-              <w:t xml:space="preserve">Consumo de agua embotellada</w:t>
-            </w:r>
-          </w:p>
-        </w:tc>
-      </w:tr>
-      <w:tr>
-        <w:tc>
-          <w:tcPr/>
-          <w:p>
-            <w:pPr>
-              <w:pStyle w:val="Compact"/>
-            </w:pPr>
-            <w:r>
-              <w:rPr>
-                <w:rStyle w:val="VerbatimChar"/>
-              </w:rPr>
-              <w:t xml:space="preserve">SH42</w:t>
-            </w:r>
-          </w:p>
-        </w:tc>
-        <w:tc>
-          <w:tcPr/>
-          <w:p>
-            <w:pPr>
-              <w:pStyle w:val="Compact"/>
-            </w:pPr>
-            <w:r>
-              <w:t xml:space="preserve">Disponibilidad de agua todo el día</w:t>
-            </w:r>
-          </w:p>
-        </w:tc>
-      </w:tr>
-      <w:tr>
-        <w:tc>
-          <w:tcPr/>
-          <w:p>
-            <w:pPr>
-              <w:pStyle w:val="Compact"/>
-            </w:pPr>
-            <w:r>
-              <w:rPr>
-                <w:rStyle w:val="VerbatimChar"/>
-              </w:rPr>
-              <w:t xml:space="preserve">SH48</w:t>
-            </w:r>
-          </w:p>
-        </w:tc>
-        <w:tc>
-          <w:tcPr/>
-          <w:p>
-            <w:pPr>
-              <w:pStyle w:val="Compact"/>
-            </w:pPr>
-            <w:r>
-              <w:t xml:space="preserve">Conserva agua</w:t>
-            </w:r>
-          </w:p>
-        </w:tc>
-      </w:tr>
-      <w:tr>
-        <w:tc>
-          <w:tcPr/>
-          <w:p>
-            <w:pPr>
-              <w:pStyle w:val="Compact"/>
-            </w:pPr>
-            <w:r>
-              <w:rPr>
-                <w:rStyle w:val="VerbatimChar"/>
-              </w:rPr>
-              <w:t xml:space="preserve">SH49</w:t>
-            </w:r>
-            <w:r>
-              <w:t xml:space="preserve"> </w:t>
-            </w:r>
-            <w:r>
-              <w:t xml:space="preserve">/</w:t>
-            </w:r>
-            <w:r>
-              <w:t xml:space="preserve"> </w:t>
-            </w:r>
-            <w:r>
-              <w:rPr>
-                <w:rStyle w:val="VerbatimChar"/>
-              </w:rPr>
-              <w:t xml:space="preserve">SH50</w:t>
-            </w:r>
-          </w:p>
-        </w:tc>
-        <w:tc>
-          <w:tcPr/>
-          <w:p>
-            <w:pPr>
-              <w:pStyle w:val="Compact"/>
-            </w:pPr>
-            <w:r>
-              <w:t xml:space="preserve">Tipo de recipiente y si lo usa con tapa</w:t>
-            </w:r>
-          </w:p>
-        </w:tc>
-      </w:tr>
-    </w:tbl>
-    <w:bookmarkEnd w:id="14"/>
-    <w:bookmarkStart w:id="15" w:name="e.-vivienda-y-entorno-11"/>
-    <w:p>
-      <w:pPr>
-        <w:pStyle w:val="Heading3"/>
-      </w:pPr>
-      <w:r>
-        <w:t xml:space="preserve">E. Vivienda y entorno (11)</w:t>
-      </w:r>
-    </w:p>
-    <w:tbl>
-      <w:tblPr>
-        <w:tblStyle w:val="Table"/>
-        <w:tblW w:type="pct" w:w="5000"/>
-        <w:tblLayout w:type="fixed"/>
-        <w:tblLook w:firstRow="1" w:lastRow="0" w:firstColumn="0" w:lastColumn="0" w:noHBand="0" w:noVBand="0" w:val="0020"/>
-      </w:tblPr>
-      <w:tblGrid>
-        <w:gridCol w:w="3960"/>
-        <w:gridCol w:w="3960"/>
-      </w:tblGrid>
-      <w:tr>
-        <w:trPr>
-          <w:tblHeader w:val="on"/>
-        </w:trPr>
-        <w:tc>
-          <w:tcPr/>
-          <w:p>
-            <w:pPr>
-              <w:pStyle w:val="Compact"/>
-            </w:pPr>
-            <w:r>
-              <w:t xml:space="preserve">Código</w:t>
-            </w:r>
-          </w:p>
-        </w:tc>
-        <w:tc>
-          <w:tcPr/>
-          <w:p>
-            <w:pPr>
-              <w:pStyle w:val="Compact"/>
-            </w:pPr>
-            <w:r>
-              <w:t xml:space="preserve">Variable</w:t>
-            </w:r>
-          </w:p>
-        </w:tc>
-      </w:tr>
-      <w:tr>
-        <w:tc>
-          <w:tcPr/>
-          <w:p>
-            <w:pPr>
-              <w:pStyle w:val="Compact"/>
-            </w:pPr>
-            <w:r>
-              <w:rPr>
-                <w:rStyle w:val="VerbatimChar"/>
-              </w:rPr>
-              <w:t xml:space="preserve">HV040</w:t>
-            </w:r>
-          </w:p>
-        </w:tc>
-        <w:tc>
-          <w:tcPr/>
-          <w:p>
-            <w:pPr>
-              <w:pStyle w:val="Compact"/>
-            </w:pPr>
-            <w:r>
-              <w:t xml:space="preserve">Altitud del conglomerado (msnm)</w:t>
-            </w:r>
-          </w:p>
-        </w:tc>
-      </w:tr>
-      <w:tr>
-        <w:tc>
-          <w:tcPr/>
-          <w:p>
-            <w:pPr>
-              <w:pStyle w:val="Compact"/>
-            </w:pPr>
-            <w:r>
-              <w:rPr>
-                <w:rStyle w:val="VerbatimChar"/>
-              </w:rPr>
-              <w:t xml:space="preserve">HV216</w:t>
-            </w:r>
-          </w:p>
-        </w:tc>
-        <w:tc>
-          <w:tcPr/>
-          <w:p>
-            <w:pPr>
-              <w:pStyle w:val="Compact"/>
-            </w:pPr>
-            <w:r>
-              <w:t xml:space="preserve">Habitaciones para dormir</w:t>
-            </w:r>
-          </w:p>
-        </w:tc>
-      </w:tr>
-      <w:tr>
-        <w:tc>
-          <w:tcPr/>
-          <w:p>
-            <w:pPr>
-              <w:pStyle w:val="Compact"/>
-            </w:pPr>
-            <w:r>
-              <w:rPr>
-                <w:rStyle w:val="VerbatimChar"/>
-              </w:rPr>
-              <w:t xml:space="preserve">SH71</w:t>
-            </w:r>
-          </w:p>
-        </w:tc>
-        <w:tc>
-          <w:tcPr/>
-          <w:p>
-            <w:pPr>
-              <w:pStyle w:val="Compact"/>
-            </w:pPr>
-            <w:r>
-              <w:t xml:space="preserve">Número de habitaciones del hogar</w:t>
-            </w:r>
-          </w:p>
-        </w:tc>
-      </w:tr>
-      <w:tr>
-        <w:tc>
-          <w:tcPr/>
-          <w:p>
-            <w:pPr>
-              <w:pStyle w:val="Compact"/>
-            </w:pPr>
-            <w:r>
-              <w:rPr>
-                <w:rStyle w:val="VerbatimChar"/>
-              </w:rPr>
-              <w:t xml:space="preserve">HV240</w:t>
-            </w:r>
-          </w:p>
-        </w:tc>
-        <w:tc>
-          <w:tcPr/>
-          <w:p>
-            <w:pPr>
-              <w:pStyle w:val="Compact"/>
-            </w:pPr>
-            <w:r>
-              <w:t xml:space="preserve">Tiene chimenea o campana</w:t>
-            </w:r>
-          </w:p>
-        </w:tc>
-      </w:tr>
-      <w:tr>
-        <w:tc>
-          <w:tcPr/>
-          <w:p>
-            <w:pPr>
-              <w:pStyle w:val="Compact"/>
-            </w:pPr>
-            <w:r>
-              <w:rPr>
-                <w:rStyle w:val="VerbatimChar"/>
-              </w:rPr>
-              <w:t xml:space="preserve">HV242</w:t>
-            </w:r>
-          </w:p>
-        </w:tc>
-        <w:tc>
-          <w:tcPr/>
-          <w:p>
-            <w:pPr>
-              <w:pStyle w:val="Compact"/>
-            </w:pPr>
-            <w:r>
-              <w:t xml:space="preserve">Cuarto separado para cocinar</w:t>
-            </w:r>
-          </w:p>
-        </w:tc>
-      </w:tr>
-      <w:tr>
-        <w:tc>
-          <w:tcPr/>
-          <w:p>
-            <w:pPr>
-              <w:pStyle w:val="Compact"/>
-            </w:pPr>
-            <w:r>
-              <w:rPr>
-                <w:rStyle w:val="VerbatimChar"/>
-              </w:rPr>
-              <w:t xml:space="preserve">SH63</w:t>
-            </w:r>
-          </w:p>
-        </w:tc>
-        <w:tc>
-          <w:tcPr/>
-          <w:p>
-            <w:pPr>
-              <w:pStyle w:val="Compact"/>
-            </w:pPr>
-            <w:r>
-              <w:t xml:space="preserve">Otro tipo de combustible para cocinar</w:t>
-            </w:r>
-          </w:p>
-        </w:tc>
-      </w:tr>
-      <w:tr>
-        <w:tc>
-          <w:tcPr/>
-          <w:p>
-            <w:pPr>
-              <w:pStyle w:val="Compact"/>
-            </w:pPr>
-            <w:r>
-              <w:rPr>
-                <w:rStyle w:val="VerbatimChar"/>
-              </w:rPr>
-              <w:t xml:space="preserve">SH70</w:t>
-            </w:r>
-          </w:p>
-        </w:tc>
-        <w:tc>
-          <w:tcPr/>
-          <w:p>
-            <w:pPr>
-              <w:pStyle w:val="Compact"/>
-            </w:pPr>
-            <w:r>
-              <w:t xml:space="preserve">Fuente de luz</w:t>
-            </w:r>
-          </w:p>
-        </w:tc>
-      </w:tr>
-      <w:tr>
-        <w:tc>
-          <w:tcPr/>
-          <w:p>
-            <w:pPr>
-              <w:pStyle w:val="Compact"/>
-            </w:pPr>
-            <w:r>
-              <w:rPr>
-                <w:rStyle w:val="VerbatimChar"/>
-              </w:rPr>
-              <w:t xml:space="preserve">SH76B</w:t>
-            </w:r>
-            <w:r>
-              <w:t xml:space="preserve"> </w:t>
-            </w:r>
-            <w:r>
-              <w:t xml:space="preserve">/</w:t>
-            </w:r>
-            <w:r>
-              <w:t xml:space="preserve"> </w:t>
-            </w:r>
-            <w:r>
-              <w:rPr>
-                <w:rStyle w:val="VerbatimChar"/>
-              </w:rPr>
-              <w:t xml:space="preserve">SH76C</w:t>
-            </w:r>
-            <w:r>
-              <w:t xml:space="preserve"> </w:t>
-            </w:r>
-            <w:r>
-              <w:t xml:space="preserve">/</w:t>
-            </w:r>
-            <w:r>
-              <w:t xml:space="preserve"> </w:t>
-            </w:r>
-            <w:r>
-              <w:rPr>
-                <w:rStyle w:val="VerbatimChar"/>
-              </w:rPr>
-              <w:t xml:space="preserve">SH76D</w:t>
-            </w:r>
-          </w:p>
-        </w:tc>
-        <w:tc>
-          <w:tcPr/>
-          <w:p>
-            <w:pPr>
-              <w:pStyle w:val="Compact"/>
-            </w:pPr>
-            <w:r>
-              <w:t xml:space="preserve">Ventanas con cristal / de madera / con malla</w:t>
-            </w:r>
-          </w:p>
-        </w:tc>
-      </w:tr>
-      <w:tr>
-        <w:tc>
-          <w:tcPr/>
-          <w:p>
-            <w:pPr>
-              <w:pStyle w:val="Compact"/>
-            </w:pPr>
-            <w:r>
-              <w:rPr>
-                <w:rStyle w:val="VerbatimChar"/>
-              </w:rPr>
-              <w:t xml:space="preserve">SH77F</w:t>
-            </w:r>
-          </w:p>
-        </w:tc>
-        <w:tc>
-          <w:tcPr/>
-          <w:p>
-            <w:pPr>
-              <w:pStyle w:val="Compact"/>
-            </w:pPr>
-            <w:r>
-              <w:t xml:space="preserve">Otro tipo de transporte</w:t>
-            </w:r>
-          </w:p>
-        </w:tc>
-      </w:tr>
-    </w:tbl>
-    <w:p>
-      <w:r>
-        <w:pict>
-          <v:rect style="width:0;height:1.5pt" o:hralign="center" o:hrstd="t" o:hr="t"/>
-        </w:pict>
-      </w:r>
-    </w:p>
-    <w:bookmarkEnd w:id="15"/>
-    <w:bookmarkEnd w:id="16"/>
-    <w:bookmarkStart w:id="22" w:name="especificación-de-campos"/>
-    <w:p>
-      <w:pPr>
-        <w:pStyle w:val="Heading2"/>
-      </w:pPr>
-      <w:r>
-        <w:t xml:space="preserve">4. Especificación de campos</w:t>
+        <w:t xml:space="preserve">vacío</w:t>
+      </w:r>
+      <w:r>
+        <w:t xml:space="preserve">, nunca rellenarse con 0, 999 o</w:t>
+      </w:r>
+      <w:r>
+        <w:t xml:space="preserve"> </w:t>
+      </w:r>
+      <w:r>
+        <w:t xml:space="preserve">“NA”</w:t>
+      </w:r>
+      <w:r>
+        <w:t xml:space="preserve">: el modelo maneja</w:t>
+      </w:r>
+      <w:r>
+        <w:t xml:space="preserve"> </w:t>
+      </w:r>
+      <w:r>
+        <w:t xml:space="preserve">valores faltantes de forma nativa y cada variable tolera el porcentaje de vacíos que se indica.</w:t>
       </w:r>
     </w:p>
     <w:p>
@@ -2309,276 +1102,6 @@
         <w:pStyle w:val="FirstParagraph"/>
       </w:pPr>
       <w:r>
-        <w:t xml:space="preserve">Esta tabla define</w:t>
-      </w:r>
-      <w:r>
-        <w:t xml:space="preserve"> </w:t>
-      </w:r>
-      <w:r>
-        <w:rPr>
-          <w:b/>
-          <w:bCs/>
-        </w:rPr>
-        <w:t xml:space="preserve">cómo debe venir codificada cada variable</w:t>
-      </w:r>
-      <w:r>
-        <w:t xml:space="preserve"> </w:t>
-      </w:r>
-      <w:r>
-        <w:t xml:space="preserve">en un conjunto de datos externo. El</w:t>
-      </w:r>
-      <w:r>
-        <w:t xml:space="preserve"> </w:t>
-      </w:r>
-      <w:r>
-        <w:t xml:space="preserve">modelo compara valores de forma literal: una categoría escrita de otra manera (</w:t>
-      </w:r>
-      <w:r>
-        <w:rPr>
-          <w:rStyle w:val="VerbatimChar"/>
-        </w:rPr>
-        <w:t xml:space="preserve">"URBANO"</w:t>
-      </w:r>
-      <w:r>
-        <w:t xml:space="preserve"> </w:t>
-      </w:r>
-      <w:r>
-        <w:t xml:space="preserve">en lugar de</w:t>
-      </w:r>
-      <w:r>
-        <w:t xml:space="preserve"> </w:t>
-      </w:r>
-      <w:r>
-        <w:rPr>
-          <w:rStyle w:val="VerbatimChar"/>
-        </w:rPr>
-        <w:t xml:space="preserve">"Urbano"</w:t>
-      </w:r>
-      <w:r>
-        <w:t xml:space="preserve">, o</w:t>
-      </w:r>
-      <w:r>
-        <w:t xml:space="preserve"> </w:t>
-      </w:r>
-      <w:r>
-        <w:rPr>
-          <w:rStyle w:val="VerbatimChar"/>
-        </w:rPr>
-        <w:t xml:space="preserve">1</w:t>
-      </w:r>
-      <w:r>
-        <w:t xml:space="preserve">/</w:t>
-      </w:r>
-      <w:r>
-        <w:rPr>
-          <w:rStyle w:val="VerbatimChar"/>
-        </w:rPr>
-        <w:t xml:space="preserve">0</w:t>
-      </w:r>
-      <w:r>
-        <w:t xml:space="preserve"> </w:t>
-      </w:r>
-      <w:r>
-        <w:t xml:space="preserve">en lugar de</w:t>
-      </w:r>
-      <w:r>
-        <w:t xml:space="preserve"> </w:t>
-      </w:r>
-      <w:r>
-        <w:rPr>
-          <w:rStyle w:val="VerbatimChar"/>
-        </w:rPr>
-        <w:t xml:space="preserve">"Si"</w:t>
-      </w:r>
-      <w:r>
-        <w:t xml:space="preserve">/</w:t>
-      </w:r>
-      <w:r>
-        <w:rPr>
-          <w:rStyle w:val="VerbatimChar"/>
-        </w:rPr>
-        <w:t xml:space="preserve">"No"</w:t>
-      </w:r>
-      <w:r>
-        <w:t xml:space="preserve">) no produce un error visible, sino una predicción</w:t>
-      </w:r>
-      <w:r>
-        <w:t xml:space="preserve"> </w:t>
-      </w:r>
-      <w:r>
-        <w:t xml:space="preserve">degradada en silencio. Por eso el formato importa tanto como la variable misma.</w:t>
-      </w:r>
-    </w:p>
-    <w:p>
-      <w:pPr>
-        <w:pStyle w:val="BodyText"/>
-      </w:pPr>
-      <w:r>
-        <w:rPr>
-          <w:b/>
-          <w:bCs/>
-        </w:rPr>
-        <w:t xml:space="preserve">Convenciones</w:t>
-      </w:r>
-      <w:r>
-        <w:t xml:space="preserve"> </w:t>
-      </w:r>
-      <w:r>
-        <w:t xml:space="preserve">-</w:t>
-      </w:r>
-      <w:r>
-        <w:t xml:space="preserve"> </w:t>
-      </w:r>
-      <w:r>
-        <w:rPr>
-          <w:i/>
-          <w:iCs/>
-        </w:rPr>
-        <w:t xml:space="preserve">Categórica nominal</w:t>
-      </w:r>
-      <w:r>
-        <w:t xml:space="preserve">: texto, exactamente uno de los valores listados. No hay orden entre ellos.</w:t>
-      </w:r>
-      <w:r>
-        <w:t xml:space="preserve"> </w:t>
-      </w:r>
-      <w:r>
-        <w:t xml:space="preserve">-</w:t>
-      </w:r>
-      <w:r>
-        <w:t xml:space="preserve"> </w:t>
-      </w:r>
-      <w:r>
-        <w:rPr>
-          <w:i/>
-          <w:iCs/>
-        </w:rPr>
-        <w:t xml:space="preserve">Categórica ordinal</w:t>
-      </w:r>
-      <w:r>
-        <w:t xml:space="preserve">: texto, con orden implícito (de mayor a menor, según se lista).</w:t>
-      </w:r>
-      <w:r>
-        <w:t xml:space="preserve"> </w:t>
-      </w:r>
-      <w:r>
-        <w:t xml:space="preserve">-</w:t>
-      </w:r>
-      <w:r>
-        <w:t xml:space="preserve"> </w:t>
-      </w:r>
-      <w:r>
-        <w:rPr>
-          <w:i/>
-          <w:iCs/>
-        </w:rPr>
-        <w:t xml:space="preserve">Binaria</w:t>
-      </w:r>
-      <w:r>
-        <w:t xml:space="preserve">: texto,</w:t>
-      </w:r>
-      <w:r>
-        <w:t xml:space="preserve"> </w:t>
-      </w:r>
-      <w:r>
-        <w:rPr>
-          <w:rStyle w:val="VerbatimChar"/>
-        </w:rPr>
-        <w:t xml:space="preserve">Sí</w:t>
-      </w:r>
-      <w:r>
-        <w:t xml:space="preserve"> </w:t>
-      </w:r>
-      <w:r>
-        <w:t xml:space="preserve">o</w:t>
-      </w:r>
-      <w:r>
-        <w:t xml:space="preserve"> </w:t>
-      </w:r>
-      <w:r>
-        <w:rPr>
-          <w:rStyle w:val="VerbatimChar"/>
-        </w:rPr>
-        <w:t xml:space="preserve">No</w:t>
-      </w:r>
-      <w:r>
-        <w:t xml:space="preserve">.</w:t>
-      </w:r>
-      <w:r>
-        <w:t xml:space="preserve"> </w:t>
-      </w:r>
-      <w:r>
-        <w:t xml:space="preserve">-</w:t>
-      </w:r>
-      <w:r>
-        <w:t xml:space="preserve"> </w:t>
-      </w:r>
-      <w:r>
-        <w:rPr>
-          <w:i/>
-          <w:iCs/>
-        </w:rPr>
-        <w:t xml:space="preserve">Numérica</w:t>
-      </w:r>
-      <w:r>
-        <w:t xml:space="preserve">: magnitud real, en la unidad indicada. Aquí el número</w:t>
-      </w:r>
-      <w:r>
-        <w:t xml:space="preserve"> </w:t>
-      </w:r>
-      <w:r>
-        <w:rPr>
-          <w:b/>
-          <w:bCs/>
-        </w:rPr>
-        <w:t xml:space="preserve">sí</w:t>
-      </w:r>
-      <w:r>
-        <w:t xml:space="preserve"> </w:t>
-      </w:r>
-      <w:r>
-        <w:t xml:space="preserve">representa una cantidad.</w:t>
-      </w:r>
-      <w:r>
-        <w:t xml:space="preserve"> </w:t>
-      </w:r>
-      <w:r>
-        <w:t xml:space="preserve">- Un campo ausente debe dejarse</w:t>
-      </w:r>
-      <w:r>
-        <w:t xml:space="preserve"> </w:t>
-      </w:r>
-      <w:r>
-        <w:rPr>
-          <w:b/>
-          <w:bCs/>
-        </w:rPr>
-        <w:t xml:space="preserve">vacío</w:t>
-      </w:r>
-      <w:r>
-        <w:t xml:space="preserve">, nunca rellenarse con 0, 999 o</w:t>
-      </w:r>
-      <w:r>
-        <w:t xml:space="preserve"> </w:t>
-      </w:r>
-      <w:r>
-        <w:t xml:space="preserve">“NA”</w:t>
-      </w:r>
-      <w:r>
-        <w:t xml:space="preserve">: el modelo maneja</w:t>
-      </w:r>
-      <w:r>
-        <w:t xml:space="preserve"> </w:t>
-      </w:r>
-      <w:r>
-        <w:t xml:space="preserve">valores faltantes de forma nativa y cada variable tolera el porcentaje de vacíos que se indica.</w:t>
-      </w:r>
-    </w:p>
-    <w:p>
-      <w:pPr>
-        <w:pStyle w:val="BodyText"/>
-      </w:pPr>
-      <w:r>
         <w:t xml:space="preserve">Las categorías se entregan</w:t>
       </w:r>
       <w:r>
@@ -2655,7 +1178,7 @@
         <w:t xml:space="preserve">adjuntar su diccionario de valores.</w:t>
       </w:r>
     </w:p>
-    <w:bookmarkStart w:id="17" w:name="niño"/>
+    <w:bookmarkStart w:id="11" w:name="niño"/>
     <w:p>
       <w:pPr>
         <w:pStyle w:val="Heading3"/>
@@ -3002,8 +1525,8 @@
         </w:tc>
       </w:tr>
     </w:tbl>
-    <w:bookmarkEnd w:id="17"/>
-    <w:bookmarkStart w:id="18" w:name="salud-materna-embarazo-y-lactancia"/>
+    <w:bookmarkEnd w:id="11"/>
+    <w:bookmarkStart w:id="12" w:name="salud-materna-embarazo-y-lactancia"/>
     <w:p>
       <w:pPr>
         <w:pStyle w:val="Heading3"/>
@@ -4034,8 +2557,8 @@
         </w:tc>
       </w:tr>
     </w:tbl>
-    <w:bookmarkEnd w:id="18"/>
-    <w:bookmarkStart w:id="19" w:name="hogar-y-nivel-socioeconómico"/>
+    <w:bookmarkEnd w:id="12"/>
+    <w:bookmarkStart w:id="13" w:name="hogar-y-nivel-socioeconómico"/>
     <w:p>
       <w:pPr>
         <w:pStyle w:val="Heading3"/>
@@ -4601,8 +3124,8 @@
         </w:tc>
       </w:tr>
     </w:tbl>
-    <w:bookmarkEnd w:id="19"/>
-    <w:bookmarkStart w:id="20" w:name="agua-saneamiento-e-higiene-wash"/>
+    <w:bookmarkEnd w:id="13"/>
+    <w:bookmarkStart w:id="14" w:name="agua-saneamiento-e-higiene-wash"/>
     <w:p>
       <w:pPr>
         <w:pStyle w:val="Heading3"/>
@@ -5486,8 +4009,8 @@
         </w:tc>
       </w:tr>
     </w:tbl>
-    <w:bookmarkEnd w:id="20"/>
-    <w:bookmarkStart w:id="21" w:name="vivienda-y-entorno"/>
+    <w:bookmarkEnd w:id="14"/>
+    <w:bookmarkStart w:id="15" w:name="vivienda-y-entorno"/>
     <w:p>
       <w:pPr>
         <w:pStyle w:val="Heading3"/>
@@ -6477,22 +5000,15 @@
         </w:tc>
       </w:tr>
     </w:tbl>
-    <w:p>
-      <w:r>
-        <w:pict>
-          <v:rect style="width:0;height:1.5pt" o:hralign="center" o:hrstd="t" o:hr="t"/>
-        </w:pict>
-      </w:r>
-    </w:p>
-    <w:bookmarkEnd w:id="21"/>
-    <w:bookmarkEnd w:id="22"/>
-    <w:bookmarkStart w:id="26" w:name="variables-adicionales-deseables"/>
+    <w:bookmarkEnd w:id="15"/>
+    <w:bookmarkEnd w:id="16"/>
+    <w:bookmarkStart w:id="20" w:name="variables-adicionales-deseables"/>
     <w:p>
       <w:pPr>
         <w:pStyle w:val="Heading2"/>
       </w:pPr>
       <w:r>
-        <w:t xml:space="preserve">5. Variables adicionales deseables</w:t>
+        <w:t xml:space="preserve">4. Variables adicionales deseables</w:t>
       </w:r>
     </w:p>
     <w:p>
@@ -6663,7 +5179,7 @@
         <w:t xml:space="preserve">precisamente donde actúa la intervención nutricional.</w:t>
       </w:r>
     </w:p>
-    <w:bookmarkStart w:id="23" w:name="Xa28ccaee8b3810007f607d5dc6ef3df53e6a5a3"/>
+    <w:bookmarkStart w:id="17" w:name="Xa28ccaee8b3810007f607d5dc6ef3df53e6a5a3"/>
     <w:p>
       <w:pPr>
         <w:pStyle w:val="Heading3"/>
@@ -6898,8 +5414,8 @@
         </w:tc>
       </w:tr>
     </w:tbl>
-    <w:bookmarkEnd w:id="23"/>
-    <w:bookmarkStart w:id="24" w:name="Xea480f4cdf50012eed58a23ba12f3601238dacf"/>
+    <w:bookmarkEnd w:id="17"/>
+    <w:bookmarkStart w:id="18" w:name="Xea480f4cdf50012eed58a23ba12f3601238dacf"/>
     <w:p>
       <w:pPr>
         <w:pStyle w:val="Heading3"/>
@@ -7109,8 +5625,8 @@
         </w:tc>
       </w:tr>
     </w:tbl>
-    <w:bookmarkEnd w:id="24"/>
-    <w:bookmarkStart w:id="25" w:name="prioridad-media-contexto-social"/>
+    <w:bookmarkEnd w:id="18"/>
+    <w:bookmarkStart w:id="19" w:name="prioridad-media-contexto-social"/>
     <w:p>
       <w:pPr>
         <w:pStyle w:val="Heading3"/>
@@ -7317,15 +5833,15 @@
         </w:pict>
       </w:r>
     </w:p>
-    <w:bookmarkEnd w:id="25"/>
-    <w:bookmarkEnd w:id="26"/>
-    <w:bookmarkStart w:id="29" w:name="qué-esperamos-de-esta-validación"/>
+    <w:bookmarkEnd w:id="19"/>
+    <w:bookmarkEnd w:id="20"/>
+    <w:bookmarkStart w:id="23" w:name="qué-esperamos-de-esta-validación"/>
     <w:p>
       <w:pPr>
         <w:pStyle w:val="Heading2"/>
       </w:pPr>
       <w:r>
-        <w:t xml:space="preserve">6. Qué esperamos de esta validación</w:t>
+        <w:t xml:space="preserve">5. Qué esperamos de esta validación</w:t>
       </w:r>
     </w:p>
     <w:p>
@@ -7374,13 +5890,13 @@
         <w:t xml:space="preserve">dos procesos complementarios:</w:t>
       </w:r>
     </w:p>
-    <w:bookmarkStart w:id="27" w:name="pertinencia"/>
+    <w:bookmarkStart w:id="21" w:name="pertinencia"/>
     <w:p>
       <w:pPr>
         <w:pStyle w:val="Heading3"/>
       </w:pPr>
       <w:r>
-        <w:t xml:space="preserve">6.1 Pertinencia</w:t>
+        <w:t xml:space="preserve">5.1 Pertinencia</w:t>
       </w:r>
     </w:p>
     <w:p>
@@ -7449,14 +5965,14 @@
         <w:t xml:space="preserve">demostración y registra la sesión.</w:t>
       </w:r>
     </w:p>
-    <w:bookmarkEnd w:id="27"/>
-    <w:bookmarkStart w:id="28" w:name="replicabilidad"/>
+    <w:bookmarkEnd w:id="21"/>
+    <w:bookmarkStart w:id="22" w:name="replicabilidad"/>
     <w:p>
       <w:pPr>
         <w:pStyle w:val="Heading3"/>
       </w:pPr>
       <w:r>
-        <w:t xml:space="preserve">6.2 Replicabilidad</w:t>
+        <w:t xml:space="preserve">5.2 Replicabilidad</w:t>
       </w:r>
     </w:p>
     <w:p>
@@ -7538,15 +6054,15 @@
         </w:pict>
       </w:r>
     </w:p>
-    <w:bookmarkEnd w:id="28"/>
-    <w:bookmarkEnd w:id="29"/>
-    <w:bookmarkStart w:id="30" w:name="consideraciones-éticas"/>
+    <w:bookmarkEnd w:id="22"/>
+    <w:bookmarkEnd w:id="23"/>
+    <w:bookmarkStart w:id="24" w:name="consideraciones-éticas"/>
     <w:p>
       <w:pPr>
         <w:pStyle w:val="Heading2"/>
       </w:pPr>
       <w:r>
-        <w:t xml:space="preserve">7. Consideraciones éticas</w:t>
+        <w:t xml:space="preserve">6. Consideraciones éticas</w:t>
       </w:r>
     </w:p>
     <w:p>
@@ -7612,14 +6128,14 @@
         </w:pict>
       </w:r>
     </w:p>
-    <w:bookmarkEnd w:id="30"/>
-    <w:bookmarkStart w:id="31" w:name="X391304481d104eba4e8178b9fcdf0d8c3b107bd"/>
+    <w:bookmarkEnd w:id="24"/>
+    <w:bookmarkStart w:id="25" w:name="X391304481d104eba4e8178b9fcdf0d8c3b107bd"/>
     <w:p>
       <w:pPr>
         <w:pStyle w:val="Heading2"/>
       </w:pPr>
       <w:r>
-        <w:t xml:space="preserve">8. Contribución esperada para los participantes</w:t>
+        <w:t xml:space="preserve">7. Contribución esperada para los participantes</w:t>
       </w:r>
     </w:p>
     <w:p>
@@ -7668,8 +6184,8 @@
         </w:pict>
       </w:r>
     </w:p>
-    <w:bookmarkEnd w:id="31"/>
-    <w:bookmarkStart w:id="32" w:name="referencias-citadas"/>
+    <w:bookmarkEnd w:id="25"/>
+    <w:bookmarkStart w:id="26" w:name="referencias-citadas"/>
     <w:p>
       <w:pPr>
         <w:pStyle w:val="Heading2"/>
@@ -7683,7 +6199,7 @@
         <w:pStyle w:val="Compact"/>
         <w:numPr>
           <w:ilvl w:val="0"/>
-          <w:numId w:val="1001"/>
+          <w:numId w:val="1002"/>
         </w:numPr>
       </w:pPr>
       <w:r>
@@ -7730,7 +6246,7 @@
         <w:pStyle w:val="Compact"/>
         <w:numPr>
           <w:ilvl w:val="0"/>
-          <w:numId w:val="1001"/>
+          <w:numId w:val="1002"/>
         </w:numPr>
       </w:pPr>
       <w:r>
@@ -7761,7 +6277,7 @@
         <w:pStyle w:val="Compact"/>
         <w:numPr>
           <w:ilvl w:val="0"/>
-          <w:numId w:val="1001"/>
+          <w:numId w:val="1002"/>
         </w:numPr>
       </w:pPr>
       <w:r>
@@ -7792,7 +6308,7 @@
         <w:pStyle w:val="Compact"/>
         <w:numPr>
           <w:ilvl w:val="0"/>
-          <w:numId w:val="1001"/>
+          <w:numId w:val="1002"/>
         </w:numPr>
       </w:pPr>
       <w:r>
@@ -7834,8 +6350,8 @@
         <w:t xml:space="preserve">, 397(10282), 1388–1399.</w:t>
       </w:r>
     </w:p>
-    <w:bookmarkEnd w:id="32"/>
-    <w:bookmarkEnd w:id="33"/>
+    <w:bookmarkEnd w:id="26"/>
+    <w:bookmarkEnd w:id="27"/>
     <w:sectPr>
       <w:footnotePr>
         <w:numRestart w:val="eachSect"/>
@@ -8053,6 +6569,9 @@
     <w:abstractNumId w:val="990"/>
   </w:num>
   <w:num w:numId="1001">
+    <w:abstractNumId w:val="991"/>
+  </w:num>
+  <w:num w:numId="1002">
     <w:abstractNumId w:val="991"/>
   </w:num>
 </w:numbering>

--- a/docs/docs/solicitud_validacion_expertos.docx
+++ b/docs/docs/solicitud_validacion_expertos.docx
@@ -2,7 +2,7 @@
 <file path=word/document.xml><?xml version="1.0" encoding="utf-8"?>
 <w:document xmlns:w="http://schemas.openxmlformats.org/wordprocessingml/2006/main" xmlns:m="http://schemas.openxmlformats.org/officeDocument/2006/math" xmlns:r="http://schemas.openxmlformats.org/officeDocument/2006/relationships" xmlns:o="urn:schemas-microsoft-com:office:office" xmlns:v="urn:schemas-microsoft-com:vml" xmlns:w10="urn:schemas-microsoft-com:office:word" xmlns:a="http://schemas.openxmlformats.org/drawingml/2006/main" xmlns:pic="http://schemas.openxmlformats.org/drawingml/2006/picture" xmlns:wp="http://schemas.openxmlformats.org/drawingml/2006/wordprocessingDrawing">
   <w:body>
-    <w:bookmarkStart w:id="27" w:name="X65f67493c61caaa123f1f8d68ab7cc02703792a"/>
+    <w:bookmarkStart w:id="28" w:name="X65f67493c61caaa123f1f8d68ab7cc02703792a"/>
     <w:p>
       <w:pPr>
         <w:pStyle w:val="Heading1"/>
@@ -195,22 +195,22 @@
           <w:b/>
           <w:bCs/>
         </w:rPr>
-        <w:t xml:space="preserve">triaje previo</w:t>
-      </w:r>
-      <w:r>
-        <w:t xml:space="preserve">: dado el perfil de un hogar, estima la probabilidad de que el niño</w:t>
-      </w:r>
-      <w:r>
-        <w:t xml:space="preserve"> </w:t>
-      </w:r>
-      <w:r>
-        <w:t xml:space="preserve">presente desnutrición crónica, permitiendo priorizar a quién visitar primero cuando el presupuesto no</w:t>
-      </w:r>
-      <w:r>
-        <w:t xml:space="preserve"> </w:t>
-      </w:r>
-      <w:r>
-        <w:t xml:space="preserve">alcanza para cubrir a toda la población.</w:t>
+        <w:t xml:space="preserve">triaje</w:t>
+      </w:r>
+      <w:r>
+        <w:t xml:space="preserve">: dado el perfil de un hogar, estima la probabilidad de que el niño presente</w:t>
+      </w:r>
+      <w:r>
+        <w:t xml:space="preserve"> </w:t>
+      </w:r>
+      <w:r>
+        <w:t xml:space="preserve">desnutrición crónica, permitiendo priorizar a quién atender primero cuando el presupuesto no alcanza</w:t>
+      </w:r>
+      <w:r>
+        <w:t xml:space="preserve"> </w:t>
+      </w:r>
+      <w:r>
+        <w:t xml:space="preserve">para cubrir a toda la población.</w:t>
       </w:r>
     </w:p>
     <w:p>
@@ -222,6 +222,113 @@
           <w:b/>
           <w:bCs/>
         </w:rPr>
+        <w:t xml:space="preserve">Qué datos necesita y cuáles no.</w:t>
+      </w:r>
+      <w:r>
+        <w:t xml:space="preserve"> </w:t>
+      </w:r>
+      <w:r>
+        <w:t xml:space="preserve">El modelo</w:t>
+      </w:r>
+      <w:r>
+        <w:t xml:space="preserve"> </w:t>
+      </w:r>
+      <w:r>
+        <w:rPr>
+          <w:b/>
+          <w:bCs/>
+        </w:rPr>
+        <w:t xml:space="preserve">no utiliza el peso ni la talla actuales del niño</w:t>
+      </w:r>
+      <w:r>
+        <w:t xml:space="preserve">: esas</w:t>
+      </w:r>
+      <w:r>
+        <w:t xml:space="preserve"> </w:t>
+      </w:r>
+      <w:r>
+        <w:t xml:space="preserve">dos mediciones definen el diagnóstico, de modo que incluirlas convertiría la predicción en una</w:t>
+      </w:r>
+      <w:r>
+        <w:t xml:space="preserve"> </w:t>
+      </w:r>
+      <w:r>
+        <w:t xml:space="preserve">tautología. Sí emplea el</w:t>
+      </w:r>
+      <w:r>
+        <w:t xml:space="preserve"> </w:t>
+      </w:r>
+      <w:r>
+        <w:rPr>
+          <w:b/>
+          <w:bCs/>
+        </w:rPr>
+        <w:t xml:space="preserve">peso y el tamaño al nacer</w:t>
+      </w:r>
+      <w:r>
+        <w:t xml:space="preserve">, que son antecedentes recogidos por entrevista o</w:t>
+      </w:r>
+      <w:r>
+        <w:t xml:space="preserve"> </w:t>
+      </w:r>
+      <w:r>
+        <w:t xml:space="preserve">disponibles en el carné de control.</w:t>
+      </w:r>
+    </w:p>
+    <w:p>
+      <w:pPr>
+        <w:pStyle w:val="BodyText"/>
+      </w:pPr>
+      <w:r>
+        <w:t xml:space="preserve">La única variable que exige un procedimiento de laboratorio es la</w:t>
+      </w:r>
+      <w:r>
+        <w:t xml:space="preserve"> </w:t>
+      </w:r>
+      <w:r>
+        <w:rPr>
+          <w:b/>
+          <w:bCs/>
+        </w:rPr>
+        <w:t xml:space="preserve">hemoglobina ajustada por altitud</w:t>
+      </w:r>
+      <w:r>
+        <w:t xml:space="preserve">,</w:t>
+      </w:r>
+      <w:r>
+        <w:t xml:space="preserve"> </w:t>
+      </w:r>
+      <w:r>
+        <w:t xml:space="preserve">habitualmente disponible en el tamizaje de anemia de los controles CRED. El resto son respuestas de</w:t>
+      </w:r>
+      <w:r>
+        <w:t xml:space="preserve"> </w:t>
+      </w:r>
+      <w:r>
+        <w:t xml:space="preserve">encuesta sobre el hogar, la vivienda y la historia materna. En consecuencia, el sistema opera sobre</w:t>
+      </w:r>
+      <w:r>
+        <w:t xml:space="preserve"> </w:t>
+      </w:r>
+      <w:r>
+        <w:t xml:space="preserve">información que en su mayor parte puede obtenerse sin medir al niño, pero no es un instrumento</w:t>
+      </w:r>
+      <w:r>
+        <w:t xml:space="preserve"> </w:t>
+      </w:r>
+      <w:r>
+        <w:t xml:space="preserve">enteramente ajeno al registro clínico previo.</w:t>
+      </w:r>
+    </w:p>
+    <w:p>
+      <w:pPr>
+        <w:pStyle w:val="BodyText"/>
+      </w:pPr>
+      <w:r>
+        <w:rPr>
+          <w:b/>
+          <w:bCs/>
+        </w:rPr>
         <w:t xml:space="preserve">Pregunta de investigación:</w:t>
       </w:r>
       <w:r>
@@ -244,19 +351,19 @@
         <w:t xml:space="preserve"> </w:t>
       </w:r>
       <w:r>
-        <w:t xml:space="preserve">identificar, con datos de</w:t>
-      </w:r>
-      <w:r>
-        <w:t xml:space="preserve"> </w:t>
-      </w:r>
-      <w:r>
-        <w:t xml:space="preserve">encuesta de hogar, qué niños tienen mayor riesgo de desnutrición crónica antes de que un agente de</w:t>
-      </w:r>
-      <w:r>
-        <w:t xml:space="preserve"> </w:t>
-      </w:r>
-      <w:r>
-        <w:t xml:space="preserve">salud llegue al domicilio?</w:t>
+        <w:t xml:space="preserve">identificar, a partir del perfil</w:t>
+      </w:r>
+      <w:r>
+        <w:t xml:space="preserve"> </w:t>
+      </w:r>
+      <w:r>
+        <w:t xml:space="preserve">sociodemográfico del hogar y la historia materna, qué niños tienen mayor riesgo de desnutrición crónica</w:t>
+      </w:r>
+      <w:r>
+        <w:t xml:space="preserve"> </w:t>
+      </w:r>
+      <w:r>
+        <w:t xml:space="preserve">sin recurrir a la medición antropométrica que define el diagnóstico?</w:t>
       </w:r>
     </w:p>
     <w:p>
@@ -267,7 +374,7 @@
       </w:r>
     </w:p>
     <w:bookmarkEnd w:id="9"/>
-    <w:bookmarkStart w:id="10" w:name="método"/>
+    <w:bookmarkStart w:id="11" w:name="método"/>
     <w:p>
       <w:pPr>
         <w:pStyle w:val="Heading2"/>
@@ -324,7 +431,7 @@
         <w:rPr>
           <w:rStyle w:val="VerbatimChar"/>
         </w:rPr>
-        <w:t xml:space="preserve">1. Comprensión    2. Comprensión    3. Preparación</w:t>
+        <w:t xml:space="preserve">flowchart TB</w:t>
       </w:r>
       <w:r>
         <w:br/>
@@ -333,7 +440,7 @@
         <w:rPr>
           <w:rStyle w:val="VerbatimChar"/>
         </w:rPr>
-        <w:t xml:space="preserve">   del Negocio   →   de los Datos  →   de los Datos</w:t>
+        <w:t xml:space="preserve">  F1["&lt;b&gt;1. Comprensión del negocio&lt;/b&gt;&lt;br/&gt;Focalización de recursos&lt;br/&gt;en salud pública"]</w:t>
       </w:r>
       <w:r>
         <w:br/>
@@ -342,7 +449,7 @@
         <w:rPr>
           <w:rStyle w:val="VerbatimChar"/>
         </w:rPr>
-        <w:t xml:space="preserve">                                            ↓</w:t>
+        <w:t xml:space="preserve">  F2["&lt;b&gt;2. Comprensión de los datos&lt;/b&gt;&lt;br/&gt;Auditoría de 19 años&lt;br/&gt;de ENDES"]</w:t>
       </w:r>
       <w:r>
         <w:br/>
@@ -351,7 +458,7 @@
         <w:rPr>
           <w:rStyle w:val="VerbatimChar"/>
         </w:rPr>
-        <w:t xml:space="preserve">6. Despliegue  ←  5. Evaluación   ←   4. Modelado</w:t>
+        <w:t xml:space="preserve">  F3["&lt;b&gt;3. Preparación de los datos&lt;/b&gt;&lt;br/&gt;Integración, limpieza y&lt;br/&gt;selección de variables"]</w:t>
       </w:r>
       <w:r>
         <w:br/>
@@ -360,7 +467,145 @@
         <w:rPr>
           <w:rStyle w:val="VerbatimChar"/>
         </w:rPr>
-        <w:t xml:space="preserve">   (aplicativo)     (explicabilidad)     (algoritmos)</w:t>
+        <w:t xml:space="preserve">  F4["&lt;b&gt;4. Modelado&lt;/b&gt;&lt;br/&gt;Seis algoritmos&lt;br/&gt;comparados"]</w:t>
+      </w:r>
+      <w:r>
+        <w:br/>
+      </w:r>
+      <w:r>
+        <w:rPr>
+          <w:rStyle w:val="VerbatimChar"/>
+        </w:rPr>
+        <w:t xml:space="preserve">  F5["&lt;b&gt;5. Evaluación&lt;/b&gt;&lt;br/&gt;Desempeño y&lt;br/&gt;explicabilidad"]</w:t>
+      </w:r>
+      <w:r>
+        <w:br/>
+      </w:r>
+      <w:r>
+        <w:rPr>
+          <w:rStyle w:val="VerbatimChar"/>
+        </w:rPr>
+        <w:t xml:space="preserve">  F6["&lt;b&gt;6. Despliegue&lt;/b&gt;&lt;br/&gt;Aplicativo web&lt;br/&gt;de consulta"]</w:t>
+      </w:r>
+      <w:r>
+        <w:br/>
+      </w:r>
+      <w:r>
+        <w:br/>
+      </w:r>
+      <w:r>
+        <w:rPr>
+          <w:rStyle w:val="VerbatimChar"/>
+        </w:rPr>
+        <w:t xml:space="preserve">  F1 --&gt; F2 --&gt; F3 --&gt; F4 --&gt; F5 --&gt; F6</w:t>
+      </w:r>
+      <w:r>
+        <w:br/>
+      </w:r>
+      <w:r>
+        <w:br/>
+      </w:r>
+      <w:r>
+        <w:rPr>
+          <w:rStyle w:val="VerbatimChar"/>
+        </w:rPr>
+        <w:t xml:space="preserve">  F2 -. "los datos obligan a replantear el objetivo" .-&gt; F1</w:t>
+      </w:r>
+      <w:r>
+        <w:br/>
+      </w:r>
+      <w:r>
+        <w:rPr>
+          <w:rStyle w:val="VerbatimChar"/>
+        </w:rPr>
+        <w:t xml:space="preserve">  F4 -. "faltan variables o requieren otro formato" .-&gt; F3</w:t>
+      </w:r>
+      <w:r>
+        <w:br/>
+      </w:r>
+      <w:r>
+        <w:rPr>
+          <w:rStyle w:val="VerbatimChar"/>
+        </w:rPr>
+        <w:t xml:space="preserve">  F5 -. "el desempeño no alcanza la meta" .-&gt; F4</w:t>
+      </w:r>
+      <w:r>
+        <w:br/>
+      </w:r>
+      <w:r>
+        <w:rPr>
+          <w:rStyle w:val="VerbatimChar"/>
+        </w:rPr>
+        <w:t xml:space="preserve">  F5 -. "no responde a la necesidad" .-&gt; F1</w:t>
+      </w:r>
+      <w:r>
+        <w:br/>
+      </w:r>
+      <w:r>
+        <w:rPr>
+          <w:rStyle w:val="VerbatimChar"/>
+        </w:rPr>
+        <w:t xml:space="preserve">  F6 -. "el uso real revela nuevas necesidades" .-&gt; F1</w:t>
+      </w:r>
+      <w:r>
+        <w:br/>
+      </w:r>
+      <w:r>
+        <w:br/>
+      </w:r>
+      <w:r>
+        <w:rPr>
+          <w:rStyle w:val="VerbatimChar"/>
+        </w:rPr>
+        <w:t xml:space="preserve">  classDef fase fill:#eef3f9,stroke:#003366,stroke-width:1.5px,color:#1a2530</w:t>
+      </w:r>
+      <w:r>
+        <w:br/>
+      </w:r>
+      <w:r>
+        <w:rPr>
+          <w:rStyle w:val="VerbatimChar"/>
+        </w:rPr>
+        <w:t xml:space="preserve">  class F1,F2,F3,F4,F5,F6 fase</w:t>
+      </w:r>
+    </w:p>
+    <w:p>
+      <w:pPr>
+        <w:pStyle w:val="FirstParagraph"/>
+      </w:pPr>
+      <w:r>
+        <w:t xml:space="preserve">Las flechas continuas marcan el avance y las punteadas los</w:t>
+      </w:r>
+      <w:r>
+        <w:t xml:space="preserve"> </w:t>
+      </w:r>
+      <w:r>
+        <w:rPr>
+          <w:b/>
+          <w:bCs/>
+        </w:rPr>
+        <w:t xml:space="preserve">retornos</w:t>
+      </w:r>
+      <w:r>
+        <w:t xml:space="preserve">: el proceso no es lineal, y</w:t>
+      </w:r>
+      <w:r>
+        <w:t xml:space="preserve"> </w:t>
+      </w:r>
+      <w:r>
+        <w:t xml:space="preserve">cada fase puede obligar a rehacer una anterior. Los dos retornos que más pesaron en este proyecto</w:t>
+      </w:r>
+      <w:r>
+        <w:t xml:space="preserve"> </w:t>
+      </w:r>
+      <w:r>
+        <w:t xml:space="preserve">fueron el de modelado a preparación —al detectar variables que exigían otra codificación— y el de</w:t>
+      </w:r>
+      <w:r>
+        <w:t xml:space="preserve"> </w:t>
+      </w:r>
+      <w:r>
+        <w:t xml:space="preserve">evaluación a modelado, al calibrar el umbral de decisión para alcanzar la sensibilidad requerida.</w:t>
       </w:r>
     </w:p>
     <w:tbl>
@@ -714,6 +959,296 @@
         <w:t xml:space="preserve">hogar, historia materna y entorno— que la encuesta puede recoger sin medir al niño.</w:t>
       </w:r>
     </w:p>
+    <w:bookmarkStart w:id="10" w:name="resultados-actuales"/>
+    <w:p>
+      <w:pPr>
+        <w:pStyle w:val="Heading3"/>
+      </w:pPr>
+      <w:r>
+        <w:t xml:space="preserve">Resultados actuales</w:t>
+      </w:r>
+    </w:p>
+    <w:p>
+      <w:pPr>
+        <w:pStyle w:val="FirstParagraph"/>
+      </w:pPr>
+      <w:r>
+        <w:t xml:space="preserve">Entre seis algoritmos evaluados resultó campeón</w:t>
+      </w:r>
+      <w:r>
+        <w:t xml:space="preserve"> </w:t>
+      </w:r>
+      <w:r>
+        <w:rPr>
+          <w:b/>
+          <w:bCs/>
+        </w:rPr>
+        <w:t xml:space="preserve">LightGBM</w:t>
+      </w:r>
+      <w:r>
+        <w:t xml:space="preserve">. La tabla traduce cada métrica a lo que</w:t>
+      </w:r>
+      <w:r>
+        <w:t xml:space="preserve"> </w:t>
+      </w:r>
+      <w:r>
+        <w:t xml:space="preserve">significa en la práctica:</w:t>
+      </w:r>
+    </w:p>
+    <w:tbl>
+      <w:tblPr>
+        <w:tblStyle w:val="Table"/>
+        <w:tblW w:type="pct" w:w="5000"/>
+        <w:tblLayout w:type="fixed"/>
+        <w:tblLook w:firstRow="1" w:lastRow="0" w:firstColumn="0" w:lastColumn="0" w:noHBand="0" w:noVBand="0" w:val="0020"/>
+      </w:tblPr>
+      <w:tblGrid>
+        <w:gridCol w:w="2640"/>
+        <w:gridCol w:w="2640"/>
+        <w:gridCol w:w="2640"/>
+      </w:tblGrid>
+      <w:tr>
+        <w:trPr>
+          <w:tblHeader w:val="on"/>
+        </w:trPr>
+        <w:tc>
+          <w:tcPr/>
+          <w:p>
+            <w:pPr>
+              <w:pStyle w:val="Compact"/>
+            </w:pPr>
+            <w:r>
+              <w:t xml:space="preserve">Métrica</w:t>
+            </w:r>
+          </w:p>
+        </w:tc>
+        <w:tc>
+          <w:tcPr/>
+          <w:p>
+            <w:pPr>
+              <w:pStyle w:val="Compact"/>
+            </w:pPr>
+            <w:r>
+              <w:t xml:space="preserve">Valor (IC 95%)</w:t>
+            </w:r>
+          </w:p>
+        </w:tc>
+        <w:tc>
+          <w:tcPr/>
+          <w:p>
+            <w:pPr>
+              <w:pStyle w:val="Compact"/>
+            </w:pPr>
+            <w:r>
+              <w:t xml:space="preserve">Qué significa en la práctica</w:t>
+            </w:r>
+          </w:p>
+        </w:tc>
+      </w:tr>
+      <w:tr>
+        <w:tc>
+          <w:tcPr/>
+          <w:p>
+            <w:pPr>
+              <w:pStyle w:val="Compact"/>
+            </w:pPr>
+            <w:r>
+              <w:t xml:space="preserve">Capacidad de discriminación (AUC-ROC)</w:t>
+            </w:r>
+          </w:p>
+        </w:tc>
+        <w:tc>
+          <w:tcPr/>
+          <w:p>
+            <w:pPr>
+              <w:pStyle w:val="Compact"/>
+            </w:pPr>
+            <w:r>
+              <w:rPr>
+                <w:b/>
+                <w:bCs/>
+              </w:rPr>
+              <w:t xml:space="preserve">0.829</w:t>
+            </w:r>
+            <w:r>
+              <w:t xml:space="preserve"> </w:t>
+            </w:r>
+            <w:r>
+              <w:t xml:space="preserve">(0.827 – 0.832)</w:t>
+            </w:r>
+          </w:p>
+        </w:tc>
+        <w:tc>
+          <w:tcPr/>
+          <w:p>
+            <w:pPr>
+              <w:pStyle w:val="Compact"/>
+            </w:pPr>
+            <w:r>
+              <w:t xml:space="preserve">Tomados al azar un niño con desnutrición crónica y otro sin ella, el sistema asigna mayor riesgo al primero en</w:t>
+            </w:r>
+            <w:r>
+              <w:t xml:space="preserve"> </w:t>
+            </w:r>
+            <w:r>
+              <w:rPr>
+                <w:b/>
+                <w:bCs/>
+              </w:rPr>
+              <w:t xml:space="preserve">83 de cada 100 casos</w:t>
+            </w:r>
+          </w:p>
+        </w:tc>
+      </w:tr>
+      <w:tr>
+        <w:tc>
+          <w:tcPr/>
+          <w:p>
+            <w:pPr>
+              <w:pStyle w:val="Compact"/>
+            </w:pPr>
+            <w:r>
+              <w:t xml:space="preserve">Sensibilidad o cobertura</w:t>
+            </w:r>
+          </w:p>
+        </w:tc>
+        <w:tc>
+          <w:tcPr/>
+          <w:p>
+            <w:pPr>
+              <w:pStyle w:val="Compact"/>
+            </w:pPr>
+            <w:r>
+              <w:rPr>
+                <w:b/>
+                <w:bCs/>
+              </w:rPr>
+              <w:t xml:space="preserve">76.4%</w:t>
+            </w:r>
+            <w:r>
+              <w:t xml:space="preserve"> </w:t>
+            </w:r>
+            <w:r>
+              <w:t xml:space="preserve">(75.9% – 77.0%)</w:t>
+            </w:r>
+          </w:p>
+        </w:tc>
+        <w:tc>
+          <w:tcPr/>
+          <w:p>
+            <w:pPr>
+              <w:pStyle w:val="Compact"/>
+            </w:pPr>
+            <w:r>
+              <w:t xml:space="preserve">De cada 100 niños que sí tienen desnutrición crónica, el sistema señala a</w:t>
+            </w:r>
+            <w:r>
+              <w:t xml:space="preserve"> </w:t>
+            </w:r>
+            <w:r>
+              <w:rPr>
+                <w:b/>
+                <w:bCs/>
+              </w:rPr>
+              <w:t xml:space="preserve">76</w:t>
+            </w:r>
+          </w:p>
+        </w:tc>
+      </w:tr>
+      <w:tr>
+        <w:tc>
+          <w:tcPr/>
+          <w:p>
+            <w:pPr>
+              <w:pStyle w:val="Compact"/>
+            </w:pPr>
+            <w:r>
+              <w:t xml:space="preserve">Casos no detectados</w:t>
+            </w:r>
+          </w:p>
+        </w:tc>
+        <w:tc>
+          <w:tcPr/>
+          <w:p>
+            <w:pPr>
+              <w:pStyle w:val="Compact"/>
+            </w:pPr>
+            <w:r>
+              <w:t xml:space="preserve">23.6%</w:t>
+            </w:r>
+          </w:p>
+        </w:tc>
+        <w:tc>
+          <w:tcPr/>
+          <w:p>
+            <w:pPr>
+              <w:pStyle w:val="Compact"/>
+            </w:pPr>
+            <w:r>
+              <w:rPr>
+                <w:b/>
+                <w:bCs/>
+              </w:rPr>
+              <w:t xml:space="preserve">24 de cada 100</w:t>
+            </w:r>
+            <w:r>
+              <w:t xml:space="preserve"> </w:t>
+            </w:r>
+            <w:r>
+              <w:t xml:space="preserve">niños afectados pasarían inadvertidos con el umbral actual</w:t>
+            </w:r>
+          </w:p>
+        </w:tc>
+      </w:tr>
+      <w:tr>
+        <w:tc>
+          <w:tcPr/>
+          <w:p>
+            <w:pPr>
+              <w:pStyle w:val="Compact"/>
+            </w:pPr>
+            <w:r>
+              <w:t xml:space="preserve">Precisión de la alerta</w:t>
+            </w:r>
+          </w:p>
+        </w:tc>
+        <w:tc>
+          <w:tcPr/>
+          <w:p>
+            <w:pPr>
+              <w:pStyle w:val="Compact"/>
+            </w:pPr>
+            <w:r>
+              <w:t xml:space="preserve">36.4%</w:t>
+            </w:r>
+          </w:p>
+        </w:tc>
+        <w:tc>
+          <w:tcPr/>
+          <w:p>
+            <w:pPr>
+              <w:pStyle w:val="Compact"/>
+            </w:pPr>
+            <w:r>
+              <w:t xml:space="preserve">De cada 100 niños señalados como riesgo,</w:t>
+            </w:r>
+            <w:r>
+              <w:t xml:space="preserve"> </w:t>
+            </w:r>
+            <w:r>
+              <w:rPr>
+                <w:b/>
+                <w:bCs/>
+              </w:rPr>
+              <w:t xml:space="preserve">36 lo confirman</w:t>
+            </w:r>
+            <w:r>
+              <w:t xml:space="preserve">; los demás requieren verificación</w:t>
+            </w:r>
+          </w:p>
+        </w:tc>
+      </w:tr>
+    </w:tbl>
     <w:p>
       <w:pPr>
         <w:pStyle w:val="BodyText"/>
@@ -723,85 +1258,83 @@
           <w:b/>
           <w:bCs/>
         </w:rPr>
-        <w:t xml:space="preserve">Resultados actuales:</w:t>
-      </w:r>
-      <w:r>
-        <w:t xml:space="preserve"> </w:t>
-      </w:r>
-      <w:r>
-        <w:t xml:space="preserve">LightGBM resultó el algoritmo campeón entre seis evaluados, con</w:t>
-      </w:r>
-      <w:r>
-        <w:t xml:space="preserve"> </w:t>
-      </w:r>
+        <w:t xml:space="preserve">Sobre el margen de error.</w:t>
+      </w:r>
+      <w:r>
+        <w:t xml:space="preserve"> </w:t>
+      </w:r>
+      <w:r>
+        <w:t xml:space="preserve">Los intervalos de confianza se estimaron con</w:t>
+      </w:r>
+      <w:r>
+        <w:t xml:space="preserve"> </w:t>
+      </w:r>
+      <w:r>
+        <w:rPr>
+          <w:i/>
+          <w:iCs/>
+        </w:rPr>
+        <w:t xml:space="preserve">bootstrap</w:t>
+      </w:r>
+      <w:r>
+        <w:t xml:space="preserve"> </w:t>
+      </w:r>
+      <w:r>
+        <w:t xml:space="preserve">de 1,000</w:t>
+      </w:r>
+      <w:r>
+        <w:t xml:space="preserve"> </w:t>
+      </w:r>
+      <w:r>
+        <w:t xml:space="preserve">remuestreos. Su amplitud es inferior a medio punto porcentual, lo que indica que las cifras no dependen</w:t>
+      </w:r>
+      <w:r>
+        <w:t xml:space="preserve"> </w:t>
+      </w:r>
+      <w:r>
+        <w:t xml:space="preserve">de qué subconjunto de niños se use para evaluar: el desempeño es estable.</w:t>
+      </w:r>
+    </w:p>
+    <w:p>
+      <w:pPr>
+        <w:pStyle w:val="BodyText"/>
+      </w:pPr>
       <w:r>
         <w:rPr>
           <w:b/>
           <w:bCs/>
         </w:rPr>
-        <w:t xml:space="preserve">AUC-ROC 0.8294</w:t>
-      </w:r>
-      <w:r>
-        <w:t xml:space="preserve"> </w:t>
-      </w:r>
-      <w:r>
-        <w:t xml:space="preserve">(IC 95%: 0.8267 – 0.8324) y</w:t>
-      </w:r>
-      <w:r>
-        <w:t xml:space="preserve"> </w:t>
-      </w:r>
-      <w:r>
-        <w:rPr>
-          <w:b/>
-          <w:bCs/>
-        </w:rPr>
-        <w:t xml:space="preserve">sensibilidad 76.43%</w:t>
-      </w:r>
-      <w:r>
-        <w:t xml:space="preserve"> </w:t>
-      </w:r>
-      <w:r>
-        <w:t xml:space="preserve">(IC 95%: 75.88% – 76.98%),</w:t>
-      </w:r>
-      <w:r>
-        <w:t xml:space="preserve"> </w:t>
-      </w:r>
-      <w:r>
-        <w:t xml:space="preserve">verificados mediante</w:t>
-      </w:r>
-      <w:r>
-        <w:t xml:space="preserve"> </w:t>
-      </w:r>
-      <w:r>
-        <w:rPr>
-          <w:i/>
-          <w:iCs/>
-        </w:rPr>
-        <w:t xml:space="preserve">bootstrap</w:t>
-      </w:r>
-      <w:r>
-        <w:t xml:space="preserve"> </w:t>
-      </w:r>
-      <w:r>
-        <w:t xml:space="preserve">de 1,000 repeticiones. El umbral de decisión es ajustable: elevando la</w:t>
-      </w:r>
-      <w:r>
-        <w:t xml:space="preserve"> </w:t>
-      </w:r>
-      <w:r>
-        <w:t xml:space="preserve">sensibilidad a ≥ 80% el sistema detecta más casos reales a costa de más falsos positivos, criterio</w:t>
-      </w:r>
-      <w:r>
-        <w:t xml:space="preserve"> </w:t>
-      </w:r>
-      <w:r>
-        <w:t xml:space="preserve">deliberado en triaje preventivo, donde no detectar a un niño desnutrido es más costoso que una visita</w:t>
-      </w:r>
-      <w:r>
-        <w:t xml:space="preserve"> </w:t>
-      </w:r>
-      <w:r>
-        <w:t xml:space="preserve">de verificación innecesaria.</w:t>
+        <w:t xml:space="preserve">Sobre el equilibrio entre cobertura y precisión.</w:t>
+      </w:r>
+      <w:r>
+        <w:t xml:space="preserve"> </w:t>
+      </w:r>
+      <w:r>
+        <w:t xml:space="preserve">El punto de corte es ajustable y los dos valores se</w:t>
+      </w:r>
+      <w:r>
+        <w:t xml:space="preserve"> </w:t>
+      </w:r>
+      <w:r>
+        <w:t xml:space="preserve">mueven en direcciones opuestas. Elevando la cobertura al 80% el sistema detecta más casos reales, pero</w:t>
+      </w:r>
+      <w:r>
+        <w:t xml:space="preserve"> </w:t>
+      </w:r>
+      <w:r>
+        <w:t xml:space="preserve">también emite más alertas que luego no se confirman. La decisión se tomó deliberadamente a favor de la</w:t>
+      </w:r>
+      <w:r>
+        <w:t xml:space="preserve"> </w:t>
+      </w:r>
+      <w:r>
+        <w:t xml:space="preserve">cobertura: en un esquema de priorización, dejar sin detectar a un niño con desnutrición es más costoso</w:t>
+      </w:r>
+      <w:r>
+        <w:t xml:space="preserve"> </w:t>
+      </w:r>
+      <w:r>
+        <w:t xml:space="preserve">que una visita de verificación innecesaria.</w:t>
       </w:r>
     </w:p>
     <w:p>
@@ -812,7 +1345,8 @@
       </w:r>
     </w:p>
     <w:bookmarkEnd w:id="10"/>
-    <w:bookmarkStart w:id="16" w:name="variables-que-intervienen-45"/>
+    <w:bookmarkEnd w:id="11"/>
+    <w:bookmarkStart w:id="17" w:name="variables-que-intervienen-45"/>
     <w:p>
       <w:pPr>
         <w:pStyle w:val="Heading2"/>
@@ -1178,7 +1712,7 @@
         <w:t xml:space="preserve">adjuntar su diccionario de valores.</w:t>
       </w:r>
     </w:p>
-    <w:bookmarkStart w:id="11" w:name="niño"/>
+    <w:bookmarkStart w:id="12" w:name="niño"/>
     <w:p>
       <w:pPr>
         <w:pStyle w:val="Heading3"/>
@@ -1525,8 +2059,8 @@
         </w:tc>
       </w:tr>
     </w:tbl>
-    <w:bookmarkEnd w:id="11"/>
-    <w:bookmarkStart w:id="12" w:name="salud-materna-embarazo-y-lactancia"/>
+    <w:bookmarkEnd w:id="12"/>
+    <w:bookmarkStart w:id="13" w:name="salud-materna-embarazo-y-lactancia"/>
     <w:p>
       <w:pPr>
         <w:pStyle w:val="Heading3"/>
@@ -2557,8 +3091,8 @@
         </w:tc>
       </w:tr>
     </w:tbl>
-    <w:bookmarkEnd w:id="12"/>
-    <w:bookmarkStart w:id="13" w:name="hogar-y-nivel-socioeconómico"/>
+    <w:bookmarkEnd w:id="13"/>
+    <w:bookmarkStart w:id="14" w:name="hogar-y-nivel-socioeconómico"/>
     <w:p>
       <w:pPr>
         <w:pStyle w:val="Heading3"/>
@@ -2675,18 +3209,18 @@
               <w:pStyle w:val="Compact"/>
             </w:pPr>
             <w:r>
-              <w:t xml:space="preserve">−215987 a 205316</w:t>
-            </w:r>
-          </w:p>
-        </w:tc>
-        <w:tc>
-          <w:tcPr/>
-          <w:p>
-            <w:pPr>
-              <w:pStyle w:val="Compact"/>
-            </w:pPr>
-            <w:r>
-              <w:t xml:space="preserve">índice de riqueza (escala INEI ×10⁵)</w:t>
+              <w:t xml:space="preserve">−2.2 a 2.2 (aprox.)</w:t>
+            </w:r>
+          </w:p>
+        </w:tc>
+        <w:tc>
+          <w:tcPr/>
+          <w:p>
+            <w:pPr>
+              <w:pStyle w:val="Compact"/>
+            </w:pPr>
+            <w:r>
+              <w:t xml:space="preserve">índice de riqueza del hogar, en desviaciones respecto a la media nacional</w:t>
             </w:r>
           </w:p>
         </w:tc>
@@ -3124,8 +3658,8 @@
         </w:tc>
       </w:tr>
     </w:tbl>
-    <w:bookmarkEnd w:id="13"/>
-    <w:bookmarkStart w:id="14" w:name="agua-saneamiento-e-higiene-wash"/>
+    <w:bookmarkEnd w:id="14"/>
+    <w:bookmarkStart w:id="15" w:name="agua-saneamiento-e-higiene-wash"/>
     <w:p>
       <w:pPr>
         <w:pStyle w:val="Heading3"/>
@@ -4009,8 +4543,8 @@
         </w:tc>
       </w:tr>
     </w:tbl>
-    <w:bookmarkEnd w:id="14"/>
-    <w:bookmarkStart w:id="15" w:name="vivienda-y-entorno"/>
+    <w:bookmarkEnd w:id="15"/>
+    <w:bookmarkStart w:id="16" w:name="vivienda-y-entorno"/>
     <w:p>
       <w:pPr>
         <w:pStyle w:val="Heading3"/>
@@ -5000,9 +5534,9 @@
         </w:tc>
       </w:tr>
     </w:tbl>
-    <w:bookmarkEnd w:id="15"/>
     <w:bookmarkEnd w:id="16"/>
-    <w:bookmarkStart w:id="20" w:name="variables-adicionales-deseables"/>
+    <w:bookmarkEnd w:id="17"/>
+    <w:bookmarkStart w:id="21" w:name="variables-adicionales-deseables"/>
     <w:p>
       <w:pPr>
         <w:pStyle w:val="Heading2"/>
@@ -5179,7 +5713,7 @@
         <w:t xml:space="preserve">precisamente donde actúa la intervención nutricional.</w:t>
       </w:r>
     </w:p>
-    <w:bookmarkStart w:id="17" w:name="Xa28ccaee8b3810007f607d5dc6ef3df53e6a5a3"/>
+    <w:bookmarkStart w:id="18" w:name="Xa28ccaee8b3810007f607d5dc6ef3df53e6a5a3"/>
     <w:p>
       <w:pPr>
         <w:pStyle w:val="Heading3"/>
@@ -5414,8 +5948,8 @@
         </w:tc>
       </w:tr>
     </w:tbl>
-    <w:bookmarkEnd w:id="17"/>
-    <w:bookmarkStart w:id="18" w:name="Xea480f4cdf50012eed58a23ba12f3601238dacf"/>
+    <w:bookmarkEnd w:id="18"/>
+    <w:bookmarkStart w:id="19" w:name="Xea480f4cdf50012eed58a23ba12f3601238dacf"/>
     <w:p>
       <w:pPr>
         <w:pStyle w:val="Heading3"/>
@@ -5625,8 +6159,8 @@
         </w:tc>
       </w:tr>
     </w:tbl>
-    <w:bookmarkEnd w:id="18"/>
-    <w:bookmarkStart w:id="19" w:name="prioridad-media-contexto-social"/>
+    <w:bookmarkEnd w:id="19"/>
+    <w:bookmarkStart w:id="20" w:name="prioridad-media-contexto-social"/>
     <w:p>
       <w:pPr>
         <w:pStyle w:val="Heading3"/>
@@ -5833,9 +6367,9 @@
         </w:pict>
       </w:r>
     </w:p>
-    <w:bookmarkEnd w:id="19"/>
     <w:bookmarkEnd w:id="20"/>
-    <w:bookmarkStart w:id="23" w:name="qué-esperamos-de-esta-validación"/>
+    <w:bookmarkEnd w:id="21"/>
+    <w:bookmarkStart w:id="24" w:name="qué-esperamos-de-esta-validación"/>
     <w:p>
       <w:pPr>
         <w:pStyle w:val="Heading2"/>
@@ -5890,7 +6424,7 @@
         <w:t xml:space="preserve">dos procesos complementarios:</w:t>
       </w:r>
     </w:p>
-    <w:bookmarkStart w:id="21" w:name="pertinencia"/>
+    <w:bookmarkStart w:id="22" w:name="pertinencia"/>
     <w:p>
       <w:pPr>
         <w:pStyle w:val="Heading3"/>
@@ -5965,8 +6499,8 @@
         <w:t xml:space="preserve">demostración y registra la sesión.</w:t>
       </w:r>
     </w:p>
-    <w:bookmarkEnd w:id="21"/>
-    <w:bookmarkStart w:id="22" w:name="replicabilidad"/>
+    <w:bookmarkEnd w:id="22"/>
+    <w:bookmarkStart w:id="23" w:name="replicabilidad"/>
     <w:p>
       <w:pPr>
         <w:pStyle w:val="Heading3"/>
@@ -6054,9 +6588,9 @@
         </w:pict>
       </w:r>
     </w:p>
-    <w:bookmarkEnd w:id="22"/>
     <w:bookmarkEnd w:id="23"/>
-    <w:bookmarkStart w:id="24" w:name="consideraciones-éticas"/>
+    <w:bookmarkEnd w:id="24"/>
+    <w:bookmarkStart w:id="25" w:name="consideraciones-éticas"/>
     <w:p>
       <w:pPr>
         <w:pStyle w:val="Heading2"/>
@@ -6128,8 +6662,8 @@
         </w:pict>
       </w:r>
     </w:p>
-    <w:bookmarkEnd w:id="24"/>
-    <w:bookmarkStart w:id="25" w:name="X391304481d104eba4e8178b9fcdf0d8c3b107bd"/>
+    <w:bookmarkEnd w:id="25"/>
+    <w:bookmarkStart w:id="26" w:name="X391304481d104eba4e8178b9fcdf0d8c3b107bd"/>
     <w:p>
       <w:pPr>
         <w:pStyle w:val="Heading2"/>
@@ -6184,8 +6718,8 @@
         </w:pict>
       </w:r>
     </w:p>
-    <w:bookmarkEnd w:id="25"/>
-    <w:bookmarkStart w:id="26" w:name="referencias-citadas"/>
+    <w:bookmarkEnd w:id="26"/>
+    <w:bookmarkStart w:id="27" w:name="referencias-citadas"/>
     <w:p>
       <w:pPr>
         <w:pStyle w:val="Heading2"/>
@@ -6350,8 +6884,8 @@
         <w:t xml:space="preserve">, 397(10282), 1388–1399.</w:t>
       </w:r>
     </w:p>
-    <w:bookmarkEnd w:id="26"/>
     <w:bookmarkEnd w:id="27"/>
+    <w:bookmarkEnd w:id="28"/>
     <w:sectPr>
       <w:footnotePr>
         <w:numRestart w:val="eachSect"/>

--- a/docs/docs/solicitud_validacion_expertos.docx
+++ b/docs/docs/solicitud_validacion_expertos.docx
@@ -90,15 +90,119 @@
           <w:b/>
           <w:bCs/>
         </w:rPr>
-        <w:t xml:space="preserve">Equipo:</w:t>
-      </w:r>
-      <w:r>
-        <w:t xml:space="preserve"> </w:t>
-      </w:r>
-      <w:r>
-        <w:t xml:space="preserve">Abel Guevara Huasco · Verónica Vergara Rojas · Pamela Vallejos Cotrina</w:t>
+        <w:t xml:space="preserve">Equipo de investigación:</w:t>
       </w:r>
     </w:p>
+    <w:tbl>
+      <w:tblPr>
+        <w:tblStyle w:val="Table"/>
+        <w:tblW w:type="auto" w:w="0"/>
+        <w:tblLook w:firstRow="1" w:lastRow="0" w:firstColumn="0" w:lastColumn="0" w:noHBand="0" w:noVBand="0" w:val="0020"/>
+      </w:tblPr>
+      <w:tblGrid>
+        <w:gridCol w:w="3960"/>
+        <w:gridCol w:w="3960"/>
+      </w:tblGrid>
+      <w:tr>
+        <w:trPr>
+          <w:tblHeader w:val="on"/>
+        </w:trPr>
+        <w:tc>
+          <w:tcPr/>
+          <w:p>
+            <w:pPr>
+              <w:pStyle w:val="Compact"/>
+            </w:pPr>
+            <w:r>
+              <w:t xml:space="preserve">Integrante</w:t>
+            </w:r>
+          </w:p>
+        </w:tc>
+        <w:tc>
+          <w:tcPr/>
+          <w:p>
+            <w:pPr>
+              <w:pStyle w:val="Compact"/>
+            </w:pPr>
+            <w:r>
+              <w:t xml:space="preserve">Correo institucional</w:t>
+            </w:r>
+          </w:p>
+        </w:tc>
+      </w:tr>
+      <w:tr>
+        <w:tc>
+          <w:tcPr/>
+          <w:p>
+            <w:pPr>
+              <w:pStyle w:val="Compact"/>
+            </w:pPr>
+            <w:r>
+              <w:t xml:space="preserve">Abel Guevara Huasco</w:t>
+            </w:r>
+          </w:p>
+        </w:tc>
+        <w:tc>
+          <w:tcPr/>
+          <w:p>
+            <w:pPr>
+              <w:pStyle w:val="Compact"/>
+            </w:pPr>
+            <w:r>
+              <w:t xml:space="preserve">abelguevara@upeu.edu.pe</w:t>
+            </w:r>
+          </w:p>
+        </w:tc>
+      </w:tr>
+      <w:tr>
+        <w:tc>
+          <w:tcPr/>
+          <w:p>
+            <w:pPr>
+              <w:pStyle w:val="Compact"/>
+            </w:pPr>
+            <w:r>
+              <w:t xml:space="preserve">Verónica Vergara Rojas</w:t>
+            </w:r>
+          </w:p>
+        </w:tc>
+        <w:tc>
+          <w:tcPr/>
+          <w:p>
+            <w:pPr>
+              <w:pStyle w:val="Compact"/>
+            </w:pPr>
+            <w:r>
+              <w:t xml:space="preserve">veronica.vergara@upeu.edu.pe</w:t>
+            </w:r>
+          </w:p>
+        </w:tc>
+      </w:tr>
+      <w:tr>
+        <w:tc>
+          <w:tcPr/>
+          <w:p>
+            <w:pPr>
+              <w:pStyle w:val="Compact"/>
+            </w:pPr>
+            <w:r>
+              <w:t xml:space="preserve">Pamela Vallejos Cotrina</w:t>
+            </w:r>
+          </w:p>
+        </w:tc>
+        <w:tc>
+          <w:tcPr/>
+          <w:p>
+            <w:pPr>
+              <w:pStyle w:val="Compact"/>
+            </w:pPr>
+            <w:r>
+              <w:t xml:space="preserve">zulin.vallejos@upeu.edu.pe</w:t>
+            </w:r>
+          </w:p>
+        </w:tc>
+      </w:tr>
+    </w:tbl>
     <w:p>
       <w:r>
         <w:pict>
@@ -6708,7 +6812,17 @@
           <w:i/>
           <w:iCs/>
         </w:rPr>
-        <w:t xml:space="preserve">Contacto: equipo de investigación — EP Ingeniería de Sistemas, Universidad Peruana Unión.</w:t>
+        <w:t xml:space="preserve">Contacto: Abel Guevara Huasco — abelguevara@upeu.edu.pe</w:t>
+      </w:r>
+      <w:r>
+        <w:t xml:space="preserve"> </w:t>
+      </w:r>
+      <w:r>
+        <w:rPr>
+          <w:i/>
+          <w:iCs/>
+        </w:rPr>
+        <w:t xml:space="preserve">EP Ingeniería de Sistemas, Universidad Peruana Unión.</w:t>
       </w:r>
     </w:p>
     <w:p>

--- a/docs/docs/solicitud_validacion_expertos.docx
+++ b/docs/docs/solicitud_validacion_expertos.docx
@@ -90,119 +90,21 @@
           <w:b/>
           <w:bCs/>
         </w:rPr>
-        <w:t xml:space="preserve">Equipo de investigación:</w:t>
+        <w:t xml:space="preserve">Equipo:</w:t>
+      </w:r>
+      <w:r>
+        <w:t xml:space="preserve"> </w:t>
+      </w:r>
+      <w:r>
+        <w:t xml:space="preserve">Abel Guevara Huasco (abelguevara@upeu.edu.pe) · Verónica Vergara Rojas</w:t>
+      </w:r>
+      <w:r>
+        <w:t xml:space="preserve"> </w:t>
+      </w:r>
+      <w:r>
+        <w:t xml:space="preserve">(veronica.vergara@upeu.edu.pe) · Pamela Vallejos Cotrina (zulin.vallejos@upeu.edu.pe)</w:t>
       </w:r>
     </w:p>
-    <w:tbl>
-      <w:tblPr>
-        <w:tblStyle w:val="Table"/>
-        <w:tblW w:type="auto" w:w="0"/>
-        <w:tblLook w:firstRow="1" w:lastRow="0" w:firstColumn="0" w:lastColumn="0" w:noHBand="0" w:noVBand="0" w:val="0020"/>
-      </w:tblPr>
-      <w:tblGrid>
-        <w:gridCol w:w="3960"/>
-        <w:gridCol w:w="3960"/>
-      </w:tblGrid>
-      <w:tr>
-        <w:trPr>
-          <w:tblHeader w:val="on"/>
-        </w:trPr>
-        <w:tc>
-          <w:tcPr/>
-          <w:p>
-            <w:pPr>
-              <w:pStyle w:val="Compact"/>
-            </w:pPr>
-            <w:r>
-              <w:t xml:space="preserve">Integrante</w:t>
-            </w:r>
-          </w:p>
-        </w:tc>
-        <w:tc>
-          <w:tcPr/>
-          <w:p>
-            <w:pPr>
-              <w:pStyle w:val="Compact"/>
-            </w:pPr>
-            <w:r>
-              <w:t xml:space="preserve">Correo institucional</w:t>
-            </w:r>
-          </w:p>
-        </w:tc>
-      </w:tr>
-      <w:tr>
-        <w:tc>
-          <w:tcPr/>
-          <w:p>
-            <w:pPr>
-              <w:pStyle w:val="Compact"/>
-            </w:pPr>
-            <w:r>
-              <w:t xml:space="preserve">Abel Guevara Huasco</w:t>
-            </w:r>
-          </w:p>
-        </w:tc>
-        <w:tc>
-          <w:tcPr/>
-          <w:p>
-            <w:pPr>
-              <w:pStyle w:val="Compact"/>
-            </w:pPr>
-            <w:r>
-              <w:t xml:space="preserve">abelguevara@upeu.edu.pe</w:t>
-            </w:r>
-          </w:p>
-        </w:tc>
-      </w:tr>
-      <w:tr>
-        <w:tc>
-          <w:tcPr/>
-          <w:p>
-            <w:pPr>
-              <w:pStyle w:val="Compact"/>
-            </w:pPr>
-            <w:r>
-              <w:t xml:space="preserve">Verónica Vergara Rojas</w:t>
-            </w:r>
-          </w:p>
-        </w:tc>
-        <w:tc>
-          <w:tcPr/>
-          <w:p>
-            <w:pPr>
-              <w:pStyle w:val="Compact"/>
-            </w:pPr>
-            <w:r>
-              <w:t xml:space="preserve">veronica.vergara@upeu.edu.pe</w:t>
-            </w:r>
-          </w:p>
-        </w:tc>
-      </w:tr>
-      <w:tr>
-        <w:tc>
-          <w:tcPr/>
-          <w:p>
-            <w:pPr>
-              <w:pStyle w:val="Compact"/>
-            </w:pPr>
-            <w:r>
-              <w:t xml:space="preserve">Pamela Vallejos Cotrina</w:t>
-            </w:r>
-          </w:p>
-        </w:tc>
-        <w:tc>
-          <w:tcPr/>
-          <w:p>
-            <w:pPr>
-              <w:pStyle w:val="Compact"/>
-            </w:pPr>
-            <w:r>
-              <w:t xml:space="preserve">zulin.vallejos@upeu.edu.pe</w:t>
-            </w:r>
-          </w:p>
-        </w:tc>
-      </w:tr>
-    </w:tbl>
     <w:p>
       <w:r>
         <w:pict>
@@ -544,7 +446,7 @@
         <w:rPr>
           <w:rStyle w:val="VerbatimChar"/>
         </w:rPr>
-        <w:t xml:space="preserve">  F1["&lt;b&gt;1. Comprensión del negocio&lt;/b&gt;&lt;br/&gt;Focalización de recursos&lt;br/&gt;en salud pública"]</w:t>
+        <w:t xml:space="preserve">  F1["&lt;b&gt;1.&lt;/b&gt; Comprensión del negocio"]</w:t>
       </w:r>
       <w:r>
         <w:br/>
@@ -553,7 +455,7 @@
         <w:rPr>
           <w:rStyle w:val="VerbatimChar"/>
         </w:rPr>
-        <w:t xml:space="preserve">  F2["&lt;b&gt;2. Comprensión de los datos&lt;/b&gt;&lt;br/&gt;Auditoría de 19 años&lt;br/&gt;de ENDES"]</w:t>
+        <w:t xml:space="preserve">  F2["&lt;b&gt;2.&lt;/b&gt; Comprensión de los datos"]</w:t>
       </w:r>
       <w:r>
         <w:br/>
@@ -562,7 +464,7 @@
         <w:rPr>
           <w:rStyle w:val="VerbatimChar"/>
         </w:rPr>
-        <w:t xml:space="preserve">  F3["&lt;b&gt;3. Preparación de los datos&lt;/b&gt;&lt;br/&gt;Integración, limpieza y&lt;br/&gt;selección de variables"]</w:t>
+        <w:t xml:space="preserve">  F3["&lt;b&gt;3.&lt;/b&gt; Preparación de los datos"]</w:t>
       </w:r>
       <w:r>
         <w:br/>
@@ -571,7 +473,7 @@
         <w:rPr>
           <w:rStyle w:val="VerbatimChar"/>
         </w:rPr>
-        <w:t xml:space="preserve">  F4["&lt;b&gt;4. Modelado&lt;/b&gt;&lt;br/&gt;Seis algoritmos&lt;br/&gt;comparados"]</w:t>
+        <w:t xml:space="preserve">  F4["&lt;b&gt;4.&lt;/b&gt; Modelado"]</w:t>
       </w:r>
       <w:r>
         <w:br/>
@@ -580,7 +482,7 @@
         <w:rPr>
           <w:rStyle w:val="VerbatimChar"/>
         </w:rPr>
-        <w:t xml:space="preserve">  F5["&lt;b&gt;5. Evaluación&lt;/b&gt;&lt;br/&gt;Desempeño y&lt;br/&gt;explicabilidad"]</w:t>
+        <w:t xml:space="preserve">  F5["&lt;b&gt;5.&lt;/b&gt; Evaluación"]</w:t>
       </w:r>
       <w:r>
         <w:br/>
@@ -589,7 +491,7 @@
         <w:rPr>
           <w:rStyle w:val="VerbatimChar"/>
         </w:rPr>
-        <w:t xml:space="preserve">  F6["&lt;b&gt;6. Despliegue&lt;/b&gt;&lt;br/&gt;Aplicativo web&lt;br/&gt;de consulta"]</w:t>
+        <w:t xml:space="preserve">  F6["&lt;b&gt;6.&lt;/b&gt; Despliegue"]</w:t>
       </w:r>
       <w:r>
         <w:br/>
@@ -613,7 +515,7 @@
         <w:rPr>
           <w:rStyle w:val="VerbatimChar"/>
         </w:rPr>
-        <w:t xml:space="preserve">  F2 -. "los datos obligan a replantear el objetivo" .-&gt; F1</w:t>
+        <w:t xml:space="preserve">  F2 -. "replantear el objetivo" .-&gt; F1</w:t>
       </w:r>
       <w:r>
         <w:br/>
@@ -622,7 +524,7 @@
         <w:rPr>
           <w:rStyle w:val="VerbatimChar"/>
         </w:rPr>
-        <w:t xml:space="preserve">  F4 -. "faltan variables o requieren otro formato" .-&gt; F3</w:t>
+        <w:t xml:space="preserve">  F4 -. "faltan variables" .-&gt; F3</w:t>
       </w:r>
       <w:r>
         <w:br/>
@@ -631,7 +533,7 @@
         <w:rPr>
           <w:rStyle w:val="VerbatimChar"/>
         </w:rPr>
-        <w:t xml:space="preserve">  F5 -. "el desempeño no alcanza la meta" .-&gt; F4</w:t>
+        <w:t xml:space="preserve">  F5 -. "no alcanza la meta" .-&gt; F4</w:t>
       </w:r>
       <w:r>
         <w:br/>
@@ -640,28 +542,19 @@
         <w:rPr>
           <w:rStyle w:val="VerbatimChar"/>
         </w:rPr>
-        <w:t xml:space="preserve">  F5 -. "no responde a la necesidad" .-&gt; F1</w:t>
+        <w:t xml:space="preserve">  F6 -. "nuevas necesidades" .-&gt; F1</w:t>
       </w:r>
       <w:r>
         <w:br/>
       </w:r>
       <w:r>
+        <w:br/>
+      </w:r>
+      <w:r>
         <w:rPr>
           <w:rStyle w:val="VerbatimChar"/>
         </w:rPr>
-        <w:t xml:space="preserve">  F6 -. "el uso real revela nuevas necesidades" .-&gt; F1</w:t>
-      </w:r>
-      <w:r>
-        <w:br/>
-      </w:r>
-      <w:r>
-        <w:br/>
-      </w:r>
-      <w:r>
-        <w:rPr>
-          <w:rStyle w:val="VerbatimChar"/>
-        </w:rPr>
-        <w:t xml:space="preserve">  classDef fase fill:#eef3f9,stroke:#003366,stroke-width:1.5px,color:#1a2530</w:t>
+        <w:t xml:space="preserve">  classDef fase fill:#eef3f9,stroke:#003366,stroke-width:1.4px,color:#1a2530</w:t>
       </w:r>
       <w:r>
         <w:br/>

--- a/docs/docs/solicitud_validacion_expertos.docx
+++ b/docs/docs/solicitud_validacion_expertos.docx
@@ -6380,7 +6380,7 @@
         <w:pStyle w:val="FirstParagraph"/>
       </w:pPr>
       <w:r>
-        <w:t xml:space="preserve">Solicitamos la participación de</w:t>
+        <w:t xml:space="preserve">Solicitamos la participación de un</w:t>
       </w:r>
       <w:r>
         <w:t xml:space="preserve"> </w:t>
@@ -6390,35 +6390,157 @@
           <w:b/>
           <w:bCs/>
         </w:rPr>
-        <w:t xml:space="preserve">cinco especialistas</w:t>
-      </w:r>
-      <w:r>
-        <w:t xml:space="preserve"> </w:t>
-      </w:r>
-      <w:r>
-        <w:t xml:space="preserve">en nutrición, salud pública, epidemiología o</w:t>
-      </w:r>
-      <w:r>
-        <w:t xml:space="preserve"> </w:t>
-      </w:r>
-      <w:r>
-        <w:t xml:space="preserve">enfermería, idealmente con representación territorial (</w:t>
-      </w:r>
+        <w:t xml:space="preserve">panel multidisciplinario de cinco profesionales</w:t>
+      </w:r>
+      <w:r>
+        <w:t xml:space="preserve"> </w:t>
+      </w:r>
+      <w:r>
+        <w:t xml:space="preserve">del ámbito</w:t>
+      </w:r>
+      <w:r>
+        <w:t xml:space="preserve"> </w:t>
+      </w:r>
+      <w:r>
+        <w:t xml:space="preserve">sanitario, con el siguiente perfil:</w:t>
+      </w:r>
+    </w:p>
+    <w:tbl>
+      <w:tblPr>
+        <w:tblStyle w:val="Table"/>
+        <w:tblW w:type="auto" w:w="0"/>
+        <w:tblLook w:firstRow="1" w:lastRow="0" w:firstColumn="0" w:lastColumn="0" w:noHBand="0" w:noVBand="0" w:val="0020"/>
+      </w:tblPr>
+      <w:tblGrid>
+        <w:gridCol w:w="3960"/>
+        <w:gridCol w:w="3960"/>
+      </w:tblGrid>
+      <w:tr>
+        <w:trPr>
+          <w:tblHeader w:val="on"/>
+        </w:trPr>
+        <w:tc>
+          <w:tcPr/>
+          <w:p>
+            <w:pPr>
+              <w:pStyle w:val="Compact"/>
+            </w:pPr>
+            <w:r>
+              <w:t xml:space="preserve">Perfil</w:t>
+            </w:r>
+          </w:p>
+        </w:tc>
+        <w:tc>
+          <w:tcPr/>
+          <w:p>
+            <w:pPr>
+              <w:pStyle w:val="Compact"/>
+              <w:jc w:val="center"/>
+            </w:pPr>
+            <w:r>
+              <w:t xml:space="preserve">Cantidad</w:t>
+            </w:r>
+          </w:p>
+        </w:tc>
+      </w:tr>
+      <w:tr>
+        <w:tc>
+          <w:tcPr/>
+          <w:p>
+            <w:pPr>
+              <w:pStyle w:val="Compact"/>
+            </w:pPr>
+            <w:r>
+              <w:t xml:space="preserve">Nutricionistas</w:t>
+            </w:r>
+          </w:p>
+        </w:tc>
+        <w:tc>
+          <w:tcPr/>
+          <w:p>
+            <w:pPr>
+              <w:pStyle w:val="Compact"/>
+              <w:jc w:val="center"/>
+            </w:pPr>
+            <w:r>
+              <w:t xml:space="preserve">2</w:t>
+            </w:r>
+          </w:p>
+        </w:tc>
+      </w:tr>
+      <w:tr>
+        <w:tc>
+          <w:tcPr/>
+          <w:p>
+            <w:pPr>
+              <w:pStyle w:val="Compact"/>
+            </w:pPr>
+            <w:r>
+              <w:t xml:space="preserve">Médico</w:t>
+            </w:r>
+          </w:p>
+        </w:tc>
+        <w:tc>
+          <w:tcPr/>
+          <w:p>
+            <w:pPr>
+              <w:pStyle w:val="Compact"/>
+              <w:jc w:val="center"/>
+            </w:pPr>
+            <w:r>
+              <w:t xml:space="preserve">1</w:t>
+            </w:r>
+          </w:p>
+        </w:tc>
+      </w:tr>
+      <w:tr>
+        <w:tc>
+          <w:tcPr/>
+          <w:p>
+            <w:pPr>
+              <w:pStyle w:val="Compact"/>
+            </w:pPr>
+            <w:r>
+              <w:t xml:space="preserve">Enfermeros</w:t>
+            </w:r>
+          </w:p>
+        </w:tc>
+        <w:tc>
+          <w:tcPr/>
+          <w:p>
+            <w:pPr>
+              <w:pStyle w:val="Compact"/>
+              <w:jc w:val="center"/>
+            </w:pPr>
+            <w:r>
+              <w:t xml:space="preserve">2</w:t>
+            </w:r>
+          </w:p>
+        </w:tc>
+      </w:tr>
+    </w:tbl>
+    <w:p>
+      <w:pPr>
+        <w:pStyle w:val="BodyText"/>
+      </w:pPr>
       <w:r>
         <w:rPr>
           <w:b/>
           <w:bCs/>
         </w:rPr>
-        <w:t xml:space="preserve">2 de costa, 2 de sierra, 1 de selva</w:t>
-      </w:r>
-      <w:r>
-        <w:t xml:space="preserve">), para</w:t>
-      </w:r>
-      <w:r>
-        <w:t xml:space="preserve"> </w:t>
-      </w:r>
-      <w:r>
-        <w:t xml:space="preserve">dos procesos complementarios:</w:t>
+        <w:t xml:space="preserve">Requisitos:</w:t>
+      </w:r>
+      <w:r>
+        <w:t xml:space="preserve"> </w:t>
+      </w:r>
+      <w:r>
+        <w:t xml:space="preserve">mínimo diez años de experiencia en área asistencial y grado de maestría en salud</w:t>
+      </w:r>
+      <w:r>
+        <w:t xml:space="preserve"> </w:t>
+      </w:r>
+      <w:r>
+        <w:t xml:space="preserve">pública o áreas afines.</w:t>
       </w:r>
     </w:p>
     <w:bookmarkStart w:id="22" w:name="pertinencia"/>
@@ -6457,19 +6579,25 @@
         <w:t xml:space="preserve"> </w:t>
       </w:r>
       <w:r>
-        <w:t xml:space="preserve">especialista completará tras una demostración del aplicativo. Se evalúa si la herramienta resulta útil,</w:t>
-      </w:r>
-      <w:r>
-        <w:t xml:space="preserve"> </w:t>
-      </w:r>
-      <w:r>
-        <w:t xml:space="preserve">comprensible y aplicable en la práctica real de focalización sanitaria, y qué limitaciones o variables</w:t>
-      </w:r>
-      <w:r>
-        <w:t xml:space="preserve"> </w:t>
-      </w:r>
-      <w:r>
-        <w:t xml:space="preserve">faltantes identifica desde su experiencia profesional.</w:t>
+        <w:t xml:space="preserve">especialista completará tras una demostración del aplicativo. El instrumento se apoya en el Modelo de</w:t>
+      </w:r>
+      <w:r>
+        <w:t xml:space="preserve"> </w:t>
+      </w:r>
+      <w:r>
+        <w:t xml:space="preserve">Aceptación Tecnológica (Davis, 1989) y evalúa si la herramienta aporta información accionable para</w:t>
+      </w:r>
+      <w:r>
+        <w:t xml:space="preserve"> </w:t>
+      </w:r>
+      <w:r>
+        <w:t xml:space="preserve">priorizar la atención, qué limitaciones se identifican desde la experiencia clínica y qué variables</w:t>
+      </w:r>
+      <w:r>
+        <w:t xml:space="preserve"> </w:t>
+      </w:r>
+      <w:r>
+        <w:t xml:space="preserve">adicionales resultarían necesarias.</w:t>
       </w:r>
     </w:p>
     <w:p>
@@ -6487,13 +6615,13 @@
         <w:t xml:space="preserve"> </w:t>
       </w:r>
       <w:r>
-        <w:t xml:space="preserve">sesión virtual, coordinada según disponibilidad. El equipo provee el protocolo, conduce la</w:t>
-      </w:r>
-      <w:r>
-        <w:t xml:space="preserve"> </w:t>
-      </w:r>
-      <w:r>
-        <w:t xml:space="preserve">demostración y registra la sesión.</w:t>
+        <w:t xml:space="preserve">sesión virtual única, de aproximadamente una hora. El equipo provee el protocolo, conduce</w:t>
+      </w:r>
+      <w:r>
+        <w:t xml:space="preserve"> </w:t>
+      </w:r>
+      <w:r>
+        <w:t xml:space="preserve">la demostración y registra la sesión.</w:t>
       </w:r>
     </w:p>
     <w:bookmarkEnd w:id="22"/>
@@ -6780,6 +6908,37 @@
       </w:r>
       <w:r>
         <w:t xml:space="preserve">, 382(9890), 427–451.</w:t>
+      </w:r>
+    </w:p>
+    <w:p>
+      <w:pPr>
+        <w:pStyle w:val="Compact"/>
+        <w:numPr>
+          <w:ilvl w:val="0"/>
+          <w:numId w:val="1002"/>
+        </w:numPr>
+      </w:pPr>
+      <w:r>
+        <w:t xml:space="preserve">Davis, F. D. (1989). Perceived usefulness, perceived ease of use, and user acceptance of information</w:t>
+      </w:r>
+      <w:r>
+        <w:t xml:space="preserve"> </w:t>
+      </w:r>
+      <w:r>
+        <w:t xml:space="preserve">technology.</w:t>
+      </w:r>
+      <w:r>
+        <w:t xml:space="preserve"> </w:t>
+      </w:r>
+      <w:r>
+        <w:rPr>
+          <w:i/>
+          <w:iCs/>
+        </w:rPr>
+        <w:t xml:space="preserve">MIS Quarterly</w:t>
+      </w:r>
+      <w:r>
+        <w:t xml:space="preserve">, 13(3), 319–340.</w:t>
       </w:r>
     </w:p>
     <w:p>
